--- a/contracts/High_Caliber_Estate_Sales_Agreement.docx
+++ b/contracts/High_Caliber_Estate_Sales_Agreement.docx
@@ -4,7 +4,7 @@
   <w:body>
     <w:p>
       <w:pPr>
-        <w:spacing w:after="40"/>
+        <w:spacing w:after="30" w:line="240"/>
         <w:jc w:val="center"/>
       </w:pPr>
       <w:r>
@@ -12,15 +12,15 @@
           <w:rFonts w:ascii="Calibri" w:cs="Calibri" w:eastAsia="Calibri" w:hAnsi="Calibri"/>
           <w:b/>
           <w:bCs/>
-          <w:sz w:val="40"/>
-          <w:szCs w:val="40"/>
+          <w:sz w:val="36"/>
+          <w:szCs w:val="36"/>
         </w:rPr>
         <w:t xml:space="preserve">HIGH CALIBER ESTATE SALES LLC</w:t>
       </w:r>
     </w:p>
     <w:p>
       <w:pPr>
-        <w:spacing w:after="100"/>
+        <w:spacing w:after="55" w:line="240"/>
         <w:jc w:val="center"/>
       </w:pPr>
       <w:r>
@@ -28,50 +28,50 @@
           <w:rFonts w:ascii="Calibri" w:cs="Calibri" w:eastAsia="Calibri" w:hAnsi="Calibri"/>
           <w:i/>
           <w:iCs/>
-          <w:sz w:val="20"/>
-          <w:szCs w:val="20"/>
+          <w:sz w:val="19"/>
+          <w:szCs w:val="19"/>
         </w:rPr>
         <w:t xml:space="preserve">Professional Estate Liquidation — Serving Metro Detroit</w:t>
       </w:r>
     </w:p>
     <w:p>
       <w:pPr>
-        <w:spacing w:after="20"/>
+        <w:spacing w:after="30" w:line="240"/>
         <w:jc w:val="center"/>
       </w:pPr>
       <w:r>
         <w:rPr>
           <w:rFonts w:ascii="Calibri" w:cs="Calibri" w:eastAsia="Calibri" w:hAnsi="Calibri"/>
-          <w:sz w:val="20"/>
-          <w:szCs w:val="20"/>
+          <w:sz w:val="19"/>
+          <w:szCs w:val="19"/>
         </w:rPr>
         <w:t xml:space="preserve">32055 Wilson Drive, Warren, MI  [ZIP]</w:t>
       </w:r>
     </w:p>
     <w:p>
       <w:pPr>
-        <w:spacing w:after="20"/>
+        <w:spacing w:after="30" w:line="240"/>
         <w:jc w:val="center"/>
       </w:pPr>
       <w:r>
         <w:rPr>
           <w:rFonts w:ascii="Calibri" w:cs="Calibri" w:eastAsia="Calibri" w:hAnsi="Calibri"/>
-          <w:sz w:val="20"/>
-          <w:szCs w:val="20"/>
+          <w:sz w:val="19"/>
+          <w:szCs w:val="19"/>
         </w:rPr>
         <w:t xml:space="preserve">Phone: [PHONE]   •   Email: [EMAIL]   •   highcaliberestatesales.com</w:t>
       </w:r>
     </w:p>
     <w:p>
       <w:pPr>
-        <w:spacing w:after="160"/>
+        <w:spacing w:after="80" w:line="240"/>
         <w:jc w:val="center"/>
       </w:pPr>
       <w:r>
         <w:rPr>
           <w:rFonts w:ascii="Calibri" w:cs="Calibri" w:eastAsia="Calibri" w:hAnsi="Calibri"/>
-          <w:sz w:val="20"/>
-          <w:szCs w:val="20"/>
+          <w:sz w:val="19"/>
+          <w:szCs w:val="19"/>
         </w:rPr>
         <w:t xml:space="preserve">Owner: [OWNER NAME]</w:t>
       </w:r>
@@ -81,7 +81,7 @@
         <w:pBdr>
           <w:bottom w:val="single" w:color="000000" w:sz="6" w:space="1"/>
         </w:pBdr>
-        <w:spacing w:after="160"/>
+        <w:spacing w:after="90"/>
       </w:pPr>
       <w:r>
         <w:rPr>
@@ -94,7 +94,7 @@
     </w:p>
     <w:p>
       <w:pPr>
-        <w:spacing w:after="240"/>
+        <w:spacing w:after="150" w:line="240"/>
         <w:jc w:val="center"/>
       </w:pPr>
       <w:r>
@@ -102,166 +102,517 @@
           <w:rFonts w:ascii="Calibri" w:cs="Calibri" w:eastAsia="Calibri" w:hAnsi="Calibri"/>
           <w:b/>
           <w:bCs/>
-          <w:sz w:val="28"/>
-          <w:szCs w:val="28"/>
+          <w:sz w:val="27"/>
+          <w:szCs w:val="27"/>
         </w:rPr>
         <w:t xml:space="preserve">AGREEMENT TO CONDUCT ESTATE SALE</w:t>
       </w:r>
     </w:p>
-    <w:p>
-      <w:pPr>
-        <w:spacing w:after="160" w:line="300"/>
-      </w:pPr>
-      <w:r>
-        <w:rPr>
-          <w:rFonts w:ascii="Calibri" w:cs="Calibri" w:eastAsia="Calibri" w:hAnsi="Calibri"/>
-          <w:sz w:val="21"/>
-          <w:szCs w:val="21"/>
-        </w:rPr>
-        <w:t xml:space="preserve">Start Date of Services: </w:t>
-      </w:r>
-      <w:r>
-        <w:rPr>
-          <w:rFonts w:ascii="Calibri" w:cs="Calibri" w:eastAsia="Calibri" w:hAnsi="Calibri"/>
+    <w:tbl>
+      <w:tblPr>
+        <w:tblW w:type="dxa" w:w="10400"/>
+        <w:tblBorders>
+          <w:top w:val="none" w:color="FFFFFF" w:sz="0"/>
+          <w:left w:val="none" w:color="FFFFFF" w:sz="0"/>
+          <w:bottom w:val="none" w:color="FFFFFF" w:sz="0"/>
+          <w:right w:val="none" w:color="FFFFFF" w:sz="0"/>
+          <w:insideH w:val="none" w:color="FFFFFF" w:sz="0"/>
+          <w:insideV w:val="none" w:color="FFFFFF" w:sz="0"/>
+        </w:tblBorders>
+      </w:tblPr>
+      <w:tblGrid>
+        <w:gridCol w:w="2950"/>
+        <w:gridCol w:w="7490"/>
+      </w:tblGrid>
+      <w:tr>
+        <w:tc>
+          <w:tcPr>
+            <w:tcW w:type="dxa" w:w="2950"/>
+            <w:tcBorders>
+              <w:top w:val="none" w:color="FFFFFF" w:sz="0"/>
+              <w:left w:val="none" w:color="FFFFFF" w:sz="0"/>
+              <w:bottom w:val="none" w:color="FFFFFF" w:sz="0"/>
+              <w:right w:val="none" w:color="FFFFFF" w:sz="0"/>
+            </w:tcBorders>
+            <w:tcMar>
+              <w:top w:type="dxa" w:w="20"/>
+              <w:left w:type="dxa" w:w="0"/>
+              <w:bottom w:type="dxa" w:w="20"/>
+              <w:right w:type="dxa" w:w="100"/>
+            </w:tcMar>
+            <w:vAlign w:val="bottom"/>
+          </w:tcPr>
+          <w:p>
+            <w:pPr>
+              <w:spacing w:after="0" w:line="240"/>
+            </w:pPr>
+            <w:r>
+              <w:rPr>
+                <w:rFonts w:ascii="Calibri" w:cs="Calibri" w:eastAsia="Calibri" w:hAnsi="Calibri"/>
+                <w:b/>
+                <w:bCs/>
+                <w:sz w:val="21"/>
+                <w:szCs w:val="21"/>
+              </w:rPr>
+              <w:t xml:space="preserve">Start Date of Services:</w:t>
+            </w:r>
+          </w:p>
+        </w:tc>
+        <w:tc>
+          <w:tcPr>
+            <w:tcW w:type="dxa" w:w="7490"/>
+            <w:tcBorders>
+              <w:top w:val="none" w:color="FFFFFF" w:sz="0"/>
+              <w:left w:val="none" w:color="FFFFFF" w:sz="0"/>
+              <w:bottom w:val="single" w:color="000000" w:sz="6"/>
+              <w:right w:val="none" w:color="FFFFFF" w:sz="0"/>
+            </w:tcBorders>
+            <w:tcMar>
+              <w:top w:type="dxa" w:w="20"/>
+              <w:left w:type="dxa" w:w="0"/>
+              <w:bottom w:type="dxa" w:w="20"/>
+              <w:right w:type="dxa" w:w="100"/>
+            </w:tcMar>
+            <w:vAlign w:val="bottom"/>
+          </w:tcPr>
+          <w:p>
+            <w:pPr>
+              <w:spacing w:after="0" w:line="240"/>
+            </w:pPr>
+            <w:r>
+              <w:rPr>
+                <w:rFonts w:ascii="Calibri" w:cs="Calibri" w:eastAsia="Calibri" w:hAnsi="Calibri"/>
+                <w:sz w:val="21"/>
+                <w:szCs w:val="21"/>
+              </w:rPr>
+              <w:t xml:space="preserve"/>
+            </w:r>
+          </w:p>
+        </w:tc>
+      </w:tr>
+      <w:tr>
+        <w:tc>
+          <w:tcPr>
+            <w:tcW w:type="dxa" w:w="2950"/>
+            <w:tcBorders>
+              <w:top w:val="none" w:color="FFFFFF" w:sz="0"/>
+              <w:left w:val="none" w:color="FFFFFF" w:sz="0"/>
+              <w:bottom w:val="none" w:color="FFFFFF" w:sz="0"/>
+              <w:right w:val="none" w:color="FFFFFF" w:sz="0"/>
+            </w:tcBorders>
+            <w:tcMar>
+              <w:top w:type="dxa" w:w="20"/>
+              <w:left w:type="dxa" w:w="0"/>
+              <w:bottom w:type="dxa" w:w="20"/>
+              <w:right w:type="dxa" w:w="100"/>
+            </w:tcMar>
+            <w:vAlign w:val="bottom"/>
+          </w:tcPr>
+          <w:p>
+            <w:pPr>
+              <w:spacing w:after="0" w:line="240"/>
+            </w:pPr>
+            <w:r>
+              <w:rPr>
+                <w:rFonts w:ascii="Calibri" w:cs="Calibri" w:eastAsia="Calibri" w:hAnsi="Calibri"/>
+                <w:b/>
+                <w:bCs/>
+                <w:sz w:val="21"/>
+                <w:szCs w:val="21"/>
+              </w:rPr>
+              <w:t xml:space="preserve">Date(s) of Sale:</w:t>
+            </w:r>
+          </w:p>
+        </w:tc>
+        <w:tc>
+          <w:tcPr>
+            <w:tcW w:type="dxa" w:w="7490"/>
+            <w:tcBorders>
+              <w:top w:val="none" w:color="FFFFFF" w:sz="0"/>
+              <w:left w:val="none" w:color="FFFFFF" w:sz="0"/>
+              <w:bottom w:val="single" w:color="000000" w:sz="6"/>
+              <w:right w:val="none" w:color="FFFFFF" w:sz="0"/>
+            </w:tcBorders>
+            <w:tcMar>
+              <w:top w:type="dxa" w:w="20"/>
+              <w:left w:type="dxa" w:w="0"/>
+              <w:bottom w:type="dxa" w:w="20"/>
+              <w:right w:type="dxa" w:w="100"/>
+            </w:tcMar>
+            <w:vAlign w:val="bottom"/>
+          </w:tcPr>
+          <w:p>
+            <w:pPr>
+              <w:spacing w:after="0" w:line="240"/>
+            </w:pPr>
+            <w:r>
+              <w:rPr>
+                <w:rFonts w:ascii="Calibri" w:cs="Calibri" w:eastAsia="Calibri" w:hAnsi="Calibri"/>
+                <w:sz w:val="21"/>
+                <w:szCs w:val="21"/>
+              </w:rPr>
+              <w:t xml:space="preserve"/>
+            </w:r>
+          </w:p>
+        </w:tc>
+      </w:tr>
+    </w:tbl>
+    <w:p>
+      <w:pPr>
+        <w:spacing w:after="70" w:line="120"/>
+      </w:pPr>
+      <w:r>
+        <w:rPr>
+          <w:rFonts w:ascii="Calibri" w:cs="Calibri" w:eastAsia="Calibri" w:hAnsi="Calibri"/>
+          <w:sz w:val="21"/>
+          <w:szCs w:val="21"/>
+        </w:rPr>
+        <w:t xml:space="preserve"/>
+      </w:r>
+    </w:p>
+    <w:p>
+      <w:pPr>
+        <w:spacing w:after="110" w:line="250"/>
+      </w:pPr>
+      <w:r>
+        <w:rPr>
+          <w:rFonts w:ascii="Calibri" w:cs="Calibri" w:eastAsia="Calibri" w:hAnsi="Calibri"/>
+          <w:sz w:val="21"/>
+          <w:szCs w:val="21"/>
+        </w:rPr>
+        <w:t xml:space="preserve">Thank you for selecting High Caliber Estate Sales LLC to liquidate the contents of the estate known as:</w:t>
+      </w:r>
+    </w:p>
+    <w:tbl>
+      <w:tblPr>
+        <w:tblW w:type="dxa" w:w="10400"/>
+        <w:tblBorders>
+          <w:top w:val="none" w:color="FFFFFF" w:sz="0"/>
+          <w:left w:val="none" w:color="FFFFFF" w:sz="0"/>
+          <w:bottom w:val="none" w:color="FFFFFF" w:sz="0"/>
+          <w:right w:val="none" w:color="FFFFFF" w:sz="0"/>
+          <w:insideH w:val="none" w:color="FFFFFF" w:sz="0"/>
+          <w:insideV w:val="none" w:color="FFFFFF" w:sz="0"/>
+        </w:tblBorders>
+      </w:tblPr>
+      <w:tblGrid>
+        <w:gridCol w:w="1150"/>
+        <w:gridCol w:w="9290"/>
+      </w:tblGrid>
+      <w:tr>
+        <w:tc>
+          <w:tcPr>
+            <w:tcW w:type="dxa" w:w="1150"/>
+            <w:tcBorders>
+              <w:top w:val="none" w:color="FFFFFF" w:sz="0"/>
+              <w:left w:val="none" w:color="FFFFFF" w:sz="0"/>
+              <w:bottom w:val="none" w:color="FFFFFF" w:sz="0"/>
+              <w:right w:val="none" w:color="FFFFFF" w:sz="0"/>
+            </w:tcBorders>
+            <w:tcMar>
+              <w:top w:type="dxa" w:w="20"/>
+              <w:left w:type="dxa" w:w="0"/>
+              <w:bottom w:type="dxa" w:w="20"/>
+              <w:right w:type="dxa" w:w="100"/>
+            </w:tcMar>
+            <w:vAlign w:val="bottom"/>
+          </w:tcPr>
+          <w:p>
+            <w:pPr>
+              <w:spacing w:after="0" w:line="240"/>
+            </w:pPr>
+            <w:r>
+              <w:rPr>
+                <w:rFonts w:ascii="Calibri" w:cs="Calibri" w:eastAsia="Calibri" w:hAnsi="Calibri"/>
+                <w:b/>
+                <w:bCs/>
+                <w:sz w:val="21"/>
+                <w:szCs w:val="21"/>
+              </w:rPr>
+              <w:t xml:space="preserve">Address:</w:t>
+            </w:r>
+          </w:p>
+        </w:tc>
+        <w:tc>
+          <w:tcPr>
+            <w:tcW w:type="dxa" w:w="9290"/>
+            <w:tcBorders>
+              <w:top w:val="none" w:color="FFFFFF" w:sz="0"/>
+              <w:left w:val="none" w:color="FFFFFF" w:sz="0"/>
+              <w:bottom w:val="single" w:color="000000" w:sz="6"/>
+              <w:right w:val="none" w:color="FFFFFF" w:sz="0"/>
+            </w:tcBorders>
+            <w:tcMar>
+              <w:top w:type="dxa" w:w="20"/>
+              <w:left w:type="dxa" w:w="0"/>
+              <w:bottom w:type="dxa" w:w="20"/>
+              <w:right w:type="dxa" w:w="100"/>
+            </w:tcMar>
+            <w:vAlign w:val="bottom"/>
+          </w:tcPr>
+          <w:p>
+            <w:pPr>
+              <w:spacing w:after="0" w:line="240"/>
+            </w:pPr>
+            <w:r>
+              <w:rPr>
+                <w:rFonts w:ascii="Calibri" w:cs="Calibri" w:eastAsia="Calibri" w:hAnsi="Calibri"/>
+                <w:sz w:val="21"/>
+                <w:szCs w:val="21"/>
+              </w:rPr>
+              <w:t xml:space="preserve"/>
+            </w:r>
+          </w:p>
+        </w:tc>
+      </w:tr>
+    </w:tbl>
+    <w:tbl>
+      <w:tblPr>
+        <w:tblW w:type="dxa" w:w="10400"/>
+        <w:tblBorders>
+          <w:top w:val="none" w:color="FFFFFF" w:sz="0"/>
+          <w:left w:val="none" w:color="FFFFFF" w:sz="0"/>
+          <w:bottom w:val="none" w:color="FFFFFF" w:sz="0"/>
+          <w:right w:val="none" w:color="FFFFFF" w:sz="0"/>
+          <w:insideH w:val="none" w:color="FFFFFF" w:sz="0"/>
+          <w:insideV w:val="none" w:color="FFFFFF" w:sz="0"/>
+        </w:tblBorders>
+      </w:tblPr>
+      <w:tblGrid>
+        <w:gridCol w:w="750"/>
+        <w:gridCol w:w="4300"/>
+        <w:gridCol w:w="900"/>
+        <w:gridCol w:w="1400"/>
+        <w:gridCol w:w="640"/>
+        <w:gridCol w:w="2450"/>
+      </w:tblGrid>
+      <w:tr>
+        <w:tc>
+          <w:tcPr>
+            <w:tcW w:type="dxa" w:w="750"/>
+            <w:tcBorders>
+              <w:top w:val="none" w:color="FFFFFF" w:sz="0"/>
+              <w:left w:val="none" w:color="FFFFFF" w:sz="0"/>
+              <w:bottom w:val="none" w:color="FFFFFF" w:sz="0"/>
+              <w:right w:val="none" w:color="FFFFFF" w:sz="0"/>
+            </w:tcBorders>
+            <w:tcMar>
+              <w:top w:type="dxa" w:w="20"/>
+              <w:left w:type="dxa" w:w="0"/>
+              <w:bottom w:type="dxa" w:w="20"/>
+              <w:right w:type="dxa" w:w="100"/>
+            </w:tcMar>
+            <w:vAlign w:val="bottom"/>
+          </w:tcPr>
+          <w:p>
+            <w:pPr>
+              <w:spacing w:after="0" w:line="240"/>
+            </w:pPr>
+            <w:r>
+              <w:rPr>
+                <w:rFonts w:ascii="Calibri" w:cs="Calibri" w:eastAsia="Calibri" w:hAnsi="Calibri"/>
+                <w:b/>
+                <w:bCs/>
+                <w:sz w:val="21"/>
+                <w:szCs w:val="21"/>
+              </w:rPr>
+              <w:t xml:space="preserve">City:</w:t>
+            </w:r>
+          </w:p>
+        </w:tc>
+        <w:tc>
+          <w:tcPr>
+            <w:tcW w:type="dxa" w:w="4300"/>
+            <w:tcBorders>
+              <w:top w:val="none" w:color="FFFFFF" w:sz="0"/>
+              <w:left w:val="none" w:color="FFFFFF" w:sz="0"/>
+              <w:bottom w:val="single" w:color="000000" w:sz="6"/>
+              <w:right w:val="none" w:color="FFFFFF" w:sz="0"/>
+            </w:tcBorders>
+            <w:tcMar>
+              <w:top w:type="dxa" w:w="20"/>
+              <w:left w:type="dxa" w:w="0"/>
+              <w:bottom w:type="dxa" w:w="20"/>
+              <w:right w:type="dxa" w:w="100"/>
+            </w:tcMar>
+            <w:vAlign w:val="bottom"/>
+          </w:tcPr>
+          <w:p>
+            <w:pPr>
+              <w:spacing w:after="0" w:line="240"/>
+            </w:pPr>
+            <w:r>
+              <w:rPr>
+                <w:rFonts w:ascii="Calibri" w:cs="Calibri" w:eastAsia="Calibri" w:hAnsi="Calibri"/>
+                <w:sz w:val="21"/>
+                <w:szCs w:val="21"/>
+              </w:rPr>
+              <w:t xml:space="preserve"/>
+            </w:r>
+          </w:p>
+        </w:tc>
+        <w:tc>
+          <w:tcPr>
+            <w:tcW w:type="dxa" w:w="900"/>
+            <w:tcBorders>
+              <w:top w:val="none" w:color="FFFFFF" w:sz="0"/>
+              <w:left w:val="none" w:color="FFFFFF" w:sz="0"/>
+              <w:bottom w:val="none" w:color="FFFFFF" w:sz="0"/>
+              <w:right w:val="none" w:color="FFFFFF" w:sz="0"/>
+            </w:tcBorders>
+            <w:tcMar>
+              <w:top w:type="dxa" w:w="20"/>
+              <w:left w:type="dxa" w:w="0"/>
+              <w:bottom w:type="dxa" w:w="20"/>
+              <w:right w:type="dxa" w:w="100"/>
+            </w:tcMar>
+            <w:vAlign w:val="bottom"/>
+          </w:tcPr>
+          <w:p>
+            <w:pPr>
+              <w:spacing w:after="0" w:line="240"/>
+            </w:pPr>
+            <w:r>
+              <w:rPr>
+                <w:rFonts w:ascii="Calibri" w:cs="Calibri" w:eastAsia="Calibri" w:hAnsi="Calibri"/>
+                <w:b/>
+                <w:bCs/>
+                <w:sz w:val="21"/>
+                <w:szCs w:val="21"/>
+              </w:rPr>
+              <w:t xml:space="preserve">State:</w:t>
+            </w:r>
+          </w:p>
+        </w:tc>
+        <w:tc>
+          <w:tcPr>
+            <w:tcW w:type="dxa" w:w="1400"/>
+            <w:tcBorders>
+              <w:top w:val="none" w:color="FFFFFF" w:sz="0"/>
+              <w:left w:val="none" w:color="FFFFFF" w:sz="0"/>
+              <w:bottom w:val="single" w:color="000000" w:sz="6"/>
+              <w:right w:val="none" w:color="FFFFFF" w:sz="0"/>
+            </w:tcBorders>
+            <w:tcMar>
+              <w:top w:type="dxa" w:w="20"/>
+              <w:left w:type="dxa" w:w="0"/>
+              <w:bottom w:type="dxa" w:w="20"/>
+              <w:right w:type="dxa" w:w="100"/>
+            </w:tcMar>
+            <w:vAlign w:val="bottom"/>
+          </w:tcPr>
+          <w:p>
+            <w:pPr>
+              <w:spacing w:after="0" w:line="240"/>
+            </w:pPr>
+            <w:r>
+              <w:rPr>
+                <w:rFonts w:ascii="Calibri" w:cs="Calibri" w:eastAsia="Calibri" w:hAnsi="Calibri"/>
+                <w:sz w:val="21"/>
+                <w:szCs w:val="21"/>
+              </w:rPr>
+              <w:t xml:space="preserve"/>
+            </w:r>
+          </w:p>
+        </w:tc>
+        <w:tc>
+          <w:tcPr>
+            <w:tcW w:type="dxa" w:w="640"/>
+            <w:tcBorders>
+              <w:top w:val="none" w:color="FFFFFF" w:sz="0"/>
+              <w:left w:val="none" w:color="FFFFFF" w:sz="0"/>
+              <w:bottom w:val="none" w:color="FFFFFF" w:sz="0"/>
+              <w:right w:val="none" w:color="FFFFFF" w:sz="0"/>
+            </w:tcBorders>
+            <w:tcMar>
+              <w:top w:type="dxa" w:w="20"/>
+              <w:left w:type="dxa" w:w="0"/>
+              <w:bottom w:type="dxa" w:w="20"/>
+              <w:right w:type="dxa" w:w="100"/>
+            </w:tcMar>
+            <w:vAlign w:val="bottom"/>
+          </w:tcPr>
+          <w:p>
+            <w:pPr>
+              <w:spacing w:after="0" w:line="240"/>
+            </w:pPr>
+            <w:r>
+              <w:rPr>
+                <w:rFonts w:ascii="Calibri" w:cs="Calibri" w:eastAsia="Calibri" w:hAnsi="Calibri"/>
+                <w:b/>
+                <w:bCs/>
+                <w:sz w:val="21"/>
+                <w:szCs w:val="21"/>
+              </w:rPr>
+              <w:t xml:space="preserve">Zip:</w:t>
+            </w:r>
+          </w:p>
+        </w:tc>
+        <w:tc>
+          <w:tcPr>
+            <w:tcW w:type="dxa" w:w="2450"/>
+            <w:tcBorders>
+              <w:top w:val="none" w:color="FFFFFF" w:sz="0"/>
+              <w:left w:val="none" w:color="FFFFFF" w:sz="0"/>
+              <w:bottom w:val="single" w:color="000000" w:sz="6"/>
+              <w:right w:val="none" w:color="FFFFFF" w:sz="0"/>
+            </w:tcBorders>
+            <w:tcMar>
+              <w:top w:type="dxa" w:w="20"/>
+              <w:left w:type="dxa" w:w="0"/>
+              <w:bottom w:type="dxa" w:w="20"/>
+              <w:right w:type="dxa" w:w="100"/>
+            </w:tcMar>
+            <w:vAlign w:val="bottom"/>
+          </w:tcPr>
+          <w:p>
+            <w:pPr>
+              <w:spacing w:after="0" w:line="240"/>
+            </w:pPr>
+            <w:r>
+              <w:rPr>
+                <w:rFonts w:ascii="Calibri" w:cs="Calibri" w:eastAsia="Calibri" w:hAnsi="Calibri"/>
+                <w:sz w:val="21"/>
+                <w:szCs w:val="21"/>
+              </w:rPr>
+              <w:t xml:space="preserve"/>
+            </w:r>
+          </w:p>
+        </w:tc>
+      </w:tr>
+    </w:tbl>
+    <w:p>
+      <w:pPr>
+        <w:spacing w:after="90" w:line="120"/>
+      </w:pPr>
+      <w:r>
+        <w:rPr>
+          <w:rFonts w:ascii="Calibri" w:cs="Calibri" w:eastAsia="Calibri" w:hAnsi="Calibri"/>
+          <w:sz w:val="21"/>
+          <w:szCs w:val="21"/>
+        </w:rPr>
+        <w:t xml:space="preserve"/>
+      </w:r>
+    </w:p>
+    <w:p>
+      <w:pPr>
+        <w:spacing w:after="110" w:line="250"/>
+      </w:pPr>
+      <w:r>
+        <w:rPr>
+          <w:rFonts w:ascii="Calibri" w:cs="Calibri" w:eastAsia="Calibri" w:hAnsi="Calibri"/>
+          <w:b/>
+          <w:bCs/>
           <w:sz w:val="21"/>
           <w:szCs w:val="21"/>
           <w:u w:val="single"/>
         </w:rPr>
-        <w:t xml:space="preserve">                                  </w:t>
-      </w:r>
-    </w:p>
-    <w:p>
-      <w:pPr>
-        <w:spacing w:after="160" w:line="300"/>
-      </w:pPr>
-      <w:r>
-        <w:rPr>
-          <w:rFonts w:ascii="Calibri" w:cs="Calibri" w:eastAsia="Calibri" w:hAnsi="Calibri"/>
-          <w:sz w:val="21"/>
-          <w:szCs w:val="21"/>
-        </w:rPr>
-        <w:t xml:space="preserve">Date(s) of Sale: </w:t>
-      </w:r>
-      <w:r>
-        <w:rPr>
-          <w:rFonts w:ascii="Calibri" w:cs="Calibri" w:eastAsia="Calibri" w:hAnsi="Calibri"/>
-          <w:sz w:val="21"/>
-          <w:szCs w:val="21"/>
-          <w:u w:val="single"/>
-        </w:rPr>
-        <w:t xml:space="preserve">                                        </w:t>
-      </w:r>
-    </w:p>
-    <w:p>
-      <w:pPr>
-        <w:spacing w:after="160" w:line="252"/>
-      </w:pPr>
-      <w:r>
-        <w:rPr>
-          <w:rFonts w:ascii="Calibri" w:cs="Calibri" w:eastAsia="Calibri" w:hAnsi="Calibri"/>
-          <w:sz w:val="21"/>
-          <w:szCs w:val="21"/>
-        </w:rPr>
-        <w:t xml:space="preserve">Thank you for selecting High Caliber Estate Sales LLC to liquidate the contents of the estate known as:</w:t>
-      </w:r>
-    </w:p>
-    <w:p>
-      <w:pPr>
-        <w:spacing w:after="160" w:line="300"/>
-      </w:pPr>
-      <w:r>
-        <w:rPr>
-          <w:rFonts w:ascii="Calibri" w:cs="Calibri" w:eastAsia="Calibri" w:hAnsi="Calibri"/>
-          <w:sz w:val="21"/>
-          <w:szCs w:val="21"/>
-        </w:rPr>
-        <w:t xml:space="preserve">Address: </w:t>
-      </w:r>
-      <w:r>
-        <w:rPr>
-          <w:rFonts w:ascii="Calibri" w:cs="Calibri" w:eastAsia="Calibri" w:hAnsi="Calibri"/>
-          <w:sz w:val="21"/>
-          <w:szCs w:val="21"/>
-          <w:u w:val="single"/>
-        </w:rPr>
-        <w:t xml:space="preserve">                                                            </w:t>
-      </w:r>
-    </w:p>
-    <w:p>
-      <w:pPr>
-        <w:spacing w:after="200" w:line="300"/>
-      </w:pPr>
-      <w:r>
-        <w:rPr>
-          <w:rFonts w:ascii="Calibri" w:cs="Calibri" w:eastAsia="Calibri" w:hAnsi="Calibri"/>
-          <w:sz w:val="21"/>
-          <w:szCs w:val="21"/>
-        </w:rPr>
-        <w:t xml:space="preserve">City: </w:t>
-      </w:r>
-      <w:r>
-        <w:rPr>
-          <w:rFonts w:ascii="Calibri" w:cs="Calibri" w:eastAsia="Calibri" w:hAnsi="Calibri"/>
-          <w:sz w:val="21"/>
-          <w:szCs w:val="21"/>
-          <w:u w:val="single"/>
-        </w:rPr>
-        <w:t xml:space="preserve">                            </w:t>
-      </w:r>
-      <w:r>
-        <w:rPr>
-          <w:rFonts w:ascii="Calibri" w:cs="Calibri" w:eastAsia="Calibri" w:hAnsi="Calibri"/>
-          <w:sz w:val="21"/>
-          <w:szCs w:val="21"/>
-        </w:rPr>
-        <w:t xml:space="preserve">   State: </w:t>
-      </w:r>
-      <w:r>
-        <w:rPr>
-          <w:rFonts w:ascii="Calibri" w:cs="Calibri" w:eastAsia="Calibri" w:hAnsi="Calibri"/>
-          <w:sz w:val="21"/>
-          <w:szCs w:val="21"/>
-          <w:u w:val="single"/>
-        </w:rPr>
-        <w:t xml:space="preserve">        </w:t>
-      </w:r>
-      <w:r>
-        <w:rPr>
-          <w:rFonts w:ascii="Calibri" w:cs="Calibri" w:eastAsia="Calibri" w:hAnsi="Calibri"/>
-          <w:sz w:val="21"/>
-          <w:szCs w:val="21"/>
-        </w:rPr>
-        <w:t xml:space="preserve">   Zip: </w:t>
-      </w:r>
-      <w:r>
-        <w:rPr>
-          <w:rFonts w:ascii="Calibri" w:cs="Calibri" w:eastAsia="Calibri" w:hAnsi="Calibri"/>
-          <w:sz w:val="21"/>
-          <w:szCs w:val="21"/>
-          <w:u w:val="single"/>
-        </w:rPr>
-        <w:t xml:space="preserve">            </w:t>
-      </w:r>
-    </w:p>
-    <w:p>
-      <w:pPr>
-        <w:spacing w:after="200"/>
-      </w:pPr>
-      <w:r>
-        <w:rPr>
-          <w:rFonts w:ascii="Calibri" w:cs="Calibri" w:eastAsia="Calibri" w:hAnsi="Calibri"/>
-          <w:b/>
-          <w:bCs/>
-          <w:sz w:val="21"/>
-          <w:szCs w:val="21"/>
-          <w:u w:val="single"/>
-        </w:rPr>
         <w:t xml:space="preserve">The Estate Sale will be held ON SITE.</w:t>
       </w:r>
     </w:p>
     <w:p>
       <w:pPr>
-        <w:spacing w:after="200" w:line="252"/>
+        <w:spacing w:after="110" w:line="250"/>
       </w:pPr>
       <w:r>
         <w:rPr>
@@ -303,14 +654,13 @@
     <w:p>
       <w:pPr>
         <w:keepNext/>
-        <w:spacing w:after="160" w:before="200"/>
-      </w:pPr>
-      <w:r>
-        <w:rPr>
-          <w:rFonts w:ascii="Calibri" w:cs="Calibri" w:eastAsia="Calibri" w:hAnsi="Calibri"/>
-          <w:b/>
-          <w:bCs/>
-          <w:caps w:val="false"/>
+        <w:spacing w:after="130" w:before="150"/>
+      </w:pPr>
+      <w:r>
+        <w:rPr>
+          <w:rFonts w:ascii="Calibri" w:cs="Calibri" w:eastAsia="Calibri" w:hAnsi="Calibri"/>
+          <w:b/>
+          <w:bCs/>
           <w:sz w:val="24"/>
           <w:szCs w:val="24"/>
         </w:rPr>
@@ -319,7 +669,7 @@
     </w:p>
     <w:p>
       <w:pPr>
-        <w:spacing w:after="160" w:line="252"/>
+        <w:spacing w:after="110" w:line="250"/>
         <w:ind w:left="360" w:hanging="360"/>
       </w:pPr>
       <w:r>
@@ -330,7 +680,7 @@
           <w:sz w:val="21"/>
           <w:szCs w:val="21"/>
         </w:rPr>
-        <w:t xml:space="preserve">1) </w:t>
+        <w:t xml:space="preserve">1) </w:t>
       </w:r>
       <w:r>
         <w:rPr>
@@ -343,7 +693,7 @@
     </w:p>
     <w:p>
       <w:pPr>
-        <w:spacing w:after="200" w:line="252"/>
+        <w:spacing w:after="140" w:line="250"/>
         <w:ind w:left="360"/>
       </w:pPr>
       <w:r>
@@ -364,12 +714,12 @@
           <w:sz w:val="21"/>
           <w:szCs w:val="21"/>
         </w:rPr>
-        <w:t xml:space="preserve">___________</w:t>
-      </w:r>
-    </w:p>
-    <w:p>
-      <w:pPr>
-        <w:spacing w:after="160" w:line="252"/>
+        <w:t xml:space="preserve">______________________</w:t>
+      </w:r>
+    </w:p>
+    <w:p>
+      <w:pPr>
+        <w:spacing w:after="110" w:line="250"/>
       </w:pPr>
       <w:r>
         <w:rPr>
@@ -382,7 +732,7 @@
     </w:p>
     <w:p>
       <w:pPr>
-        <w:spacing w:after="120" w:line="252"/>
+        <w:spacing w:after="100" w:line="250"/>
       </w:pPr>
       <w:r>
         <w:rPr>
@@ -398,7 +748,7 @@
     </w:p>
     <w:p>
       <w:pPr>
-        <w:spacing w:after="200" w:line="252"/>
+        <w:spacing w:after="140" w:line="250"/>
         <w:ind w:left="360"/>
       </w:pPr>
       <w:r>
@@ -419,12 +769,12 @@
           <w:sz w:val="21"/>
           <w:szCs w:val="21"/>
         </w:rPr>
-        <w:t xml:space="preserve">___________</w:t>
-      </w:r>
-    </w:p>
-    <w:p>
-      <w:pPr>
-        <w:spacing w:after="120" w:line="252"/>
+        <w:t xml:space="preserve">______________________</w:t>
+      </w:r>
+    </w:p>
+    <w:p>
+      <w:pPr>
+        <w:spacing w:after="100" w:line="250"/>
       </w:pPr>
       <w:r>
         <w:rPr>
@@ -439,7 +789,7 @@
     </w:p>
     <w:p>
       <w:pPr>
-        <w:spacing w:after="200" w:line="252"/>
+        <w:spacing w:after="140" w:line="250"/>
         <w:ind w:left="360"/>
       </w:pPr>
       <w:r>
@@ -460,12 +810,12 @@
           <w:sz w:val="21"/>
           <w:szCs w:val="21"/>
         </w:rPr>
-        <w:t xml:space="preserve">___________</w:t>
-      </w:r>
-    </w:p>
-    <w:p>
-      <w:pPr>
-        <w:spacing w:after="160" w:line="252"/>
+        <w:t xml:space="preserve">______________________</w:t>
+      </w:r>
+    </w:p>
+    <w:p>
+      <w:pPr>
+        <w:spacing w:after="120" w:line="250"/>
         <w:ind w:left="360" w:hanging="360"/>
       </w:pPr>
       <w:r>
@@ -476,7 +826,7 @@
           <w:sz w:val="21"/>
           <w:szCs w:val="21"/>
         </w:rPr>
-        <w:t xml:space="preserve">2) </w:t>
+        <w:t xml:space="preserve">2) </w:t>
       </w:r>
       <w:r>
         <w:rPr>
@@ -489,7 +839,7 @@
     </w:p>
     <w:p>
       <w:pPr>
-        <w:spacing w:after="120" w:line="252"/>
+        <w:spacing w:after="100" w:line="250"/>
       </w:pPr>
       <w:r>
         <w:rPr>
@@ -504,7 +854,7 @@
     </w:p>
     <w:p>
       <w:pPr>
-        <w:spacing w:after="80" w:line="252"/>
+        <w:spacing w:after="75" w:line="250"/>
         <w:ind w:left="720" w:hanging="360"/>
       </w:pPr>
       <w:r>
@@ -536,7 +886,7 @@
     </w:p>
     <w:p>
       <w:pPr>
-        <w:spacing w:after="80" w:line="252"/>
+        <w:spacing w:after="75" w:line="250"/>
         <w:ind w:left="720" w:hanging="360"/>
       </w:pPr>
       <w:r>
@@ -568,7 +918,7 @@
     </w:p>
     <w:p>
       <w:pPr>
-        <w:spacing w:after="80" w:line="252"/>
+        <w:spacing w:after="75" w:line="250"/>
         <w:ind w:left="720" w:hanging="360"/>
       </w:pPr>
       <w:r>
@@ -600,7 +950,7 @@
     </w:p>
     <w:p>
       <w:pPr>
-        <w:spacing w:after="80" w:line="252"/>
+        <w:spacing w:after="75" w:line="250"/>
         <w:ind w:left="720" w:hanging="360"/>
       </w:pPr>
       <w:r>
@@ -632,7 +982,7 @@
     </w:p>
     <w:p>
       <w:pPr>
-        <w:spacing w:after="100" w:line="252"/>
+        <w:spacing w:after="90" w:line="240"/>
         <w:ind w:left="720" w:hanging="360"/>
       </w:pPr>
       <w:r>
@@ -651,86 +1001,307 @@
           <w:sz w:val="21"/>
           <w:szCs w:val="21"/>
         </w:rPr>
-        <w:t xml:space="preserve">Custom discount schedule: </w:t>
-      </w:r>
-    </w:p>
-    <w:p>
-      <w:pPr>
-        <w:spacing w:after="160" w:line="300"/>
-        <w:ind w:left="720"/>
-      </w:pPr>
-      <w:r>
-        <w:rPr>
-          <w:rFonts w:ascii="Calibri" w:cs="Calibri" w:eastAsia="Calibri" w:hAnsi="Calibri"/>
-          <w:sz w:val="21"/>
-          <w:szCs w:val="21"/>
-        </w:rPr>
-        <w:t xml:space="preserve">Day One: </w:t>
-      </w:r>
-      <w:r>
-        <w:rPr>
-          <w:rFonts w:ascii="Calibri" w:cs="Calibri" w:eastAsia="Calibri" w:hAnsi="Calibri"/>
-          <w:sz w:val="21"/>
-          <w:szCs w:val="21"/>
-          <w:u w:val="single"/>
-        </w:rPr>
-        <w:t xml:space="preserve">              </w:t>
-      </w:r>
-      <w:r>
-        <w:rPr>
-          <w:rFonts w:ascii="Calibri" w:cs="Calibri" w:eastAsia="Calibri" w:hAnsi="Calibri"/>
-          <w:sz w:val="21"/>
-          <w:szCs w:val="21"/>
-        </w:rPr>
-        <w:t xml:space="preserve">   Day Two: </w:t>
-      </w:r>
-      <w:r>
-        <w:rPr>
-          <w:rFonts w:ascii="Calibri" w:cs="Calibri" w:eastAsia="Calibri" w:hAnsi="Calibri"/>
-          <w:sz w:val="21"/>
-          <w:szCs w:val="21"/>
-          <w:u w:val="single"/>
-        </w:rPr>
-        <w:t xml:space="preserve">              </w:t>
-      </w:r>
-      <w:r>
-        <w:rPr>
-          <w:rFonts w:ascii="Calibri" w:cs="Calibri" w:eastAsia="Calibri" w:hAnsi="Calibri"/>
-          <w:sz w:val="21"/>
-          <w:szCs w:val="21"/>
-        </w:rPr>
-        <w:t xml:space="preserve">   Day Three: </w:t>
-      </w:r>
-      <w:r>
-        <w:rPr>
-          <w:rFonts w:ascii="Calibri" w:cs="Calibri" w:eastAsia="Calibri" w:hAnsi="Calibri"/>
-          <w:sz w:val="21"/>
-          <w:szCs w:val="21"/>
-          <w:u w:val="single"/>
-        </w:rPr>
-        <w:t xml:space="preserve">              </w:t>
-      </w:r>
-      <w:r>
-        <w:rPr>
-          <w:rFonts w:ascii="Calibri" w:cs="Calibri" w:eastAsia="Calibri" w:hAnsi="Calibri"/>
-          <w:sz w:val="21"/>
-          <w:szCs w:val="21"/>
-        </w:rPr>
-        <w:t xml:space="preserve">   Day Four: </w:t>
-      </w:r>
-      <w:r>
-        <w:rPr>
-          <w:rFonts w:ascii="Calibri" w:cs="Calibri" w:eastAsia="Calibri" w:hAnsi="Calibri"/>
-          <w:sz w:val="21"/>
-          <w:szCs w:val="21"/>
-          <w:u w:val="single"/>
-        </w:rPr>
-        <w:t xml:space="preserve">              </w:t>
-      </w:r>
-    </w:p>
-    <w:p>
-      <w:pPr>
-        <w:spacing w:after="200" w:line="252"/>
+        <w:t xml:space="preserve">Custom discount schedule:</w:t>
+      </w:r>
+    </w:p>
+    <w:tbl>
+      <w:tblPr>
+        <w:tblW w:type="dxa" w:w="10400"/>
+        <w:tblInd w:type="dxa" w:w="720"/>
+        <w:tblBorders>
+          <w:top w:val="none" w:color="FFFFFF" w:sz="0"/>
+          <w:left w:val="none" w:color="FFFFFF" w:sz="0"/>
+          <w:bottom w:val="none" w:color="FFFFFF" w:sz="0"/>
+          <w:right w:val="none" w:color="FFFFFF" w:sz="0"/>
+          <w:insideH w:val="none" w:color="FFFFFF" w:sz="0"/>
+          <w:insideV w:val="none" w:color="FFFFFF" w:sz="0"/>
+        </w:tblBorders>
+      </w:tblPr>
+      <w:tblGrid>
+        <w:gridCol w:w="1220"/>
+        <w:gridCol w:w="1210"/>
+        <w:gridCol w:w="1220"/>
+        <w:gridCol w:w="1210"/>
+        <w:gridCol w:w="1430"/>
+        <w:gridCol w:w="1000"/>
+        <w:gridCol w:w="1220"/>
+        <w:gridCol w:w="1210"/>
+      </w:tblGrid>
+      <w:tr>
+        <w:tc>
+          <w:tcPr>
+            <w:tcW w:type="dxa" w:w="1220"/>
+            <w:tcBorders>
+              <w:top w:val="none" w:color="FFFFFF" w:sz="0"/>
+              <w:left w:val="none" w:color="FFFFFF" w:sz="0"/>
+              <w:bottom w:val="none" w:color="FFFFFF" w:sz="0"/>
+              <w:right w:val="none" w:color="FFFFFF" w:sz="0"/>
+            </w:tcBorders>
+            <w:tcMar>
+              <w:top w:type="dxa" w:w="20"/>
+              <w:left w:type="dxa" w:w="0"/>
+              <w:bottom w:type="dxa" w:w="20"/>
+              <w:right w:type="dxa" w:w="100"/>
+            </w:tcMar>
+            <w:vAlign w:val="bottom"/>
+          </w:tcPr>
+          <w:p>
+            <w:pPr>
+              <w:spacing w:after="0" w:line="240"/>
+            </w:pPr>
+            <w:r>
+              <w:rPr>
+                <w:rFonts w:ascii="Calibri" w:cs="Calibri" w:eastAsia="Calibri" w:hAnsi="Calibri"/>
+                <w:b/>
+                <w:bCs/>
+                <w:sz w:val="21"/>
+                <w:szCs w:val="21"/>
+              </w:rPr>
+              <w:t xml:space="preserve">Day One:</w:t>
+            </w:r>
+          </w:p>
+        </w:tc>
+        <w:tc>
+          <w:tcPr>
+            <w:tcW w:type="dxa" w:w="1210"/>
+            <w:tcBorders>
+              <w:top w:val="none" w:color="FFFFFF" w:sz="0"/>
+              <w:left w:val="none" w:color="FFFFFF" w:sz="0"/>
+              <w:bottom w:val="single" w:color="000000" w:sz="6"/>
+              <w:right w:val="none" w:color="FFFFFF" w:sz="0"/>
+            </w:tcBorders>
+            <w:tcMar>
+              <w:top w:type="dxa" w:w="20"/>
+              <w:left w:type="dxa" w:w="0"/>
+              <w:bottom w:type="dxa" w:w="20"/>
+              <w:right w:type="dxa" w:w="100"/>
+            </w:tcMar>
+            <w:vAlign w:val="bottom"/>
+          </w:tcPr>
+          <w:p>
+            <w:pPr>
+              <w:spacing w:after="0" w:line="240"/>
+            </w:pPr>
+            <w:r>
+              <w:rPr>
+                <w:rFonts w:ascii="Calibri" w:cs="Calibri" w:eastAsia="Calibri" w:hAnsi="Calibri"/>
+                <w:sz w:val="21"/>
+                <w:szCs w:val="21"/>
+              </w:rPr>
+              <w:t xml:space="preserve"/>
+            </w:r>
+          </w:p>
+        </w:tc>
+        <w:tc>
+          <w:tcPr>
+            <w:tcW w:type="dxa" w:w="1220"/>
+            <w:tcBorders>
+              <w:top w:val="none" w:color="FFFFFF" w:sz="0"/>
+              <w:left w:val="none" w:color="FFFFFF" w:sz="0"/>
+              <w:bottom w:val="none" w:color="FFFFFF" w:sz="0"/>
+              <w:right w:val="none" w:color="FFFFFF" w:sz="0"/>
+            </w:tcBorders>
+            <w:tcMar>
+              <w:top w:type="dxa" w:w="20"/>
+              <w:left w:type="dxa" w:w="0"/>
+              <w:bottom w:type="dxa" w:w="20"/>
+              <w:right w:type="dxa" w:w="100"/>
+            </w:tcMar>
+            <w:vAlign w:val="bottom"/>
+          </w:tcPr>
+          <w:p>
+            <w:pPr>
+              <w:spacing w:after="0" w:line="240"/>
+            </w:pPr>
+            <w:r>
+              <w:rPr>
+                <w:rFonts w:ascii="Calibri" w:cs="Calibri" w:eastAsia="Calibri" w:hAnsi="Calibri"/>
+                <w:b/>
+                <w:bCs/>
+                <w:sz w:val="21"/>
+                <w:szCs w:val="21"/>
+              </w:rPr>
+              <w:t xml:space="preserve">Day Two:</w:t>
+            </w:r>
+          </w:p>
+        </w:tc>
+        <w:tc>
+          <w:tcPr>
+            <w:tcW w:type="dxa" w:w="1210"/>
+            <w:tcBorders>
+              <w:top w:val="none" w:color="FFFFFF" w:sz="0"/>
+              <w:left w:val="none" w:color="FFFFFF" w:sz="0"/>
+              <w:bottom w:val="single" w:color="000000" w:sz="6"/>
+              <w:right w:val="none" w:color="FFFFFF" w:sz="0"/>
+            </w:tcBorders>
+            <w:tcMar>
+              <w:top w:type="dxa" w:w="20"/>
+              <w:left w:type="dxa" w:w="0"/>
+              <w:bottom w:type="dxa" w:w="20"/>
+              <w:right w:type="dxa" w:w="100"/>
+            </w:tcMar>
+            <w:vAlign w:val="bottom"/>
+          </w:tcPr>
+          <w:p>
+            <w:pPr>
+              <w:spacing w:after="0" w:line="240"/>
+            </w:pPr>
+            <w:r>
+              <w:rPr>
+                <w:rFonts w:ascii="Calibri" w:cs="Calibri" w:eastAsia="Calibri" w:hAnsi="Calibri"/>
+                <w:sz w:val="21"/>
+                <w:szCs w:val="21"/>
+              </w:rPr>
+              <w:t xml:space="preserve"/>
+            </w:r>
+          </w:p>
+        </w:tc>
+        <w:tc>
+          <w:tcPr>
+            <w:tcW w:type="dxa" w:w="1430"/>
+            <w:tcBorders>
+              <w:top w:val="none" w:color="FFFFFF" w:sz="0"/>
+              <w:left w:val="none" w:color="FFFFFF" w:sz="0"/>
+              <w:bottom w:val="none" w:color="FFFFFF" w:sz="0"/>
+              <w:right w:val="none" w:color="FFFFFF" w:sz="0"/>
+            </w:tcBorders>
+            <w:tcMar>
+              <w:top w:type="dxa" w:w="20"/>
+              <w:left w:type="dxa" w:w="0"/>
+              <w:bottom w:type="dxa" w:w="20"/>
+              <w:right w:type="dxa" w:w="100"/>
+            </w:tcMar>
+            <w:vAlign w:val="bottom"/>
+          </w:tcPr>
+          <w:p>
+            <w:pPr>
+              <w:spacing w:after="0" w:line="240"/>
+            </w:pPr>
+            <w:r>
+              <w:rPr>
+                <w:rFonts w:ascii="Calibri" w:cs="Calibri" w:eastAsia="Calibri" w:hAnsi="Calibri"/>
+                <w:b/>
+                <w:bCs/>
+                <w:sz w:val="21"/>
+                <w:szCs w:val="21"/>
+              </w:rPr>
+              <w:t xml:space="preserve">Day Three:</w:t>
+            </w:r>
+          </w:p>
+        </w:tc>
+        <w:tc>
+          <w:tcPr>
+            <w:tcW w:type="dxa" w:w="1000"/>
+            <w:tcBorders>
+              <w:top w:val="none" w:color="FFFFFF" w:sz="0"/>
+              <w:left w:val="none" w:color="FFFFFF" w:sz="0"/>
+              <w:bottom w:val="single" w:color="000000" w:sz="6"/>
+              <w:right w:val="none" w:color="FFFFFF" w:sz="0"/>
+            </w:tcBorders>
+            <w:tcMar>
+              <w:top w:type="dxa" w:w="20"/>
+              <w:left w:type="dxa" w:w="0"/>
+              <w:bottom w:type="dxa" w:w="20"/>
+              <w:right w:type="dxa" w:w="100"/>
+            </w:tcMar>
+            <w:vAlign w:val="bottom"/>
+          </w:tcPr>
+          <w:p>
+            <w:pPr>
+              <w:spacing w:after="0" w:line="240"/>
+            </w:pPr>
+            <w:r>
+              <w:rPr>
+                <w:rFonts w:ascii="Calibri" w:cs="Calibri" w:eastAsia="Calibri" w:hAnsi="Calibri"/>
+                <w:sz w:val="21"/>
+                <w:szCs w:val="21"/>
+              </w:rPr>
+              <w:t xml:space="preserve"/>
+            </w:r>
+          </w:p>
+        </w:tc>
+        <w:tc>
+          <w:tcPr>
+            <w:tcW w:type="dxa" w:w="1220"/>
+            <w:tcBorders>
+              <w:top w:val="none" w:color="FFFFFF" w:sz="0"/>
+              <w:left w:val="none" w:color="FFFFFF" w:sz="0"/>
+              <w:bottom w:val="none" w:color="FFFFFF" w:sz="0"/>
+              <w:right w:val="none" w:color="FFFFFF" w:sz="0"/>
+            </w:tcBorders>
+            <w:tcMar>
+              <w:top w:type="dxa" w:w="20"/>
+              <w:left w:type="dxa" w:w="0"/>
+              <w:bottom w:type="dxa" w:w="20"/>
+              <w:right w:type="dxa" w:w="100"/>
+            </w:tcMar>
+            <w:vAlign w:val="bottom"/>
+          </w:tcPr>
+          <w:p>
+            <w:pPr>
+              <w:spacing w:after="0" w:line="240"/>
+            </w:pPr>
+            <w:r>
+              <w:rPr>
+                <w:rFonts w:ascii="Calibri" w:cs="Calibri" w:eastAsia="Calibri" w:hAnsi="Calibri"/>
+                <w:b/>
+                <w:bCs/>
+                <w:sz w:val="21"/>
+                <w:szCs w:val="21"/>
+              </w:rPr>
+              <w:t xml:space="preserve">Day Four:</w:t>
+            </w:r>
+          </w:p>
+        </w:tc>
+        <w:tc>
+          <w:tcPr>
+            <w:tcW w:type="dxa" w:w="1210"/>
+            <w:tcBorders>
+              <w:top w:val="none" w:color="FFFFFF" w:sz="0"/>
+              <w:left w:val="none" w:color="FFFFFF" w:sz="0"/>
+              <w:bottom w:val="single" w:color="000000" w:sz="6"/>
+              <w:right w:val="none" w:color="FFFFFF" w:sz="0"/>
+            </w:tcBorders>
+            <w:tcMar>
+              <w:top w:type="dxa" w:w="20"/>
+              <w:left w:type="dxa" w:w="0"/>
+              <w:bottom w:type="dxa" w:w="20"/>
+              <w:right w:type="dxa" w:w="100"/>
+            </w:tcMar>
+            <w:vAlign w:val="bottom"/>
+          </w:tcPr>
+          <w:p>
+            <w:pPr>
+              <w:spacing w:after="0" w:line="240"/>
+            </w:pPr>
+            <w:r>
+              <w:rPr>
+                <w:rFonts w:ascii="Calibri" w:cs="Calibri" w:eastAsia="Calibri" w:hAnsi="Calibri"/>
+                <w:sz w:val="21"/>
+                <w:szCs w:val="21"/>
+              </w:rPr>
+              <w:t xml:space="preserve"/>
+            </w:r>
+          </w:p>
+        </w:tc>
+      </w:tr>
+    </w:tbl>
+    <w:p>
+      <w:pPr>
+        <w:spacing w:after="90" w:line="120"/>
+      </w:pPr>
+      <w:r>
+        <w:rPr>
+          <w:rFonts w:ascii="Calibri" w:cs="Calibri" w:eastAsia="Calibri" w:hAnsi="Calibri"/>
+          <w:sz w:val="21"/>
+          <w:szCs w:val="21"/>
+        </w:rPr>
+        <w:t xml:space="preserve"/>
+      </w:r>
+    </w:p>
+    <w:p>
+      <w:pPr>
+        <w:spacing w:after="140" w:line="250"/>
         <w:ind w:left="360"/>
       </w:pPr>
       <w:r>
@@ -751,17 +1322,13 @@
           <w:sz w:val="21"/>
           <w:szCs w:val="21"/>
         </w:rPr>
-        <w:t xml:space="preserve">___________</w:t>
-      </w:r>
-    </w:p>
-    <w:p>
-      <w:r>
-        <w:br w:type="page"/>
-      </w:r>
-    </w:p>
-    <w:p>
-      <w:pPr>
-        <w:spacing w:after="40"/>
+        <w:t xml:space="preserve">______________________</w:t>
+      </w:r>
+    </w:p>
+    <w:p>
+      <w:pPr>
+        <w:pageBreakBefore/>
+        <w:spacing w:after="30" w:line="240"/>
         <w:jc w:val="center"/>
       </w:pPr>
       <w:r>
@@ -769,8 +1336,8 @@
           <w:rFonts w:ascii="Calibri" w:cs="Calibri" w:eastAsia="Calibri" w:hAnsi="Calibri"/>
           <w:b/>
           <w:bCs/>
-          <w:sz w:val="28"/>
-          <w:szCs w:val="28"/>
+          <w:sz w:val="26"/>
+          <w:szCs w:val="26"/>
         </w:rPr>
         <w:t xml:space="preserve">HIGH CALIBER ESTATE SALES LLC</w:t>
       </w:r>
@@ -780,7 +1347,7 @@
         <w:pBdr>
           <w:bottom w:val="single" w:color="000000" w:sz="6" w:space="1"/>
         </w:pBdr>
-        <w:spacing w:after="160"/>
+        <w:spacing w:after="130"/>
       </w:pPr>
       <w:r>
         <w:rPr>
@@ -793,7 +1360,7 @@
     </w:p>
     <w:p>
       <w:pPr>
-        <w:spacing w:after="160" w:line="252"/>
+        <w:spacing w:after="110" w:line="250"/>
         <w:ind w:left="360" w:hanging="360"/>
       </w:pPr>
       <w:r>
@@ -804,7 +1371,7 @@
           <w:sz w:val="21"/>
           <w:szCs w:val="21"/>
         </w:rPr>
-        <w:t xml:space="preserve">3) </w:t>
+        <w:t xml:space="preserve">3) </w:t>
       </w:r>
       <w:r>
         <w:rPr>
@@ -836,7 +1403,7 @@
     </w:p>
     <w:p>
       <w:pPr>
-        <w:spacing w:after="200" w:line="252"/>
+        <w:spacing w:after="140" w:line="250"/>
         <w:ind w:left="360"/>
       </w:pPr>
       <w:r>
@@ -857,12 +1424,12 @@
           <w:sz w:val="21"/>
           <w:szCs w:val="21"/>
         </w:rPr>
-        <w:t xml:space="preserve">___________</w:t>
-      </w:r>
-    </w:p>
-    <w:p>
-      <w:pPr>
-        <w:spacing w:after="160" w:line="252"/>
+        <w:t xml:space="preserve">______________________</w:t>
+      </w:r>
+    </w:p>
+    <w:p>
+      <w:pPr>
+        <w:spacing w:after="110" w:line="250"/>
         <w:ind w:left="360" w:hanging="360"/>
       </w:pPr>
       <w:r>
@@ -873,7 +1440,7 @@
           <w:sz w:val="21"/>
           <w:szCs w:val="21"/>
         </w:rPr>
-        <w:t xml:space="preserve">4) </w:t>
+        <w:t xml:space="preserve">4) </w:t>
       </w:r>
       <w:r>
         <w:rPr>
@@ -886,7 +1453,7 @@
     </w:p>
     <w:p>
       <w:pPr>
-        <w:spacing w:after="200" w:line="252"/>
+        <w:spacing w:after="140" w:line="250"/>
         <w:ind w:left="360"/>
       </w:pPr>
       <w:r>
@@ -907,12 +1474,12 @@
           <w:sz w:val="21"/>
           <w:szCs w:val="21"/>
         </w:rPr>
-        <w:t xml:space="preserve">___________</w:t>
-      </w:r>
-    </w:p>
-    <w:p>
-      <w:pPr>
-        <w:spacing w:after="160" w:line="252"/>
+        <w:t xml:space="preserve">______________________</w:t>
+      </w:r>
+    </w:p>
+    <w:p>
+      <w:pPr>
+        <w:spacing w:after="110" w:line="250"/>
         <w:ind w:left="360" w:hanging="360"/>
       </w:pPr>
       <w:r>
@@ -923,7 +1490,7 @@
           <w:sz w:val="21"/>
           <w:szCs w:val="21"/>
         </w:rPr>
-        <w:t xml:space="preserve">5) </w:t>
+        <w:t xml:space="preserve">5) </w:t>
       </w:r>
       <w:r>
         <w:rPr>
@@ -936,7 +1503,7 @@
     </w:p>
     <w:p>
       <w:pPr>
-        <w:spacing w:after="200" w:line="252"/>
+        <w:spacing w:after="140" w:line="250"/>
         <w:ind w:left="360"/>
       </w:pPr>
       <w:r>
@@ -957,12 +1524,12 @@
           <w:sz w:val="21"/>
           <w:szCs w:val="21"/>
         </w:rPr>
-        <w:t xml:space="preserve">___________</w:t>
-      </w:r>
-    </w:p>
-    <w:p>
-      <w:pPr>
-        <w:spacing w:after="160" w:line="252"/>
+        <w:t xml:space="preserve">______________________</w:t>
+      </w:r>
+    </w:p>
+    <w:p>
+      <w:pPr>
+        <w:spacing w:after="130" w:line="250"/>
         <w:ind w:left="360" w:hanging="360"/>
       </w:pPr>
       <w:r>
@@ -973,7 +1540,7 @@
           <w:sz w:val="21"/>
           <w:szCs w:val="21"/>
         </w:rPr>
-        <w:t xml:space="preserve">6) </w:t>
+        <w:t xml:space="preserve">6) </w:t>
       </w:r>
       <w:r>
         <w:rPr>
@@ -986,7 +1553,7 @@
     </w:p>
     <w:p>
       <w:pPr>
-        <w:spacing w:after="160" w:line="252"/>
+        <w:spacing w:after="120" w:line="250"/>
         <w:ind w:left="360" w:hanging="360"/>
       </w:pPr>
       <w:r>
@@ -997,7 +1564,7 @@
           <w:sz w:val="21"/>
           <w:szCs w:val="21"/>
         </w:rPr>
-        <w:t xml:space="preserve">7) </w:t>
+        <w:t xml:space="preserve">7) </w:t>
       </w:r>
       <w:r>
         <w:rPr>
@@ -1028,7 +1595,7 @@
     </w:p>
     <w:p>
       <w:pPr>
-        <w:spacing w:after="160" w:line="300"/>
+        <w:spacing w:after="120" w:line="240"/>
         <w:ind w:left="360"/>
       </w:pPr>
       <w:r>
@@ -1042,41 +1609,63 @@
       <w:r>
         <w:rPr>
           <w:rFonts w:ascii="Calibri" w:cs="Calibri" w:eastAsia="Calibri" w:hAnsi="Calibri"/>
-          <w:sz w:val="21"/>
-          <w:szCs w:val="21"/>
-          <w:u w:val="single"/>
-        </w:rPr>
-        <w:t xml:space="preserve">        </w:t>
-      </w:r>
-      <w:r>
-        <w:rPr>
-          <w:rFonts w:ascii="Calibri" w:cs="Calibri" w:eastAsia="Calibri" w:hAnsi="Calibri"/>
-          <w:sz w:val="21"/>
-          <w:szCs w:val="21"/>
-        </w:rPr>
-        <w:t xml:space="preserve">% of gross sale proceeds, and </w:t>
-      </w:r>
-      <w:r>
-        <w:rPr>
-          <w:rFonts w:ascii="Calibri" w:cs="Calibri" w:eastAsia="Calibri" w:hAnsi="Calibri"/>
-          <w:sz w:val="21"/>
-          <w:szCs w:val="21"/>
-          <w:u w:val="single"/>
-        </w:rPr>
-        <w:t xml:space="preserve">        </w:t>
-      </w:r>
-      <w:r>
-        <w:rPr>
-          <w:rFonts w:ascii="Calibri" w:cs="Calibri" w:eastAsia="Calibri" w:hAnsi="Calibri"/>
-          <w:sz w:val="21"/>
-          <w:szCs w:val="21"/>
-        </w:rPr>
-        <w:t xml:space="preserve">% of gross proceeds on titled vehicles, tractors, boats, trailers, and similar titled property.</w:t>
-      </w:r>
-    </w:p>
-    <w:p>
-      <w:pPr>
-        <w:spacing w:after="160" w:line="252"/>
+          <w:b/>
+          <w:bCs/>
+          <w:sz w:val="21"/>
+          <w:szCs w:val="21"/>
+        </w:rPr>
+        <w:t xml:space="preserve">________</w:t>
+      </w:r>
+      <w:r>
+        <w:rPr>
+          <w:rFonts w:ascii="Calibri" w:cs="Calibri" w:eastAsia="Calibri" w:hAnsi="Calibri"/>
+          <w:b/>
+          <w:bCs/>
+          <w:sz w:val="21"/>
+          <w:szCs w:val="21"/>
+        </w:rPr>
+        <w:t xml:space="preserve">% </w:t>
+      </w:r>
+      <w:r>
+        <w:rPr>
+          <w:rFonts w:ascii="Calibri" w:cs="Calibri" w:eastAsia="Calibri" w:hAnsi="Calibri"/>
+          <w:sz w:val="21"/>
+          <w:szCs w:val="21"/>
+        </w:rPr>
+        <w:t xml:space="preserve">of gross sale proceeds, and </w:t>
+      </w:r>
+      <w:r>
+        <w:rPr>
+          <w:rFonts w:ascii="Calibri" w:cs="Calibri" w:eastAsia="Calibri" w:hAnsi="Calibri"/>
+          <w:b/>
+          <w:bCs/>
+          <w:sz w:val="21"/>
+          <w:szCs w:val="21"/>
+        </w:rPr>
+        <w:t xml:space="preserve">________</w:t>
+      </w:r>
+      <w:r>
+        <w:rPr>
+          <w:rFonts w:ascii="Calibri" w:cs="Calibri" w:eastAsia="Calibri" w:hAnsi="Calibri"/>
+          <w:b/>
+          <w:bCs/>
+          <w:sz w:val="21"/>
+          <w:szCs w:val="21"/>
+        </w:rPr>
+        <w:t xml:space="preserve">% </w:t>
+      </w:r>
+      <w:r>
+        <w:rPr>
+          <w:rFonts w:ascii="Calibri" w:cs="Calibri" w:eastAsia="Calibri" w:hAnsi="Calibri"/>
+          <w:sz w:val="21"/>
+          <w:szCs w:val="21"/>
+        </w:rPr>
+        <w:t xml:space="preserve">of gross proceeds on titled vehicles, tractors, boats, trailers, and similar titled property.</w:t>
+      </w:r>
+    </w:p>
+    <w:p>
+      <w:pPr>
+        <w:spacing w:after="120" w:line="250"/>
         <w:ind w:left="360"/>
       </w:pPr>
       <w:r>
@@ -1090,7 +1679,7 @@
     </w:p>
     <w:p>
       <w:pPr>
-        <w:spacing w:after="120" w:line="252"/>
+        <w:spacing w:after="110" w:line="250"/>
         <w:ind w:left="360"/>
       </w:pPr>
       <w:r>
@@ -1110,24 +1699,23 @@
           <w:bCs/>
           <w:sz w:val="21"/>
           <w:szCs w:val="21"/>
-          <w:u w:val="single"/>
-        </w:rPr>
-        <w:t xml:space="preserve">_______%</w:t>
-      </w:r>
-      <w:r>
-        <w:rPr>
-          <w:rFonts w:ascii="Calibri" w:cs="Calibri" w:eastAsia="Calibri" w:hAnsi="Calibri"/>
-          <w:b/>
-          <w:bCs/>
-          <w:sz w:val="21"/>
-          <w:szCs w:val="21"/>
-        </w:rPr>
-        <w:t xml:space="preserve"> of the appraised value from the Seller’s share of the proceeds of the sale, although we will always attempt to be fair, reasonable, and understanding in that regard.</w:t>
-      </w:r>
-    </w:p>
-    <w:p>
-      <w:pPr>
-        <w:spacing w:after="200" w:line="252"/>
+        </w:rPr>
+        <w:t xml:space="preserve">________</w:t>
+      </w:r>
+      <w:r>
+        <w:rPr>
+          <w:rFonts w:ascii="Calibri" w:cs="Calibri" w:eastAsia="Calibri" w:hAnsi="Calibri"/>
+          <w:b/>
+          <w:bCs/>
+          <w:sz w:val="21"/>
+          <w:szCs w:val="21"/>
+        </w:rPr>
+        <w:t xml:space="preserve">% of the appraised value from the Seller’s share of the proceeds of the sale, although we will always attempt to be fair, reasonable, and understanding in that regard.</w:t>
+      </w:r>
+    </w:p>
+    <w:p>
+      <w:pPr>
+        <w:spacing w:after="140" w:line="250"/>
         <w:ind w:left="360"/>
       </w:pPr>
       <w:r>
@@ -1148,17 +1736,13 @@
           <w:sz w:val="21"/>
           <w:szCs w:val="21"/>
         </w:rPr>
-        <w:t xml:space="preserve">___________</w:t>
-      </w:r>
-    </w:p>
-    <w:p>
-      <w:r>
-        <w:br w:type="page"/>
-      </w:r>
-    </w:p>
-    <w:p>
-      <w:pPr>
-        <w:spacing w:after="40"/>
+        <w:t xml:space="preserve">______________________</w:t>
+      </w:r>
+    </w:p>
+    <w:p>
+      <w:pPr>
+        <w:pageBreakBefore/>
+        <w:spacing w:after="30" w:line="240"/>
         <w:jc w:val="center"/>
       </w:pPr>
       <w:r>
@@ -1166,8 +1750,8 @@
           <w:rFonts w:ascii="Calibri" w:cs="Calibri" w:eastAsia="Calibri" w:hAnsi="Calibri"/>
           <w:b/>
           <w:bCs/>
-          <w:sz w:val="28"/>
-          <w:szCs w:val="28"/>
+          <w:sz w:val="26"/>
+          <w:szCs w:val="26"/>
         </w:rPr>
         <w:t xml:space="preserve">HIGH CALIBER ESTATE SALES LLC</w:t>
       </w:r>
@@ -1177,7 +1761,7 @@
         <w:pBdr>
           <w:bottom w:val="single" w:color="000000" w:sz="6" w:space="1"/>
         </w:pBdr>
-        <w:spacing w:after="160"/>
+        <w:spacing w:after="130"/>
       </w:pPr>
       <w:r>
         <w:rPr>
@@ -1191,14 +1775,13 @@
     <w:p>
       <w:pPr>
         <w:keepNext/>
-        <w:spacing w:after="160" w:before="200"/>
-      </w:pPr>
-      <w:r>
-        <w:rPr>
-          <w:rFonts w:ascii="Calibri" w:cs="Calibri" w:eastAsia="Calibri" w:hAnsi="Calibri"/>
-          <w:b/>
-          <w:bCs/>
-          <w:caps w:val="false"/>
+        <w:spacing w:after="130" w:before="150"/>
+      </w:pPr>
+      <w:r>
+        <w:rPr>
+          <w:rFonts w:ascii="Calibri" w:cs="Calibri" w:eastAsia="Calibri" w:hAnsi="Calibri"/>
+          <w:b/>
+          <w:bCs/>
           <w:sz w:val="24"/>
           <w:szCs w:val="24"/>
         </w:rPr>
@@ -1207,7 +1790,7 @@
     </w:p>
     <w:p>
       <w:pPr>
-        <w:spacing w:after="160" w:line="252"/>
+        <w:spacing w:after="130" w:line="250"/>
         <w:ind w:left="360" w:hanging="360"/>
       </w:pPr>
       <w:r>
@@ -1218,7 +1801,7 @@
           <w:sz w:val="21"/>
           <w:szCs w:val="21"/>
         </w:rPr>
-        <w:t xml:space="preserve">1) </w:t>
+        <w:t xml:space="preserve">1) </w:t>
       </w:r>
       <w:r>
         <w:rPr>
@@ -1231,7 +1814,7 @@
     </w:p>
     <w:p>
       <w:pPr>
-        <w:spacing w:after="160" w:line="300"/>
+        <w:spacing w:after="60" w:line="250"/>
         <w:ind w:left="360" w:hanging="360"/>
       </w:pPr>
       <w:r>
@@ -1242,29 +1825,268 @@
           <w:sz w:val="21"/>
           <w:szCs w:val="21"/>
         </w:rPr>
-        <w:t xml:space="preserve">2) </w:t>
-      </w:r>
-      <w:r>
-        <w:rPr>
-          <w:rFonts w:ascii="Calibri" w:cs="Calibri" w:eastAsia="Calibri" w:hAnsi="Calibri"/>
-          <w:sz w:val="21"/>
-          <w:szCs w:val="21"/>
-        </w:rPr>
-        <w:t xml:space="preserve">Furnish the Liquidator with keys and security codes to the premises: </w:t>
-      </w:r>
-      <w:r>
-        <w:rPr>
-          <w:rFonts w:ascii="Calibri" w:cs="Calibri" w:eastAsia="Calibri" w:hAnsi="Calibri"/>
+        <w:t xml:space="preserve">2) </w:t>
+      </w:r>
+      <w:r>
+        <w:rPr>
+          <w:rFonts w:ascii="Calibri" w:cs="Calibri" w:eastAsia="Calibri" w:hAnsi="Calibri"/>
+          <w:sz w:val="21"/>
+          <w:szCs w:val="21"/>
+        </w:rPr>
+        <w:t xml:space="preserve">Furnish the Liquidator with keys and security codes to the premises:</w:t>
+      </w:r>
+    </w:p>
+    <w:tbl>
+      <w:tblPr>
+        <w:tblW w:type="dxa" w:w="9720"/>
+        <w:tblInd w:type="dxa" w:w="720"/>
+        <w:tblBorders>
+          <w:top w:val="none" w:color="FFFFFF" w:sz="0"/>
+          <w:left w:val="none" w:color="FFFFFF" w:sz="0"/>
+          <w:bottom w:val="none" w:color="FFFFFF" w:sz="0"/>
+          <w:right w:val="none" w:color="FFFFFF" w:sz="0"/>
+          <w:insideH w:val="none" w:color="FFFFFF" w:sz="0"/>
+          <w:insideV w:val="none" w:color="FFFFFF" w:sz="0"/>
+        </w:tblBorders>
+      </w:tblPr>
+      <w:tblGrid>
+        <w:gridCol w:w="9720"/>
+      </w:tblGrid>
+      <w:tr>
+        <w:tc>
+          <w:tcPr>
+            <w:tcW w:type="dxa" w:w="9720"/>
+            <w:tcBorders>
+              <w:top w:val="none" w:color="FFFFFF" w:sz="0"/>
+              <w:left w:val="none" w:color="FFFFFF" w:sz="0"/>
+              <w:bottom w:val="single" w:color="000000" w:sz="6"/>
+              <w:right w:val="none" w:color="FFFFFF" w:sz="0"/>
+            </w:tcBorders>
+            <w:tcMar>
+              <w:top w:type="dxa" w:w="20"/>
+              <w:left w:type="dxa" w:w="0"/>
+              <w:bottom w:type="dxa" w:w="20"/>
+              <w:right w:type="dxa" w:w="100"/>
+            </w:tcMar>
+            <w:vAlign w:val="bottom"/>
+          </w:tcPr>
+          <w:p>
+            <w:pPr>
+              <w:spacing w:after="0" w:line="240"/>
+            </w:pPr>
+            <w:r>
+              <w:rPr>
+                <w:rFonts w:ascii="Calibri" w:cs="Calibri" w:eastAsia="Calibri" w:hAnsi="Calibri"/>
+                <w:sz w:val="21"/>
+                <w:szCs w:val="21"/>
+              </w:rPr>
+              <w:t xml:space="preserve"/>
+            </w:r>
+          </w:p>
+        </w:tc>
+      </w:tr>
+    </w:tbl>
+    <w:p>
+      <w:pPr>
+        <w:spacing w:after="90" w:line="120"/>
+      </w:pPr>
+      <w:r>
+        <w:rPr>
+          <w:rFonts w:ascii="Calibri" w:cs="Calibri" w:eastAsia="Calibri" w:hAnsi="Calibri"/>
+          <w:sz w:val="21"/>
+          <w:szCs w:val="21"/>
+        </w:rPr>
+        <w:t xml:space="preserve"/>
+      </w:r>
+    </w:p>
+    <w:p>
+      <w:pPr>
+        <w:spacing w:after="130" w:line="250"/>
+        <w:ind w:left="360" w:hanging="360"/>
+      </w:pPr>
+      <w:r>
+        <w:rPr>
+          <w:rFonts w:ascii="Calibri" w:cs="Calibri" w:eastAsia="Calibri" w:hAnsi="Calibri"/>
+          <w:b/>
+          <w:bCs/>
+          <w:sz w:val="21"/>
+          <w:szCs w:val="21"/>
+        </w:rPr>
+        <w:t xml:space="preserve">3) </w:t>
+      </w:r>
+      <w:r>
+        <w:rPr>
+          <w:rFonts w:ascii="Calibri" w:cs="Calibri" w:eastAsia="Calibri" w:hAnsi="Calibri"/>
+          <w:sz w:val="21"/>
+          <w:szCs w:val="21"/>
+        </w:rPr>
+        <w:t xml:space="preserve">Before the access date of the Estate Sale, remove from the premises — or secure in a locked room or container — all personal items that are </w:t>
+      </w:r>
+      <w:r>
+        <w:rPr>
+          <w:rFonts w:ascii="Calibri" w:cs="Calibri" w:eastAsia="Calibri" w:hAnsi="Calibri"/>
+          <w:b/>
+          <w:bCs/>
+          <w:sz w:val="21"/>
+          <w:szCs w:val="21"/>
+        </w:rPr>
+        <w:t xml:space="preserve">not for sale (NFS)</w:t>
+      </w:r>
+      <w:r>
+        <w:rPr>
+          <w:rFonts w:ascii="Calibri" w:cs="Calibri" w:eastAsia="Calibri" w:hAnsi="Calibri"/>
+          <w:sz w:val="21"/>
+          <w:szCs w:val="21"/>
+        </w:rPr>
+        <w:t xml:space="preserve">, and all other property on the premises that is not to be sold. Any item not removed or secured by a locked method will be considered part of the Estate Sale.</w:t>
+      </w:r>
+    </w:p>
+    <w:p>
+      <w:pPr>
+        <w:spacing w:after="130" w:line="250"/>
+        <w:ind w:left="360" w:hanging="360"/>
+      </w:pPr>
+      <w:r>
+        <w:rPr>
+          <w:rFonts w:ascii="Calibri" w:cs="Calibri" w:eastAsia="Calibri" w:hAnsi="Calibri"/>
+          <w:b/>
+          <w:bCs/>
+          <w:sz w:val="21"/>
+          <w:szCs w:val="21"/>
+        </w:rPr>
+        <w:t xml:space="preserve">4) </w:t>
+      </w:r>
+      <w:r>
+        <w:rPr>
+          <w:rFonts w:ascii="Calibri" w:cs="Calibri" w:eastAsia="Calibri" w:hAnsi="Calibri"/>
+          <w:sz w:val="21"/>
+          <w:szCs w:val="21"/>
+        </w:rPr>
+        <w:t xml:space="preserve">Waive any claim for loss, theft, or damage against High Caliber Estate Sales LLC (the Liquidator) arising in connection with the Estate Sale.</w:t>
+      </w:r>
+    </w:p>
+    <w:p>
+      <w:pPr>
+        <w:spacing w:after="130" w:line="250"/>
+        <w:ind w:left="360" w:hanging="360"/>
+      </w:pPr>
+      <w:r>
+        <w:rPr>
+          <w:rFonts w:ascii="Calibri" w:cs="Calibri" w:eastAsia="Calibri" w:hAnsi="Calibri"/>
+          <w:b/>
+          <w:bCs/>
+          <w:sz w:val="21"/>
+          <w:szCs w:val="21"/>
+        </w:rPr>
+        <w:t xml:space="preserve">5) </w:t>
+      </w:r>
+      <w:r>
+        <w:rPr>
+          <w:rFonts w:ascii="Calibri" w:cs="Calibri" w:eastAsia="Calibri" w:hAnsi="Calibri"/>
+          <w:sz w:val="21"/>
+          <w:szCs w:val="21"/>
+        </w:rPr>
+        <w:t xml:space="preserve">Maintain property and casualty insurance covering the premises and the property throughout the term of this Agreement.</w:t>
+      </w:r>
+    </w:p>
+    <w:p>
+      <w:pPr>
+        <w:spacing w:after="130" w:line="250"/>
+        <w:ind w:left="360" w:hanging="360"/>
+      </w:pPr>
+      <w:r>
+        <w:rPr>
+          <w:rFonts w:ascii="Calibri" w:cs="Calibri" w:eastAsia="Calibri" w:hAnsi="Calibri"/>
+          <w:b/>
+          <w:bCs/>
+          <w:sz w:val="21"/>
+          <w:szCs w:val="21"/>
+        </w:rPr>
+        <w:t xml:space="preserve">6) </w:t>
+      </w:r>
+      <w:r>
+        <w:rPr>
+          <w:rFonts w:ascii="Calibri" w:cs="Calibri" w:eastAsia="Calibri" w:hAnsi="Calibri"/>
+          <w:sz w:val="21"/>
+          <w:szCs w:val="21"/>
+        </w:rPr>
+        <w:t xml:space="preserve">Indemnify, defend, and hold harmless the Liquidator and its members, employees, and contractors from and against any and all claims, actions, damages, liability, and expenses — including attorney fees — in connection with loss of life, personal injury, and/or property damage arising from or in connection with the Estate Sale.</w:t>
+      </w:r>
+    </w:p>
+    <w:p>
+      <w:pPr>
+        <w:spacing w:after="130" w:line="250"/>
+        <w:ind w:left="360" w:hanging="360"/>
+      </w:pPr>
+      <w:r>
+        <w:rPr>
+          <w:rFonts w:ascii="Calibri" w:cs="Calibri" w:eastAsia="Calibri" w:hAnsi="Calibri"/>
+          <w:b/>
+          <w:bCs/>
+          <w:sz w:val="21"/>
+          <w:szCs w:val="21"/>
+        </w:rPr>
+        <w:t xml:space="preserve">7) </w:t>
+      </w:r>
+      <w:r>
+        <w:rPr>
+          <w:rFonts w:ascii="Calibri" w:cs="Calibri" w:eastAsia="Calibri" w:hAnsi="Calibri"/>
+          <w:sz w:val="21"/>
+          <w:szCs w:val="21"/>
+        </w:rPr>
+        <w:t xml:space="preserve">Not remove </w:t>
+      </w:r>
+      <w:r>
+        <w:rPr>
+          <w:rFonts w:ascii="Calibri" w:cs="Calibri" w:eastAsia="Calibri" w:hAnsi="Calibri"/>
+          <w:b/>
+          <w:bCs/>
           <w:sz w:val="21"/>
           <w:szCs w:val="21"/>
           <w:u w:val="single"/>
         </w:rPr>
-        <w:t xml:space="preserve">                        </w:t>
-      </w:r>
-    </w:p>
-    <w:p>
-      <w:pPr>
-        <w:spacing w:after="160" w:line="252"/>
+        <w:t xml:space="preserve">any</w:t>
+      </w:r>
+      <w:r>
+        <w:rPr>
+          <w:rFonts w:ascii="Calibri" w:cs="Calibri" w:eastAsia="Calibri" w:hAnsi="Calibri"/>
+          <w:sz w:val="21"/>
+          <w:szCs w:val="21"/>
+        </w:rPr>
+        <w:t xml:space="preserve"> property from the premises after the date this Agreement is signed, except as set forth in Paragraph 3 above. If any property is removed from the premises after the date of this Agreement, the Liquidator reserves the right to appraise the removed items, and the Seller shall pay the Liquidator a fee equal to </w:t>
+      </w:r>
+      <w:r>
+        <w:rPr>
+          <w:rFonts w:ascii="Calibri" w:cs="Calibri" w:eastAsia="Calibri" w:hAnsi="Calibri"/>
+          <w:b/>
+          <w:bCs/>
+          <w:sz w:val="21"/>
+          <w:szCs w:val="21"/>
+        </w:rPr>
+        <w:t xml:space="preserve">________</w:t>
+      </w:r>
+      <w:r>
+        <w:rPr>
+          <w:rFonts w:ascii="Calibri" w:cs="Calibri" w:eastAsia="Calibri" w:hAnsi="Calibri"/>
+          <w:b/>
+          <w:bCs/>
+          <w:sz w:val="21"/>
+          <w:szCs w:val="21"/>
+        </w:rPr>
+        <w:t xml:space="preserve">% </w:t>
+      </w:r>
+      <w:r>
+        <w:rPr>
+          <w:rFonts w:ascii="Calibri" w:cs="Calibri" w:eastAsia="Calibri" w:hAnsi="Calibri"/>
+          <w:sz w:val="21"/>
+          <w:szCs w:val="21"/>
+        </w:rPr>
+        <w:t xml:space="preserve">of the price established by the Liquidator for such items, to renegotiate the terms of this Agreement, or to cancel this Agreement.</w:t>
+      </w:r>
+    </w:p>
+    <w:p>
+      <w:pPr>
+        <w:spacing w:after="130" w:line="250"/>
         <w:ind w:left="360" w:hanging="360"/>
       </w:pPr>
       <w:r>
@@ -1275,38 +2097,20 @@
           <w:sz w:val="21"/>
           <w:szCs w:val="21"/>
         </w:rPr>
-        <w:t xml:space="preserve">3) </w:t>
-      </w:r>
-      <w:r>
-        <w:rPr>
-          <w:rFonts w:ascii="Calibri" w:cs="Calibri" w:eastAsia="Calibri" w:hAnsi="Calibri"/>
-          <w:sz w:val="21"/>
-          <w:szCs w:val="21"/>
-        </w:rPr>
-        <w:t xml:space="preserve">Before the access date of the Estate Sale, remove from the premises — or secure in a locked room or container — all personal items that are </w:t>
-      </w:r>
-      <w:r>
-        <w:rPr>
-          <w:rFonts w:ascii="Calibri" w:cs="Calibri" w:eastAsia="Calibri" w:hAnsi="Calibri"/>
-          <w:b/>
-          <w:bCs/>
-          <w:sz w:val="21"/>
-          <w:szCs w:val="21"/>
-        </w:rPr>
-        <w:t xml:space="preserve">not for sale (NFS)</w:t>
-      </w:r>
-      <w:r>
-        <w:rPr>
-          <w:rFonts w:ascii="Calibri" w:cs="Calibri" w:eastAsia="Calibri" w:hAnsi="Calibri"/>
-          <w:sz w:val="21"/>
-          <w:szCs w:val="21"/>
-        </w:rPr>
-        <w:t xml:space="preserve">, and all other property on the premises that is not to be sold. Any item not removed or secured by a locked method will be considered part of the Estate Sale.</w:t>
-      </w:r>
-    </w:p>
-    <w:p>
-      <w:pPr>
-        <w:spacing w:after="160" w:line="252"/>
+        <w:t xml:space="preserve">8) </w:t>
+      </w:r>
+      <w:r>
+        <w:rPr>
+          <w:rFonts w:ascii="Calibri" w:cs="Calibri" w:eastAsia="Calibri" w:hAnsi="Calibri"/>
+          <w:sz w:val="21"/>
+          <w:szCs w:val="21"/>
+        </w:rPr>
+        <w:t xml:space="preserve">Authorize the Liquidator to photograph the property during the Estate Sale and to use those photographs for reference and marketing purposes. The Seller acknowledges that the Liquidator owns all right, title, and interest in all such photographs, and releases the Liquidator from any claim arising out of the use of such images.</w:t>
+      </w:r>
+    </w:p>
+    <w:p>
+      <w:pPr>
+        <w:spacing w:after="200" w:line="250"/>
         <w:ind w:left="360" w:hanging="360"/>
       </w:pPr>
       <w:r>
@@ -1317,165 +2121,7 @@
           <w:sz w:val="21"/>
           <w:szCs w:val="21"/>
         </w:rPr>
-        <w:t xml:space="preserve">4) </w:t>
-      </w:r>
-      <w:r>
-        <w:rPr>
-          <w:rFonts w:ascii="Calibri" w:cs="Calibri" w:eastAsia="Calibri" w:hAnsi="Calibri"/>
-          <w:sz w:val="21"/>
-          <w:szCs w:val="21"/>
-        </w:rPr>
-        <w:t xml:space="preserve">Waive any claim for loss, theft, or damage against High Caliber Estate Sales LLC (the Liquidator) arising in connection with the Estate Sale.</w:t>
-      </w:r>
-    </w:p>
-    <w:p>
-      <w:pPr>
-        <w:spacing w:after="160" w:line="252"/>
-        <w:ind w:left="360" w:hanging="360"/>
-      </w:pPr>
-      <w:r>
-        <w:rPr>
-          <w:rFonts w:ascii="Calibri" w:cs="Calibri" w:eastAsia="Calibri" w:hAnsi="Calibri"/>
-          <w:b/>
-          <w:bCs/>
-          <w:sz w:val="21"/>
-          <w:szCs w:val="21"/>
-        </w:rPr>
-        <w:t xml:space="preserve">5) </w:t>
-      </w:r>
-      <w:r>
-        <w:rPr>
-          <w:rFonts w:ascii="Calibri" w:cs="Calibri" w:eastAsia="Calibri" w:hAnsi="Calibri"/>
-          <w:sz w:val="21"/>
-          <w:szCs w:val="21"/>
-        </w:rPr>
-        <w:t xml:space="preserve">Maintain property and casualty insurance covering the premises and the property throughout the term of this Agreement.</w:t>
-      </w:r>
-    </w:p>
-    <w:p>
-      <w:pPr>
-        <w:spacing w:after="160" w:line="252"/>
-        <w:ind w:left="360" w:hanging="360"/>
-      </w:pPr>
-      <w:r>
-        <w:rPr>
-          <w:rFonts w:ascii="Calibri" w:cs="Calibri" w:eastAsia="Calibri" w:hAnsi="Calibri"/>
-          <w:b/>
-          <w:bCs/>
-          <w:sz w:val="21"/>
-          <w:szCs w:val="21"/>
-        </w:rPr>
-        <w:t xml:space="preserve">6) </w:t>
-      </w:r>
-      <w:r>
-        <w:rPr>
-          <w:rFonts w:ascii="Calibri" w:cs="Calibri" w:eastAsia="Calibri" w:hAnsi="Calibri"/>
-          <w:sz w:val="21"/>
-          <w:szCs w:val="21"/>
-        </w:rPr>
-        <w:t xml:space="preserve">Indemnify, defend, and hold harmless the Liquidator and its members, employees, and contractors from and against any and all claims, actions, damages, liability, and expenses — including attorney fees — in connection with loss of life, personal injury, and/or property damage arising from or in connection with the Estate Sale.</w:t>
-      </w:r>
-    </w:p>
-    <w:p>
-      <w:pPr>
-        <w:spacing w:after="160" w:line="252"/>
-        <w:ind w:left="360" w:hanging="360"/>
-      </w:pPr>
-      <w:r>
-        <w:rPr>
-          <w:rFonts w:ascii="Calibri" w:cs="Calibri" w:eastAsia="Calibri" w:hAnsi="Calibri"/>
-          <w:b/>
-          <w:bCs/>
-          <w:sz w:val="21"/>
-          <w:szCs w:val="21"/>
-        </w:rPr>
-        <w:t xml:space="preserve">7) </w:t>
-      </w:r>
-      <w:r>
-        <w:rPr>
-          <w:rFonts w:ascii="Calibri" w:cs="Calibri" w:eastAsia="Calibri" w:hAnsi="Calibri"/>
-          <w:sz w:val="21"/>
-          <w:szCs w:val="21"/>
-        </w:rPr>
-        <w:t xml:space="preserve">Not remove </w:t>
-      </w:r>
-      <w:r>
-        <w:rPr>
-          <w:rFonts w:ascii="Calibri" w:cs="Calibri" w:eastAsia="Calibri" w:hAnsi="Calibri"/>
-          <w:b/>
-          <w:bCs/>
-          <w:sz w:val="21"/>
-          <w:szCs w:val="21"/>
-          <w:u w:val="single"/>
-        </w:rPr>
-        <w:t xml:space="preserve">any</w:t>
-      </w:r>
-      <w:r>
-        <w:rPr>
-          <w:rFonts w:ascii="Calibri" w:cs="Calibri" w:eastAsia="Calibri" w:hAnsi="Calibri"/>
-          <w:sz w:val="21"/>
-          <w:szCs w:val="21"/>
-        </w:rPr>
-        <w:t xml:space="preserve"> property from the premises after the date this Agreement is signed, except as set forth in Paragraph 3 above. If any property is removed from the premises after the date of this Agreement, the Liquidator reserves the right to appraise the removed items, and the Seller shall pay the Liquidator a fee equal to </w:t>
-      </w:r>
-      <w:r>
-        <w:rPr>
-          <w:rFonts w:ascii="Calibri" w:cs="Calibri" w:eastAsia="Calibri" w:hAnsi="Calibri"/>
-          <w:b/>
-          <w:bCs/>
-          <w:sz w:val="21"/>
-          <w:szCs w:val="21"/>
-          <w:u w:val="single"/>
-        </w:rPr>
-        <w:t xml:space="preserve">_______%</w:t>
-      </w:r>
-      <w:r>
-        <w:rPr>
-          <w:rFonts w:ascii="Calibri" w:cs="Calibri" w:eastAsia="Calibri" w:hAnsi="Calibri"/>
-          <w:sz w:val="21"/>
-          <w:szCs w:val="21"/>
-        </w:rPr>
-        <w:t xml:space="preserve"> of the price established by the Liquidator for such items, to renegotiate the terms of this Agreement, or to cancel this Agreement.</w:t>
-      </w:r>
-    </w:p>
-    <w:p>
-      <w:pPr>
-        <w:spacing w:after="160" w:line="252"/>
-        <w:ind w:left="360" w:hanging="360"/>
-      </w:pPr>
-      <w:r>
-        <w:rPr>
-          <w:rFonts w:ascii="Calibri" w:cs="Calibri" w:eastAsia="Calibri" w:hAnsi="Calibri"/>
-          <w:b/>
-          <w:bCs/>
-          <w:sz w:val="21"/>
-          <w:szCs w:val="21"/>
-        </w:rPr>
-        <w:t xml:space="preserve">8) </w:t>
-      </w:r>
-      <w:r>
-        <w:rPr>
-          <w:rFonts w:ascii="Calibri" w:cs="Calibri" w:eastAsia="Calibri" w:hAnsi="Calibri"/>
-          <w:sz w:val="21"/>
-          <w:szCs w:val="21"/>
-        </w:rPr>
-        <w:t xml:space="preserve">Authorize the Liquidator to photograph the property during the Estate Sale and to use those photographs for reference and marketing purposes. The Seller acknowledges that the Liquidator owns all right, title, and interest in all such photographs, and releases the Liquidator from any claim arising out of the use of such images.</w:t>
-      </w:r>
-    </w:p>
-    <w:p>
-      <w:pPr>
-        <w:spacing w:after="160" w:line="252"/>
-        <w:ind w:left="360" w:hanging="360"/>
-      </w:pPr>
-      <w:r>
-        <w:rPr>
-          <w:rFonts w:ascii="Calibri" w:cs="Calibri" w:eastAsia="Calibri" w:hAnsi="Calibri"/>
-          <w:b/>
-          <w:bCs/>
-          <w:sz w:val="21"/>
-          <w:szCs w:val="21"/>
-        </w:rPr>
-        <w:t xml:space="preserve">9) </w:t>
+        <w:t xml:space="preserve">9) </w:t>
       </w:r>
       <w:r>
         <w:rPr>
@@ -1488,36 +2134,175 @@
     </w:p>
     <w:p>
       <w:pPr>
-        <w:spacing w:after="200" w:before="240" w:line="300"/>
-      </w:pPr>
-      <w:r>
-        <w:rPr>
-          <w:rFonts w:ascii="Calibri" w:cs="Calibri" w:eastAsia="Calibri" w:hAnsi="Calibri"/>
-          <w:b/>
-          <w:bCs/>
-          <w:sz w:val="21"/>
-          <w:szCs w:val="21"/>
-        </w:rPr>
-        <w:t xml:space="preserve">Seller agrees to Paragraphs 1–9 above.   Signature: </w:t>
-      </w:r>
-      <w:r>
-        <w:rPr>
-          <w:rFonts w:ascii="Calibri" w:cs="Calibri" w:eastAsia="Calibri" w:hAnsi="Calibri"/>
-          <w:sz w:val="21"/>
-          <w:szCs w:val="21"/>
-          <w:u w:val="single"/>
-        </w:rPr>
-        <w:t xml:space="preserve">                                        </w:t>
-      </w:r>
-    </w:p>
-    <w:p>
-      <w:r>
-        <w:br w:type="page"/>
-      </w:r>
-    </w:p>
-    <w:p>
-      <w:pPr>
-        <w:spacing w:after="40"/>
+        <w:spacing w:after="130" w:line="250"/>
+      </w:pPr>
+      <w:r>
+        <w:rPr>
+          <w:rFonts w:ascii="Calibri" w:cs="Calibri" w:eastAsia="Calibri" w:hAnsi="Calibri"/>
+          <w:b/>
+          <w:bCs/>
+          <w:sz w:val="21"/>
+          <w:szCs w:val="21"/>
+        </w:rPr>
+        <w:t xml:space="preserve">Seller agrees to Paragraphs 1–9 above.</w:t>
+      </w:r>
+    </w:p>
+    <w:tbl>
+      <w:tblPr>
+        <w:tblW w:type="dxa" w:w="10400"/>
+        <w:tblBorders>
+          <w:top w:val="none" w:color="FFFFFF" w:sz="0"/>
+          <w:left w:val="none" w:color="FFFFFF" w:sz="0"/>
+          <w:bottom w:val="none" w:color="FFFFFF" w:sz="0"/>
+          <w:right w:val="none" w:color="FFFFFF" w:sz="0"/>
+          <w:insideH w:val="none" w:color="FFFFFF" w:sz="0"/>
+          <w:insideV w:val="none" w:color="FFFFFF" w:sz="0"/>
+        </w:tblBorders>
+      </w:tblPr>
+      <w:tblGrid>
+        <w:gridCol w:w="2400"/>
+        <w:gridCol w:w="4840"/>
+        <w:gridCol w:w="750"/>
+        <w:gridCol w:w="2450"/>
+      </w:tblGrid>
+      <w:tr>
+        <w:trPr>
+          <w:trHeight w:val="460" w:hRule="atLeast"/>
+        </w:trPr>
+        <w:tc>
+          <w:tcPr>
+            <w:tcW w:type="dxa" w:w="2400"/>
+            <w:tcBorders>
+              <w:top w:val="none" w:color="FFFFFF" w:sz="0"/>
+              <w:left w:val="none" w:color="FFFFFF" w:sz="0"/>
+              <w:bottom w:val="none" w:color="FFFFFF" w:sz="0"/>
+              <w:right w:val="none" w:color="FFFFFF" w:sz="0"/>
+            </w:tcBorders>
+            <w:tcMar>
+              <w:top w:type="dxa" w:w="20"/>
+              <w:left w:type="dxa" w:w="0"/>
+              <w:bottom w:type="dxa" w:w="20"/>
+              <w:right w:type="dxa" w:w="100"/>
+            </w:tcMar>
+            <w:vAlign w:val="bottom"/>
+          </w:tcPr>
+          <w:p>
+            <w:pPr>
+              <w:spacing w:after="0" w:line="240"/>
+            </w:pPr>
+            <w:r>
+              <w:rPr>
+                <w:rFonts w:ascii="Calibri" w:cs="Calibri" w:eastAsia="Calibri" w:hAnsi="Calibri"/>
+                <w:b/>
+                <w:bCs/>
+                <w:sz w:val="21"/>
+                <w:szCs w:val="21"/>
+              </w:rPr>
+              <w:t xml:space="preserve">Seller Signature:</w:t>
+            </w:r>
+          </w:p>
+        </w:tc>
+        <w:tc>
+          <w:tcPr>
+            <w:tcW w:type="dxa" w:w="4840"/>
+            <w:tcBorders>
+              <w:top w:val="none" w:color="FFFFFF" w:sz="0"/>
+              <w:left w:val="none" w:color="FFFFFF" w:sz="0"/>
+              <w:bottom w:val="single" w:color="000000" w:sz="6"/>
+              <w:right w:val="none" w:color="FFFFFF" w:sz="0"/>
+            </w:tcBorders>
+            <w:tcMar>
+              <w:top w:type="dxa" w:w="20"/>
+              <w:left w:type="dxa" w:w="0"/>
+              <w:bottom w:type="dxa" w:w="20"/>
+              <w:right w:type="dxa" w:w="100"/>
+            </w:tcMar>
+            <w:vAlign w:val="bottom"/>
+          </w:tcPr>
+          <w:p>
+            <w:pPr>
+              <w:spacing w:after="0" w:line="240"/>
+            </w:pPr>
+            <w:r>
+              <w:rPr>
+                <w:rFonts w:ascii="Calibri" w:cs="Calibri" w:eastAsia="Calibri" w:hAnsi="Calibri"/>
+                <w:sz w:val="21"/>
+                <w:szCs w:val="21"/>
+              </w:rPr>
+              <w:t xml:space="preserve"/>
+            </w:r>
+          </w:p>
+        </w:tc>
+        <w:tc>
+          <w:tcPr>
+            <w:tcW w:type="dxa" w:w="750"/>
+            <w:tcBorders>
+              <w:top w:val="none" w:color="FFFFFF" w:sz="0"/>
+              <w:left w:val="none" w:color="FFFFFF" w:sz="0"/>
+              <w:bottom w:val="none" w:color="FFFFFF" w:sz="0"/>
+              <w:right w:val="none" w:color="FFFFFF" w:sz="0"/>
+            </w:tcBorders>
+            <w:tcMar>
+              <w:top w:type="dxa" w:w="20"/>
+              <w:left w:type="dxa" w:w="0"/>
+              <w:bottom w:type="dxa" w:w="20"/>
+              <w:right w:type="dxa" w:w="100"/>
+            </w:tcMar>
+            <w:vAlign w:val="bottom"/>
+          </w:tcPr>
+          <w:p>
+            <w:pPr>
+              <w:spacing w:after="0" w:line="240"/>
+            </w:pPr>
+            <w:r>
+              <w:rPr>
+                <w:rFonts w:ascii="Calibri" w:cs="Calibri" w:eastAsia="Calibri" w:hAnsi="Calibri"/>
+                <w:b/>
+                <w:bCs/>
+                <w:sz w:val="21"/>
+                <w:szCs w:val="21"/>
+              </w:rPr>
+              <w:t xml:space="preserve">Date:</w:t>
+            </w:r>
+          </w:p>
+        </w:tc>
+        <w:tc>
+          <w:tcPr>
+            <w:tcW w:type="dxa" w:w="2450"/>
+            <w:tcBorders>
+              <w:top w:val="none" w:color="FFFFFF" w:sz="0"/>
+              <w:left w:val="none" w:color="FFFFFF" w:sz="0"/>
+              <w:bottom w:val="single" w:color="000000" w:sz="6"/>
+              <w:right w:val="none" w:color="FFFFFF" w:sz="0"/>
+            </w:tcBorders>
+            <w:tcMar>
+              <w:top w:type="dxa" w:w="20"/>
+              <w:left w:type="dxa" w:w="0"/>
+              <w:bottom w:type="dxa" w:w="20"/>
+              <w:right w:type="dxa" w:w="100"/>
+            </w:tcMar>
+            <w:vAlign w:val="bottom"/>
+          </w:tcPr>
+          <w:p>
+            <w:pPr>
+              <w:spacing w:after="0" w:line="240"/>
+            </w:pPr>
+            <w:r>
+              <w:rPr>
+                <w:rFonts w:ascii="Calibri" w:cs="Calibri" w:eastAsia="Calibri" w:hAnsi="Calibri"/>
+                <w:sz w:val="21"/>
+                <w:szCs w:val="21"/>
+              </w:rPr>
+              <w:t xml:space="preserve"/>
+            </w:r>
+          </w:p>
+        </w:tc>
+      </w:tr>
+    </w:tbl>
+    <w:p>
+      <w:pPr>
+        <w:pageBreakBefore/>
+        <w:spacing w:after="30" w:line="240"/>
         <w:jc w:val="center"/>
       </w:pPr>
       <w:r>
@@ -1525,8 +2310,8 @@
           <w:rFonts w:ascii="Calibri" w:cs="Calibri" w:eastAsia="Calibri" w:hAnsi="Calibri"/>
           <w:b/>
           <w:bCs/>
-          <w:sz w:val="28"/>
-          <w:szCs w:val="28"/>
+          <w:sz w:val="26"/>
+          <w:szCs w:val="26"/>
         </w:rPr>
         <w:t xml:space="preserve">HIGH CALIBER ESTATE SALES LLC</w:t>
       </w:r>
@@ -1536,7 +2321,7 @@
         <w:pBdr>
           <w:bottom w:val="single" w:color="000000" w:sz="6" w:space="1"/>
         </w:pBdr>
-        <w:spacing w:after="160"/>
+        <w:spacing w:after="130"/>
       </w:pPr>
       <w:r>
         <w:rPr>
@@ -1550,14 +2335,13 @@
     <w:p>
       <w:pPr>
         <w:keepNext/>
-        <w:spacing w:after="160" w:before="200"/>
-      </w:pPr>
-      <w:r>
-        <w:rPr>
-          <w:rFonts w:ascii="Calibri" w:cs="Calibri" w:eastAsia="Calibri" w:hAnsi="Calibri"/>
-          <w:b/>
-          <w:bCs/>
-          <w:caps w:val="false"/>
+        <w:spacing w:after="130" w:before="150"/>
+      </w:pPr>
+      <w:r>
+        <w:rPr>
+          <w:rFonts w:ascii="Calibri" w:cs="Calibri" w:eastAsia="Calibri" w:hAnsi="Calibri"/>
+          <w:b/>
+          <w:bCs/>
           <w:sz w:val="24"/>
           <w:szCs w:val="24"/>
         </w:rPr>
@@ -1566,7 +2350,7 @@
     </w:p>
     <w:p>
       <w:pPr>
-        <w:spacing w:after="160" w:line="252"/>
+        <w:spacing w:after="130" w:line="250"/>
       </w:pPr>
       <w:r>
         <w:rPr>
@@ -1579,7 +2363,7 @@
     </w:p>
     <w:p>
       <w:pPr>
-        <w:spacing w:after="160" w:line="252"/>
+        <w:spacing w:after="130" w:line="250"/>
       </w:pPr>
       <w:r>
         <w:rPr>
@@ -1592,7 +2376,7 @@
     </w:p>
     <w:p>
       <w:pPr>
-        <w:spacing w:after="160" w:line="252"/>
+        <w:spacing w:after="130" w:line="250"/>
       </w:pPr>
       <w:r>
         <w:rPr>
@@ -1615,7 +2399,7 @@
     </w:p>
     <w:p>
       <w:pPr>
-        <w:spacing w:after="160" w:line="252"/>
+        <w:spacing w:after="130" w:line="250"/>
       </w:pPr>
       <w:r>
         <w:rPr>
@@ -1638,11 +2422,12 @@
       <w:r>
         <w:rPr>
           <w:rFonts w:ascii="Calibri" w:cs="Calibri" w:eastAsia="Calibri" w:hAnsi="Calibri"/>
-          <w:sz w:val="21"/>
-          <w:szCs w:val="21"/>
-          <w:u w:val="single"/>
-        </w:rPr>
-        <w:t xml:space="preserve">          </w:t>
+          <w:b/>
+          <w:bCs/>
+          <w:sz w:val="21"/>
+          <w:szCs w:val="21"/>
+        </w:rPr>
+        <w:t xml:space="preserve">____________</w:t>
       </w:r>
       <w:r>
         <w:rPr>
@@ -1655,7 +2440,7 @@
     </w:p>
     <w:p>
       <w:pPr>
-        <w:spacing w:after="160" w:line="252"/>
+        <w:spacing w:after="130" w:line="250"/>
       </w:pPr>
       <w:r>
         <w:rPr>
@@ -1668,7 +2453,7 @@
     </w:p>
     <w:p>
       <w:pPr>
-        <w:spacing w:after="160" w:line="252"/>
+        <w:spacing w:after="130" w:line="250"/>
       </w:pPr>
       <w:r>
         <w:rPr>
@@ -1681,7 +2466,7 @@
     </w:p>
     <w:p>
       <w:pPr>
-        <w:spacing w:after="160" w:line="252"/>
+        <w:spacing w:after="130" w:line="250"/>
       </w:pPr>
       <w:r>
         <w:rPr>
@@ -1704,7 +2489,7 @@
     </w:p>
     <w:p>
       <w:pPr>
-        <w:spacing w:after="100" w:line="300"/>
+        <w:spacing w:after="70" w:line="250"/>
       </w:pPr>
       <w:r>
         <w:rPr>
@@ -1722,35 +2507,129 @@
           <w:sz w:val="21"/>
           <w:szCs w:val="21"/>
         </w:rPr>
-        <w:t xml:space="preserve">Please specify where parking is allowed on the property. </w:t>
-      </w:r>
-      <w:r>
-        <w:rPr>
-          <w:rFonts w:ascii="Calibri" w:cs="Calibri" w:eastAsia="Calibri" w:hAnsi="Calibri"/>
-          <w:sz w:val="21"/>
-          <w:szCs w:val="21"/>
-          <w:u w:val="single"/>
-        </w:rPr>
-        <w:t xml:space="preserve">                              </w:t>
-      </w:r>
-    </w:p>
-    <w:p>
-      <w:pPr>
-        <w:spacing w:after="160" w:line="300"/>
-      </w:pPr>
-      <w:r>
-        <w:rPr>
-          <w:rFonts w:ascii="Calibri" w:cs="Calibri" w:eastAsia="Calibri" w:hAnsi="Calibri"/>
-          <w:sz w:val="21"/>
-          <w:szCs w:val="21"/>
-          <w:u w:val="single"/>
-        </w:rPr>
-        <w:t xml:space="preserve">                                                                                     </w:t>
-      </w:r>
-    </w:p>
-    <w:p>
-      <w:pPr>
-        <w:spacing w:after="160" w:line="252"/>
+        <w:t xml:space="preserve">Please specify where parking is allowed on the property.</w:t>
+      </w:r>
+    </w:p>
+    <w:tbl>
+      <w:tblPr>
+        <w:tblW w:type="dxa" w:w="10400"/>
+        <w:tblBorders>
+          <w:top w:val="none" w:color="FFFFFF" w:sz="0"/>
+          <w:left w:val="none" w:color="FFFFFF" w:sz="0"/>
+          <w:bottom w:val="none" w:color="FFFFFF" w:sz="0"/>
+          <w:right w:val="none" w:color="FFFFFF" w:sz="0"/>
+          <w:insideH w:val="none" w:color="FFFFFF" w:sz="0"/>
+          <w:insideV w:val="none" w:color="FFFFFF" w:sz="0"/>
+        </w:tblBorders>
+      </w:tblPr>
+      <w:tblGrid>
+        <w:gridCol w:w="10400"/>
+      </w:tblGrid>
+      <w:tr>
+        <w:trPr>
+          <w:trHeight w:val="420" w:hRule="atLeast"/>
+        </w:trPr>
+        <w:tc>
+          <w:tcPr>
+            <w:tcW w:type="dxa" w:w="10400"/>
+            <w:tcBorders>
+              <w:top w:val="none" w:color="FFFFFF" w:sz="0"/>
+              <w:left w:val="none" w:color="FFFFFF" w:sz="0"/>
+              <w:bottom w:val="single" w:color="000000" w:sz="6"/>
+              <w:right w:val="none" w:color="FFFFFF" w:sz="0"/>
+            </w:tcBorders>
+            <w:tcMar>
+              <w:top w:type="dxa" w:w="20"/>
+              <w:left w:type="dxa" w:w="0"/>
+              <w:bottom w:type="dxa" w:w="20"/>
+              <w:right w:type="dxa" w:w="100"/>
+            </w:tcMar>
+            <w:vAlign w:val="bottom"/>
+          </w:tcPr>
+          <w:p>
+            <w:pPr>
+              <w:spacing w:after="0" w:line="240"/>
+            </w:pPr>
+            <w:r>
+              <w:rPr>
+                <w:rFonts w:ascii="Calibri" w:cs="Calibri" w:eastAsia="Calibri" w:hAnsi="Calibri"/>
+                <w:sz w:val="21"/>
+                <w:szCs w:val="21"/>
+              </w:rPr>
+              <w:t xml:space="preserve"/>
+            </w:r>
+          </w:p>
+        </w:tc>
+      </w:tr>
+    </w:tbl>
+    <w:tbl>
+      <w:tblPr>
+        <w:tblW w:type="dxa" w:w="10400"/>
+        <w:tblBorders>
+          <w:top w:val="none" w:color="FFFFFF" w:sz="0"/>
+          <w:left w:val="none" w:color="FFFFFF" w:sz="0"/>
+          <w:bottom w:val="none" w:color="FFFFFF" w:sz="0"/>
+          <w:right w:val="none" w:color="FFFFFF" w:sz="0"/>
+          <w:insideH w:val="none" w:color="FFFFFF" w:sz="0"/>
+          <w:insideV w:val="none" w:color="FFFFFF" w:sz="0"/>
+        </w:tblBorders>
+      </w:tblPr>
+      <w:tblGrid>
+        <w:gridCol w:w="10400"/>
+      </w:tblGrid>
+      <w:tr>
+        <w:trPr>
+          <w:trHeight w:val="420" w:hRule="atLeast"/>
+        </w:trPr>
+        <w:tc>
+          <w:tcPr>
+            <w:tcW w:type="dxa" w:w="10400"/>
+            <w:tcBorders>
+              <w:top w:val="none" w:color="FFFFFF" w:sz="0"/>
+              <w:left w:val="none" w:color="FFFFFF" w:sz="0"/>
+              <w:bottom w:val="single" w:color="000000" w:sz="6"/>
+              <w:right w:val="none" w:color="FFFFFF" w:sz="0"/>
+            </w:tcBorders>
+            <w:tcMar>
+              <w:top w:type="dxa" w:w="20"/>
+              <w:left w:type="dxa" w:w="0"/>
+              <w:bottom w:type="dxa" w:w="20"/>
+              <w:right w:type="dxa" w:w="100"/>
+            </w:tcMar>
+            <w:vAlign w:val="bottom"/>
+          </w:tcPr>
+          <w:p>
+            <w:pPr>
+              <w:spacing w:after="0" w:line="240"/>
+            </w:pPr>
+            <w:r>
+              <w:rPr>
+                <w:rFonts w:ascii="Calibri" w:cs="Calibri" w:eastAsia="Calibri" w:hAnsi="Calibri"/>
+                <w:sz w:val="21"/>
+                <w:szCs w:val="21"/>
+              </w:rPr>
+              <w:t xml:space="preserve"/>
+            </w:r>
+          </w:p>
+        </w:tc>
+      </w:tr>
+    </w:tbl>
+    <w:p>
+      <w:pPr>
+        <w:spacing w:after="110" w:line="120"/>
+      </w:pPr>
+      <w:r>
+        <w:rPr>
+          <w:rFonts w:ascii="Calibri" w:cs="Calibri" w:eastAsia="Calibri" w:hAnsi="Calibri"/>
+          <w:sz w:val="21"/>
+          <w:szCs w:val="21"/>
+        </w:rPr>
+        <w:t xml:space="preserve"/>
+      </w:r>
+    </w:p>
+    <w:p>
+      <w:pPr>
+        <w:spacing w:after="130" w:line="250"/>
       </w:pPr>
       <w:r>
         <w:rPr>
@@ -1773,7 +2652,7 @@
     </w:p>
     <w:p>
       <w:pPr>
-        <w:spacing w:after="200" w:line="252"/>
+        <w:spacing w:after="160" w:line="250"/>
       </w:pPr>
       <w:r>
         <w:rPr>
@@ -1796,7 +2675,7 @@
     </w:p>
     <w:p>
       <w:pPr>
-        <w:spacing w:after="200" w:line="252"/>
+        <w:spacing w:after="140" w:line="250"/>
         <w:ind w:left="360"/>
       </w:pPr>
       <w:r>
@@ -1817,17 +2696,13 @@
           <w:sz w:val="21"/>
           <w:szCs w:val="21"/>
         </w:rPr>
-        <w:t xml:space="preserve">___________</w:t>
-      </w:r>
-    </w:p>
-    <w:p>
-      <w:r>
-        <w:br w:type="page"/>
-      </w:r>
-    </w:p>
-    <w:p>
-      <w:pPr>
-        <w:spacing w:after="40"/>
+        <w:t xml:space="preserve">______________________</w:t>
+      </w:r>
+    </w:p>
+    <w:p>
+      <w:pPr>
+        <w:pageBreakBefore/>
+        <w:spacing w:after="30" w:line="240"/>
         <w:jc w:val="center"/>
       </w:pPr>
       <w:r>
@@ -1835,8 +2710,8 @@
           <w:rFonts w:ascii="Calibri" w:cs="Calibri" w:eastAsia="Calibri" w:hAnsi="Calibri"/>
           <w:b/>
           <w:bCs/>
-          <w:sz w:val="28"/>
-          <w:szCs w:val="28"/>
+          <w:sz w:val="26"/>
+          <w:szCs w:val="26"/>
         </w:rPr>
         <w:t xml:space="preserve">HIGH CALIBER ESTATE SALES LLC</w:t>
       </w:r>
@@ -1846,7 +2721,7 @@
         <w:pBdr>
           <w:bottom w:val="single" w:color="000000" w:sz="6" w:space="1"/>
         </w:pBdr>
-        <w:spacing w:after="160"/>
+        <w:spacing w:after="130"/>
       </w:pPr>
       <w:r>
         <w:rPr>
@@ -1859,7 +2734,7 @@
     </w:p>
     <w:p>
       <w:pPr>
-        <w:spacing w:after="160" w:line="252"/>
+        <w:spacing w:after="130" w:line="250"/>
       </w:pPr>
       <w:r>
         <w:rPr>
@@ -1882,7 +2757,7 @@
     </w:p>
     <w:p>
       <w:pPr>
-        <w:spacing w:after="160" w:line="252"/>
+        <w:spacing w:after="130" w:line="250"/>
       </w:pPr>
       <w:r>
         <w:rPr>
@@ -1895,7 +2770,7 @@
     </w:p>
     <w:p>
       <w:pPr>
-        <w:spacing w:after="160" w:line="252"/>
+        <w:spacing w:after="130" w:line="250"/>
       </w:pPr>
       <w:r>
         <w:rPr>
@@ -1908,7 +2783,7 @@
     </w:p>
     <w:p>
       <w:pPr>
-        <w:spacing w:after="240" w:line="252"/>
+        <w:spacing w:after="180" w:line="250"/>
       </w:pPr>
       <w:r>
         <w:rPr>
@@ -1924,7 +2799,7 @@
         <w:pBdr>
           <w:bottom w:val="single" w:color="000000" w:sz="6" w:space="1"/>
         </w:pBdr>
-        <w:spacing w:after="160"/>
+        <w:spacing w:after="150"/>
       </w:pPr>
       <w:r>
         <w:rPr>
@@ -1937,7 +2812,7 @@
     </w:p>
     <w:p>
       <w:pPr>
-        <w:spacing w:after="240"/>
+        <w:spacing w:after="200" w:line="250"/>
       </w:pPr>
       <w:r>
         <w:rPr>
@@ -1950,239 +2825,757 @@
         <w:t xml:space="preserve">Liquidator:  High Caliber Estate Sales LLC</w:t>
       </w:r>
     </w:p>
-    <w:p>
-      <w:pPr>
-        <w:spacing w:after="200" w:line="320"/>
-      </w:pPr>
-      <w:r>
-        <w:rPr>
-          <w:rFonts w:ascii="Calibri" w:cs="Calibri" w:eastAsia="Calibri" w:hAnsi="Calibri"/>
-          <w:b/>
-          <w:bCs/>
-          <w:sz w:val="21"/>
-          <w:szCs w:val="21"/>
-        </w:rPr>
-        <w:t xml:space="preserve">Seller (signature): </w:t>
-      </w:r>
-      <w:r>
-        <w:rPr>
-          <w:rFonts w:ascii="Calibri" w:cs="Calibri" w:eastAsia="Calibri" w:hAnsi="Calibri"/>
-          <w:sz w:val="21"/>
-          <w:szCs w:val="21"/>
-          <w:u w:val="single"/>
-        </w:rPr>
-        <w:t xml:space="preserve">                                              </w:t>
-      </w:r>
-    </w:p>
-    <w:p>
-      <w:pPr>
-        <w:spacing w:after="200" w:line="320"/>
-      </w:pPr>
-      <w:r>
-        <w:rPr>
-          <w:rFonts w:ascii="Calibri" w:cs="Calibri" w:eastAsia="Calibri" w:hAnsi="Calibri"/>
-          <w:b/>
-          <w:bCs/>
-          <w:sz w:val="21"/>
-          <w:szCs w:val="21"/>
-        </w:rPr>
-        <w:t xml:space="preserve">Seller (print name): </w:t>
-      </w:r>
-      <w:r>
-        <w:rPr>
-          <w:rFonts w:ascii="Calibri" w:cs="Calibri" w:eastAsia="Calibri" w:hAnsi="Calibri"/>
-          <w:sz w:val="21"/>
-          <w:szCs w:val="21"/>
-          <w:u w:val="single"/>
-        </w:rPr>
-        <w:t xml:space="preserve">                                              </w:t>
-      </w:r>
-    </w:p>
-    <w:p>
-      <w:pPr>
-        <w:spacing w:after="200" w:line="320"/>
-      </w:pPr>
-      <w:r>
-        <w:rPr>
-          <w:rFonts w:ascii="Calibri" w:cs="Calibri" w:eastAsia="Calibri" w:hAnsi="Calibri"/>
-          <w:b/>
-          <w:bCs/>
-          <w:sz w:val="21"/>
-          <w:szCs w:val="21"/>
-        </w:rPr>
-        <w:t xml:space="preserve">Date Signed: </w:t>
-      </w:r>
-      <w:r>
-        <w:rPr>
-          <w:rFonts w:ascii="Calibri" w:cs="Calibri" w:eastAsia="Calibri" w:hAnsi="Calibri"/>
-          <w:sz w:val="21"/>
-          <w:szCs w:val="21"/>
-          <w:u w:val="single"/>
-        </w:rPr>
-        <w:t xml:space="preserve">                              </w:t>
-      </w:r>
-    </w:p>
-    <w:p>
-      <w:pPr>
-        <w:spacing w:after="200" w:line="320"/>
-      </w:pPr>
-      <w:r>
-        <w:rPr>
-          <w:rFonts w:ascii="Calibri" w:cs="Calibri" w:eastAsia="Calibri" w:hAnsi="Calibri"/>
-          <w:b/>
-          <w:bCs/>
-          <w:sz w:val="21"/>
-          <w:szCs w:val="21"/>
-        </w:rPr>
-        <w:t xml:space="preserve">Seller’s Phone: </w:t>
-      </w:r>
-      <w:r>
-        <w:rPr>
-          <w:rFonts w:ascii="Calibri" w:cs="Calibri" w:eastAsia="Calibri" w:hAnsi="Calibri"/>
-          <w:sz w:val="21"/>
-          <w:szCs w:val="21"/>
-          <w:u w:val="single"/>
-        </w:rPr>
-        <w:t xml:space="preserve">                              </w:t>
-      </w:r>
-    </w:p>
-    <w:p>
-      <w:pPr>
-        <w:spacing w:after="200" w:line="320"/>
-      </w:pPr>
-      <w:r>
-        <w:rPr>
-          <w:rFonts w:ascii="Calibri" w:cs="Calibri" w:eastAsia="Calibri" w:hAnsi="Calibri"/>
-          <w:b/>
-          <w:bCs/>
-          <w:sz w:val="21"/>
-          <w:szCs w:val="21"/>
-        </w:rPr>
-        <w:t xml:space="preserve">Email: </w:t>
-      </w:r>
-      <w:r>
-        <w:rPr>
-          <w:rFonts w:ascii="Calibri" w:cs="Calibri" w:eastAsia="Calibri" w:hAnsi="Calibri"/>
-          <w:sz w:val="21"/>
-          <w:szCs w:val="21"/>
-          <w:u w:val="single"/>
-        </w:rPr>
-        <w:t xml:space="preserve">                                                  </w:t>
-      </w:r>
-    </w:p>
-    <w:p>
-      <w:pPr>
-        <w:spacing w:after="200" w:line="320"/>
-      </w:pPr>
-      <w:r>
-        <w:rPr>
-          <w:rFonts w:ascii="Calibri" w:cs="Calibri" w:eastAsia="Calibri" w:hAnsi="Calibri"/>
-          <w:b/>
-          <w:bCs/>
-          <w:sz w:val="21"/>
-          <w:szCs w:val="21"/>
-        </w:rPr>
-        <w:t xml:space="preserve">Address: </w:t>
-      </w:r>
-      <w:r>
-        <w:rPr>
-          <w:rFonts w:ascii="Calibri" w:cs="Calibri" w:eastAsia="Calibri" w:hAnsi="Calibri"/>
-          <w:sz w:val="21"/>
-          <w:szCs w:val="21"/>
-          <w:u w:val="single"/>
-        </w:rPr>
-        <w:t xml:space="preserve">                                                    </w:t>
-      </w:r>
-    </w:p>
-    <w:p>
-      <w:pPr>
-        <w:spacing w:after="200" w:line="320"/>
-      </w:pPr>
-      <w:r>
-        <w:rPr>
-          <w:rFonts w:ascii="Calibri" w:cs="Calibri" w:eastAsia="Calibri" w:hAnsi="Calibri"/>
-          <w:b/>
-          <w:bCs/>
-          <w:sz w:val="21"/>
-          <w:szCs w:val="21"/>
-        </w:rPr>
-        <w:t xml:space="preserve">City: </w:t>
-      </w:r>
-      <w:r>
-        <w:rPr>
-          <w:rFonts w:ascii="Calibri" w:cs="Calibri" w:eastAsia="Calibri" w:hAnsi="Calibri"/>
-          <w:sz w:val="21"/>
-          <w:szCs w:val="21"/>
-          <w:u w:val="single"/>
-        </w:rPr>
-        <w:t xml:space="preserve">                          </w:t>
-      </w:r>
-      <w:r>
-        <w:rPr>
-          <w:rFonts w:ascii="Calibri" w:cs="Calibri" w:eastAsia="Calibri" w:hAnsi="Calibri"/>
-          <w:b/>
-          <w:bCs/>
-          <w:sz w:val="21"/>
-          <w:szCs w:val="21"/>
-        </w:rPr>
-        <w:t xml:space="preserve">  State: </w:t>
-      </w:r>
-      <w:r>
-        <w:rPr>
-          <w:rFonts w:ascii="Calibri" w:cs="Calibri" w:eastAsia="Calibri" w:hAnsi="Calibri"/>
-          <w:sz w:val="21"/>
-          <w:szCs w:val="21"/>
-          <w:u w:val="single"/>
-        </w:rPr>
-        <w:t xml:space="preserve">        </w:t>
-      </w:r>
-      <w:r>
-        <w:rPr>
-          <w:rFonts w:ascii="Calibri" w:cs="Calibri" w:eastAsia="Calibri" w:hAnsi="Calibri"/>
-          <w:b/>
-          <w:bCs/>
-          <w:sz w:val="21"/>
-          <w:szCs w:val="21"/>
-        </w:rPr>
-        <w:t xml:space="preserve">  Zip: </w:t>
-      </w:r>
-      <w:r>
-        <w:rPr>
-          <w:rFonts w:ascii="Calibri" w:cs="Calibri" w:eastAsia="Calibri" w:hAnsi="Calibri"/>
-          <w:sz w:val="21"/>
-          <w:szCs w:val="21"/>
-          <w:u w:val="single"/>
-        </w:rPr>
-        <w:t xml:space="preserve">            </w:t>
-      </w:r>
-    </w:p>
-    <w:p>
-      <w:pPr>
-        <w:spacing w:after="200" w:line="320"/>
-      </w:pPr>
-      <w:r>
-        <w:rPr>
-          <w:rFonts w:ascii="Calibri" w:cs="Calibri" w:eastAsia="Calibri" w:hAnsi="Calibri"/>
-          <w:b/>
-          <w:bCs/>
-          <w:sz w:val="21"/>
-          <w:szCs w:val="21"/>
-        </w:rPr>
-        <w:t xml:space="preserve">Make check payable to: </w:t>
-      </w:r>
-      <w:r>
-        <w:rPr>
-          <w:rFonts w:ascii="Calibri" w:cs="Calibri" w:eastAsia="Calibri" w:hAnsi="Calibri"/>
-          <w:sz w:val="21"/>
-          <w:szCs w:val="21"/>
-          <w:u w:val="single"/>
-        </w:rPr>
-        <w:t xml:space="preserve">                                        </w:t>
-      </w:r>
-    </w:p>
-    <w:p>
-      <w:pPr>
-        <w:spacing w:after="140" w:line="320"/>
+    <w:tbl>
+      <w:tblPr>
+        <w:tblW w:type="dxa" w:w="10400"/>
+        <w:tblBorders>
+          <w:top w:val="none" w:color="FFFFFF" w:sz="0"/>
+          <w:left w:val="none" w:color="FFFFFF" w:sz="0"/>
+          <w:bottom w:val="none" w:color="FFFFFF" w:sz="0"/>
+          <w:right w:val="none" w:color="FFFFFF" w:sz="0"/>
+          <w:insideH w:val="none" w:color="FFFFFF" w:sz="0"/>
+          <w:insideV w:val="none" w:color="FFFFFF" w:sz="0"/>
+        </w:tblBorders>
+      </w:tblPr>
+      <w:tblGrid>
+        <w:gridCol w:w="2800"/>
+        <w:gridCol w:w="7600"/>
+      </w:tblGrid>
+      <w:tr>
+        <w:trPr>
+          <w:trHeight w:val="460" w:hRule="atLeast"/>
+        </w:trPr>
+        <w:tc>
+          <w:tcPr>
+            <w:tcW w:type="dxa" w:w="2800"/>
+            <w:tcBorders>
+              <w:top w:val="none" w:color="FFFFFF" w:sz="0"/>
+              <w:left w:val="none" w:color="FFFFFF" w:sz="0"/>
+              <w:bottom w:val="none" w:color="FFFFFF" w:sz="0"/>
+              <w:right w:val="none" w:color="FFFFFF" w:sz="0"/>
+            </w:tcBorders>
+            <w:tcMar>
+              <w:top w:type="dxa" w:w="20"/>
+              <w:left w:type="dxa" w:w="0"/>
+              <w:bottom w:type="dxa" w:w="20"/>
+              <w:right w:type="dxa" w:w="100"/>
+            </w:tcMar>
+            <w:vAlign w:val="bottom"/>
+          </w:tcPr>
+          <w:p>
+            <w:pPr>
+              <w:spacing w:after="0" w:line="240"/>
+            </w:pPr>
+            <w:r>
+              <w:rPr>
+                <w:rFonts w:ascii="Calibri" w:cs="Calibri" w:eastAsia="Calibri" w:hAnsi="Calibri"/>
+                <w:b/>
+                <w:bCs/>
+                <w:sz w:val="21"/>
+                <w:szCs w:val="21"/>
+              </w:rPr>
+              <w:t xml:space="preserve">Seller (signature):</w:t>
+            </w:r>
+          </w:p>
+        </w:tc>
+        <w:tc>
+          <w:tcPr>
+            <w:tcW w:type="dxa" w:w="7600"/>
+            <w:tcBorders>
+              <w:top w:val="none" w:color="FFFFFF" w:sz="0"/>
+              <w:left w:val="none" w:color="FFFFFF" w:sz="0"/>
+              <w:bottom w:val="single" w:color="000000" w:sz="6"/>
+              <w:right w:val="none" w:color="FFFFFF" w:sz="0"/>
+            </w:tcBorders>
+            <w:tcMar>
+              <w:top w:type="dxa" w:w="20"/>
+              <w:left w:type="dxa" w:w="0"/>
+              <w:bottom w:type="dxa" w:w="20"/>
+              <w:right w:type="dxa" w:w="100"/>
+            </w:tcMar>
+            <w:vAlign w:val="bottom"/>
+          </w:tcPr>
+          <w:p>
+            <w:pPr>
+              <w:spacing w:after="0" w:line="240"/>
+            </w:pPr>
+            <w:r>
+              <w:rPr>
+                <w:rFonts w:ascii="Calibri" w:cs="Calibri" w:eastAsia="Calibri" w:hAnsi="Calibri"/>
+                <w:sz w:val="21"/>
+                <w:szCs w:val="21"/>
+              </w:rPr>
+              <w:t xml:space="preserve"/>
+            </w:r>
+          </w:p>
+        </w:tc>
+      </w:tr>
+      <w:tr>
+        <w:trPr>
+          <w:trHeight w:val="460" w:hRule="atLeast"/>
+        </w:trPr>
+        <w:tc>
+          <w:tcPr>
+            <w:tcW w:type="dxa" w:w="2800"/>
+            <w:tcBorders>
+              <w:top w:val="none" w:color="FFFFFF" w:sz="0"/>
+              <w:left w:val="none" w:color="FFFFFF" w:sz="0"/>
+              <w:bottom w:val="none" w:color="FFFFFF" w:sz="0"/>
+              <w:right w:val="none" w:color="FFFFFF" w:sz="0"/>
+            </w:tcBorders>
+            <w:tcMar>
+              <w:top w:type="dxa" w:w="20"/>
+              <w:left w:type="dxa" w:w="0"/>
+              <w:bottom w:type="dxa" w:w="20"/>
+              <w:right w:type="dxa" w:w="100"/>
+            </w:tcMar>
+            <w:vAlign w:val="bottom"/>
+          </w:tcPr>
+          <w:p>
+            <w:pPr>
+              <w:spacing w:after="0" w:line="240"/>
+            </w:pPr>
+            <w:r>
+              <w:rPr>
+                <w:rFonts w:ascii="Calibri" w:cs="Calibri" w:eastAsia="Calibri" w:hAnsi="Calibri"/>
+                <w:b/>
+                <w:bCs/>
+                <w:sz w:val="21"/>
+                <w:szCs w:val="21"/>
+              </w:rPr>
+              <w:t xml:space="preserve">Seller (print name):</w:t>
+            </w:r>
+          </w:p>
+        </w:tc>
+        <w:tc>
+          <w:tcPr>
+            <w:tcW w:type="dxa" w:w="7600"/>
+            <w:tcBorders>
+              <w:top w:val="none" w:color="FFFFFF" w:sz="0"/>
+              <w:left w:val="none" w:color="FFFFFF" w:sz="0"/>
+              <w:bottom w:val="single" w:color="000000" w:sz="6"/>
+              <w:right w:val="none" w:color="FFFFFF" w:sz="0"/>
+            </w:tcBorders>
+            <w:tcMar>
+              <w:top w:type="dxa" w:w="20"/>
+              <w:left w:type="dxa" w:w="0"/>
+              <w:bottom w:type="dxa" w:w="20"/>
+              <w:right w:type="dxa" w:w="100"/>
+            </w:tcMar>
+            <w:vAlign w:val="bottom"/>
+          </w:tcPr>
+          <w:p>
+            <w:pPr>
+              <w:spacing w:after="0" w:line="240"/>
+            </w:pPr>
+            <w:r>
+              <w:rPr>
+                <w:rFonts w:ascii="Calibri" w:cs="Calibri" w:eastAsia="Calibri" w:hAnsi="Calibri"/>
+                <w:sz w:val="21"/>
+                <w:szCs w:val="21"/>
+              </w:rPr>
+              <w:t xml:space="preserve"/>
+            </w:r>
+          </w:p>
+        </w:tc>
+      </w:tr>
+      <w:tr>
+        <w:trPr>
+          <w:trHeight w:val="460" w:hRule="atLeast"/>
+        </w:trPr>
+        <w:tc>
+          <w:tcPr>
+            <w:tcW w:type="dxa" w:w="2800"/>
+            <w:tcBorders>
+              <w:top w:val="none" w:color="FFFFFF" w:sz="0"/>
+              <w:left w:val="none" w:color="FFFFFF" w:sz="0"/>
+              <w:bottom w:val="none" w:color="FFFFFF" w:sz="0"/>
+              <w:right w:val="none" w:color="FFFFFF" w:sz="0"/>
+            </w:tcBorders>
+            <w:tcMar>
+              <w:top w:type="dxa" w:w="20"/>
+              <w:left w:type="dxa" w:w="0"/>
+              <w:bottom w:type="dxa" w:w="20"/>
+              <w:right w:type="dxa" w:w="100"/>
+            </w:tcMar>
+            <w:vAlign w:val="bottom"/>
+          </w:tcPr>
+          <w:p>
+            <w:pPr>
+              <w:spacing w:after="0" w:line="240"/>
+            </w:pPr>
+            <w:r>
+              <w:rPr>
+                <w:rFonts w:ascii="Calibri" w:cs="Calibri" w:eastAsia="Calibri" w:hAnsi="Calibri"/>
+                <w:b/>
+                <w:bCs/>
+                <w:sz w:val="21"/>
+                <w:szCs w:val="21"/>
+              </w:rPr>
+              <w:t xml:space="preserve">Date Signed:</w:t>
+            </w:r>
+          </w:p>
+        </w:tc>
+        <w:tc>
+          <w:tcPr>
+            <w:tcW w:type="dxa" w:w="7600"/>
+            <w:tcBorders>
+              <w:top w:val="none" w:color="FFFFFF" w:sz="0"/>
+              <w:left w:val="none" w:color="FFFFFF" w:sz="0"/>
+              <w:bottom w:val="single" w:color="000000" w:sz="6"/>
+              <w:right w:val="none" w:color="FFFFFF" w:sz="0"/>
+            </w:tcBorders>
+            <w:tcMar>
+              <w:top w:type="dxa" w:w="20"/>
+              <w:left w:type="dxa" w:w="0"/>
+              <w:bottom w:type="dxa" w:w="20"/>
+              <w:right w:type="dxa" w:w="100"/>
+            </w:tcMar>
+            <w:vAlign w:val="bottom"/>
+          </w:tcPr>
+          <w:p>
+            <w:pPr>
+              <w:spacing w:after="0" w:line="240"/>
+            </w:pPr>
+            <w:r>
+              <w:rPr>
+                <w:rFonts w:ascii="Calibri" w:cs="Calibri" w:eastAsia="Calibri" w:hAnsi="Calibri"/>
+                <w:sz w:val="21"/>
+                <w:szCs w:val="21"/>
+              </w:rPr>
+              <w:t xml:space="preserve"/>
+            </w:r>
+          </w:p>
+        </w:tc>
+      </w:tr>
+      <w:tr>
+        <w:trPr>
+          <w:trHeight w:val="460" w:hRule="atLeast"/>
+        </w:trPr>
+        <w:tc>
+          <w:tcPr>
+            <w:tcW w:type="dxa" w:w="2800"/>
+            <w:tcBorders>
+              <w:top w:val="none" w:color="FFFFFF" w:sz="0"/>
+              <w:left w:val="none" w:color="FFFFFF" w:sz="0"/>
+              <w:bottom w:val="none" w:color="FFFFFF" w:sz="0"/>
+              <w:right w:val="none" w:color="FFFFFF" w:sz="0"/>
+            </w:tcBorders>
+            <w:tcMar>
+              <w:top w:type="dxa" w:w="20"/>
+              <w:left w:type="dxa" w:w="0"/>
+              <w:bottom w:type="dxa" w:w="20"/>
+              <w:right w:type="dxa" w:w="100"/>
+            </w:tcMar>
+            <w:vAlign w:val="bottom"/>
+          </w:tcPr>
+          <w:p>
+            <w:pPr>
+              <w:spacing w:after="0" w:line="240"/>
+            </w:pPr>
+            <w:r>
+              <w:rPr>
+                <w:rFonts w:ascii="Calibri" w:cs="Calibri" w:eastAsia="Calibri" w:hAnsi="Calibri"/>
+                <w:b/>
+                <w:bCs/>
+                <w:sz w:val="21"/>
+                <w:szCs w:val="21"/>
+              </w:rPr>
+              <w:t xml:space="preserve">Seller’s Phone:</w:t>
+            </w:r>
+          </w:p>
+        </w:tc>
+        <w:tc>
+          <w:tcPr>
+            <w:tcW w:type="dxa" w:w="7600"/>
+            <w:tcBorders>
+              <w:top w:val="none" w:color="FFFFFF" w:sz="0"/>
+              <w:left w:val="none" w:color="FFFFFF" w:sz="0"/>
+              <w:bottom w:val="single" w:color="000000" w:sz="6"/>
+              <w:right w:val="none" w:color="FFFFFF" w:sz="0"/>
+            </w:tcBorders>
+            <w:tcMar>
+              <w:top w:type="dxa" w:w="20"/>
+              <w:left w:type="dxa" w:w="0"/>
+              <w:bottom w:type="dxa" w:w="20"/>
+              <w:right w:type="dxa" w:w="100"/>
+            </w:tcMar>
+            <w:vAlign w:val="bottom"/>
+          </w:tcPr>
+          <w:p>
+            <w:pPr>
+              <w:spacing w:after="0" w:line="240"/>
+            </w:pPr>
+            <w:r>
+              <w:rPr>
+                <w:rFonts w:ascii="Calibri" w:cs="Calibri" w:eastAsia="Calibri" w:hAnsi="Calibri"/>
+                <w:sz w:val="21"/>
+                <w:szCs w:val="21"/>
+              </w:rPr>
+              <w:t xml:space="preserve"/>
+            </w:r>
+          </w:p>
+        </w:tc>
+      </w:tr>
+      <w:tr>
+        <w:trPr>
+          <w:trHeight w:val="460" w:hRule="atLeast"/>
+        </w:trPr>
+        <w:tc>
+          <w:tcPr>
+            <w:tcW w:type="dxa" w:w="2800"/>
+            <w:tcBorders>
+              <w:top w:val="none" w:color="FFFFFF" w:sz="0"/>
+              <w:left w:val="none" w:color="FFFFFF" w:sz="0"/>
+              <w:bottom w:val="none" w:color="FFFFFF" w:sz="0"/>
+              <w:right w:val="none" w:color="FFFFFF" w:sz="0"/>
+            </w:tcBorders>
+            <w:tcMar>
+              <w:top w:type="dxa" w:w="20"/>
+              <w:left w:type="dxa" w:w="0"/>
+              <w:bottom w:type="dxa" w:w="20"/>
+              <w:right w:type="dxa" w:w="100"/>
+            </w:tcMar>
+            <w:vAlign w:val="bottom"/>
+          </w:tcPr>
+          <w:p>
+            <w:pPr>
+              <w:spacing w:after="0" w:line="240"/>
+            </w:pPr>
+            <w:r>
+              <w:rPr>
+                <w:rFonts w:ascii="Calibri" w:cs="Calibri" w:eastAsia="Calibri" w:hAnsi="Calibri"/>
+                <w:b/>
+                <w:bCs/>
+                <w:sz w:val="21"/>
+                <w:szCs w:val="21"/>
+              </w:rPr>
+              <w:t xml:space="preserve">Email:</w:t>
+            </w:r>
+          </w:p>
+        </w:tc>
+        <w:tc>
+          <w:tcPr>
+            <w:tcW w:type="dxa" w:w="7600"/>
+            <w:tcBorders>
+              <w:top w:val="none" w:color="FFFFFF" w:sz="0"/>
+              <w:left w:val="none" w:color="FFFFFF" w:sz="0"/>
+              <w:bottom w:val="single" w:color="000000" w:sz="6"/>
+              <w:right w:val="none" w:color="FFFFFF" w:sz="0"/>
+            </w:tcBorders>
+            <w:tcMar>
+              <w:top w:type="dxa" w:w="20"/>
+              <w:left w:type="dxa" w:w="0"/>
+              <w:bottom w:type="dxa" w:w="20"/>
+              <w:right w:type="dxa" w:w="100"/>
+            </w:tcMar>
+            <w:vAlign w:val="bottom"/>
+          </w:tcPr>
+          <w:p>
+            <w:pPr>
+              <w:spacing w:after="0" w:line="240"/>
+            </w:pPr>
+            <w:r>
+              <w:rPr>
+                <w:rFonts w:ascii="Calibri" w:cs="Calibri" w:eastAsia="Calibri" w:hAnsi="Calibri"/>
+                <w:sz w:val="21"/>
+                <w:szCs w:val="21"/>
+              </w:rPr>
+              <w:t xml:space="preserve"/>
+            </w:r>
+          </w:p>
+        </w:tc>
+      </w:tr>
+      <w:tr>
+        <w:trPr>
+          <w:trHeight w:val="460" w:hRule="atLeast"/>
+        </w:trPr>
+        <w:tc>
+          <w:tcPr>
+            <w:tcW w:type="dxa" w:w="2800"/>
+            <w:tcBorders>
+              <w:top w:val="none" w:color="FFFFFF" w:sz="0"/>
+              <w:left w:val="none" w:color="FFFFFF" w:sz="0"/>
+              <w:bottom w:val="none" w:color="FFFFFF" w:sz="0"/>
+              <w:right w:val="none" w:color="FFFFFF" w:sz="0"/>
+            </w:tcBorders>
+            <w:tcMar>
+              <w:top w:type="dxa" w:w="20"/>
+              <w:left w:type="dxa" w:w="0"/>
+              <w:bottom w:type="dxa" w:w="20"/>
+              <w:right w:type="dxa" w:w="100"/>
+            </w:tcMar>
+            <w:vAlign w:val="bottom"/>
+          </w:tcPr>
+          <w:p>
+            <w:pPr>
+              <w:spacing w:after="0" w:line="240"/>
+            </w:pPr>
+            <w:r>
+              <w:rPr>
+                <w:rFonts w:ascii="Calibri" w:cs="Calibri" w:eastAsia="Calibri" w:hAnsi="Calibri"/>
+                <w:b/>
+                <w:bCs/>
+                <w:sz w:val="21"/>
+                <w:szCs w:val="21"/>
+              </w:rPr>
+              <w:t xml:space="preserve">Address:</w:t>
+            </w:r>
+          </w:p>
+        </w:tc>
+        <w:tc>
+          <w:tcPr>
+            <w:tcW w:type="dxa" w:w="7600"/>
+            <w:tcBorders>
+              <w:top w:val="none" w:color="FFFFFF" w:sz="0"/>
+              <w:left w:val="none" w:color="FFFFFF" w:sz="0"/>
+              <w:bottom w:val="single" w:color="000000" w:sz="6"/>
+              <w:right w:val="none" w:color="FFFFFF" w:sz="0"/>
+            </w:tcBorders>
+            <w:tcMar>
+              <w:top w:type="dxa" w:w="20"/>
+              <w:left w:type="dxa" w:w="0"/>
+              <w:bottom w:type="dxa" w:w="20"/>
+              <w:right w:type="dxa" w:w="100"/>
+            </w:tcMar>
+            <w:vAlign w:val="bottom"/>
+          </w:tcPr>
+          <w:p>
+            <w:pPr>
+              <w:spacing w:after="0" w:line="240"/>
+            </w:pPr>
+            <w:r>
+              <w:rPr>
+                <w:rFonts w:ascii="Calibri" w:cs="Calibri" w:eastAsia="Calibri" w:hAnsi="Calibri"/>
+                <w:sz w:val="21"/>
+                <w:szCs w:val="21"/>
+              </w:rPr>
+              <w:t xml:space="preserve"/>
+            </w:r>
+          </w:p>
+        </w:tc>
+      </w:tr>
+    </w:tbl>
+    <w:tbl>
+      <w:tblPr>
+        <w:tblW w:type="dxa" w:w="10400"/>
+        <w:tblBorders>
+          <w:top w:val="none" w:color="FFFFFF" w:sz="0"/>
+          <w:left w:val="none" w:color="FFFFFF" w:sz="0"/>
+          <w:bottom w:val="none" w:color="FFFFFF" w:sz="0"/>
+          <w:right w:val="none" w:color="FFFFFF" w:sz="0"/>
+          <w:insideH w:val="none" w:color="FFFFFF" w:sz="0"/>
+          <w:insideV w:val="none" w:color="FFFFFF" w:sz="0"/>
+        </w:tblBorders>
+      </w:tblPr>
+      <w:tblGrid>
+        <w:gridCol w:w="750"/>
+        <w:gridCol w:w="4300"/>
+        <w:gridCol w:w="900"/>
+        <w:gridCol w:w="1400"/>
+        <w:gridCol w:w="640"/>
+        <w:gridCol w:w="2450"/>
+      </w:tblGrid>
+      <w:tr>
+        <w:trPr>
+          <w:trHeight w:val="460" w:hRule="atLeast"/>
+        </w:trPr>
+        <w:tc>
+          <w:tcPr>
+            <w:tcW w:type="dxa" w:w="750"/>
+            <w:tcBorders>
+              <w:top w:val="none" w:color="FFFFFF" w:sz="0"/>
+              <w:left w:val="none" w:color="FFFFFF" w:sz="0"/>
+              <w:bottom w:val="none" w:color="FFFFFF" w:sz="0"/>
+              <w:right w:val="none" w:color="FFFFFF" w:sz="0"/>
+            </w:tcBorders>
+            <w:tcMar>
+              <w:top w:type="dxa" w:w="20"/>
+              <w:left w:type="dxa" w:w="0"/>
+              <w:bottom w:type="dxa" w:w="20"/>
+              <w:right w:type="dxa" w:w="100"/>
+            </w:tcMar>
+            <w:vAlign w:val="bottom"/>
+          </w:tcPr>
+          <w:p>
+            <w:pPr>
+              <w:spacing w:after="0" w:line="240"/>
+            </w:pPr>
+            <w:r>
+              <w:rPr>
+                <w:rFonts w:ascii="Calibri" w:cs="Calibri" w:eastAsia="Calibri" w:hAnsi="Calibri"/>
+                <w:b/>
+                <w:bCs/>
+                <w:sz w:val="21"/>
+                <w:szCs w:val="21"/>
+              </w:rPr>
+              <w:t xml:space="preserve">City:</w:t>
+            </w:r>
+          </w:p>
+        </w:tc>
+        <w:tc>
+          <w:tcPr>
+            <w:tcW w:type="dxa" w:w="4300"/>
+            <w:tcBorders>
+              <w:top w:val="none" w:color="FFFFFF" w:sz="0"/>
+              <w:left w:val="none" w:color="FFFFFF" w:sz="0"/>
+              <w:bottom w:val="single" w:color="000000" w:sz="6"/>
+              <w:right w:val="none" w:color="FFFFFF" w:sz="0"/>
+            </w:tcBorders>
+            <w:tcMar>
+              <w:top w:type="dxa" w:w="20"/>
+              <w:left w:type="dxa" w:w="0"/>
+              <w:bottom w:type="dxa" w:w="20"/>
+              <w:right w:type="dxa" w:w="100"/>
+            </w:tcMar>
+            <w:vAlign w:val="bottom"/>
+          </w:tcPr>
+          <w:p>
+            <w:pPr>
+              <w:spacing w:after="0" w:line="240"/>
+            </w:pPr>
+            <w:r>
+              <w:rPr>
+                <w:rFonts w:ascii="Calibri" w:cs="Calibri" w:eastAsia="Calibri" w:hAnsi="Calibri"/>
+                <w:sz w:val="21"/>
+                <w:szCs w:val="21"/>
+              </w:rPr>
+              <w:t xml:space="preserve"/>
+            </w:r>
+          </w:p>
+        </w:tc>
+        <w:tc>
+          <w:tcPr>
+            <w:tcW w:type="dxa" w:w="900"/>
+            <w:tcBorders>
+              <w:top w:val="none" w:color="FFFFFF" w:sz="0"/>
+              <w:left w:val="none" w:color="FFFFFF" w:sz="0"/>
+              <w:bottom w:val="none" w:color="FFFFFF" w:sz="0"/>
+              <w:right w:val="none" w:color="FFFFFF" w:sz="0"/>
+            </w:tcBorders>
+            <w:tcMar>
+              <w:top w:type="dxa" w:w="20"/>
+              <w:left w:type="dxa" w:w="0"/>
+              <w:bottom w:type="dxa" w:w="20"/>
+              <w:right w:type="dxa" w:w="100"/>
+            </w:tcMar>
+            <w:vAlign w:val="bottom"/>
+          </w:tcPr>
+          <w:p>
+            <w:pPr>
+              <w:spacing w:after="0" w:line="240"/>
+            </w:pPr>
+            <w:r>
+              <w:rPr>
+                <w:rFonts w:ascii="Calibri" w:cs="Calibri" w:eastAsia="Calibri" w:hAnsi="Calibri"/>
+                <w:b/>
+                <w:bCs/>
+                <w:sz w:val="21"/>
+                <w:szCs w:val="21"/>
+              </w:rPr>
+              <w:t xml:space="preserve">State:</w:t>
+            </w:r>
+          </w:p>
+        </w:tc>
+        <w:tc>
+          <w:tcPr>
+            <w:tcW w:type="dxa" w:w="1400"/>
+            <w:tcBorders>
+              <w:top w:val="none" w:color="FFFFFF" w:sz="0"/>
+              <w:left w:val="none" w:color="FFFFFF" w:sz="0"/>
+              <w:bottom w:val="single" w:color="000000" w:sz="6"/>
+              <w:right w:val="none" w:color="FFFFFF" w:sz="0"/>
+            </w:tcBorders>
+            <w:tcMar>
+              <w:top w:type="dxa" w:w="20"/>
+              <w:left w:type="dxa" w:w="0"/>
+              <w:bottom w:type="dxa" w:w="20"/>
+              <w:right w:type="dxa" w:w="100"/>
+            </w:tcMar>
+            <w:vAlign w:val="bottom"/>
+          </w:tcPr>
+          <w:p>
+            <w:pPr>
+              <w:spacing w:after="0" w:line="240"/>
+            </w:pPr>
+            <w:r>
+              <w:rPr>
+                <w:rFonts w:ascii="Calibri" w:cs="Calibri" w:eastAsia="Calibri" w:hAnsi="Calibri"/>
+                <w:sz w:val="21"/>
+                <w:szCs w:val="21"/>
+              </w:rPr>
+              <w:t xml:space="preserve"/>
+            </w:r>
+          </w:p>
+        </w:tc>
+        <w:tc>
+          <w:tcPr>
+            <w:tcW w:type="dxa" w:w="640"/>
+            <w:tcBorders>
+              <w:top w:val="none" w:color="FFFFFF" w:sz="0"/>
+              <w:left w:val="none" w:color="FFFFFF" w:sz="0"/>
+              <w:bottom w:val="none" w:color="FFFFFF" w:sz="0"/>
+              <w:right w:val="none" w:color="FFFFFF" w:sz="0"/>
+            </w:tcBorders>
+            <w:tcMar>
+              <w:top w:type="dxa" w:w="20"/>
+              <w:left w:type="dxa" w:w="0"/>
+              <w:bottom w:type="dxa" w:w="20"/>
+              <w:right w:type="dxa" w:w="100"/>
+            </w:tcMar>
+            <w:vAlign w:val="bottom"/>
+          </w:tcPr>
+          <w:p>
+            <w:pPr>
+              <w:spacing w:after="0" w:line="240"/>
+            </w:pPr>
+            <w:r>
+              <w:rPr>
+                <w:rFonts w:ascii="Calibri" w:cs="Calibri" w:eastAsia="Calibri" w:hAnsi="Calibri"/>
+                <w:b/>
+                <w:bCs/>
+                <w:sz w:val="21"/>
+                <w:szCs w:val="21"/>
+              </w:rPr>
+              <w:t xml:space="preserve">Zip:</w:t>
+            </w:r>
+          </w:p>
+        </w:tc>
+        <w:tc>
+          <w:tcPr>
+            <w:tcW w:type="dxa" w:w="2450"/>
+            <w:tcBorders>
+              <w:top w:val="none" w:color="FFFFFF" w:sz="0"/>
+              <w:left w:val="none" w:color="FFFFFF" w:sz="0"/>
+              <w:bottom w:val="single" w:color="000000" w:sz="6"/>
+              <w:right w:val="none" w:color="FFFFFF" w:sz="0"/>
+            </w:tcBorders>
+            <w:tcMar>
+              <w:top w:type="dxa" w:w="20"/>
+              <w:left w:type="dxa" w:w="0"/>
+              <w:bottom w:type="dxa" w:w="20"/>
+              <w:right w:type="dxa" w:w="100"/>
+            </w:tcMar>
+            <w:vAlign w:val="bottom"/>
+          </w:tcPr>
+          <w:p>
+            <w:pPr>
+              <w:spacing w:after="0" w:line="240"/>
+            </w:pPr>
+            <w:r>
+              <w:rPr>
+                <w:rFonts w:ascii="Calibri" w:cs="Calibri" w:eastAsia="Calibri" w:hAnsi="Calibri"/>
+                <w:sz w:val="21"/>
+                <w:szCs w:val="21"/>
+              </w:rPr>
+              <w:t xml:space="preserve"/>
+            </w:r>
+          </w:p>
+        </w:tc>
+      </w:tr>
+    </w:tbl>
+    <w:tbl>
+      <w:tblPr>
+        <w:tblW w:type="dxa" w:w="10400"/>
+        <w:tblBorders>
+          <w:top w:val="none" w:color="FFFFFF" w:sz="0"/>
+          <w:left w:val="none" w:color="FFFFFF" w:sz="0"/>
+          <w:bottom w:val="none" w:color="FFFFFF" w:sz="0"/>
+          <w:right w:val="none" w:color="FFFFFF" w:sz="0"/>
+          <w:insideH w:val="none" w:color="FFFFFF" w:sz="0"/>
+          <w:insideV w:val="none" w:color="FFFFFF" w:sz="0"/>
+        </w:tblBorders>
+      </w:tblPr>
+      <w:tblGrid>
+        <w:gridCol w:w="2800"/>
+        <w:gridCol w:w="7600"/>
+      </w:tblGrid>
+      <w:tr>
+        <w:trPr>
+          <w:trHeight w:val="460" w:hRule="atLeast"/>
+        </w:trPr>
+        <w:tc>
+          <w:tcPr>
+            <w:tcW w:type="dxa" w:w="2800"/>
+            <w:tcBorders>
+              <w:top w:val="none" w:color="FFFFFF" w:sz="0"/>
+              <w:left w:val="none" w:color="FFFFFF" w:sz="0"/>
+              <w:bottom w:val="none" w:color="FFFFFF" w:sz="0"/>
+              <w:right w:val="none" w:color="FFFFFF" w:sz="0"/>
+            </w:tcBorders>
+            <w:tcMar>
+              <w:top w:type="dxa" w:w="20"/>
+              <w:left w:type="dxa" w:w="0"/>
+              <w:bottom w:type="dxa" w:w="20"/>
+              <w:right w:type="dxa" w:w="100"/>
+            </w:tcMar>
+            <w:vAlign w:val="bottom"/>
+          </w:tcPr>
+          <w:p>
+            <w:pPr>
+              <w:spacing w:after="0" w:line="240"/>
+            </w:pPr>
+            <w:r>
+              <w:rPr>
+                <w:rFonts w:ascii="Calibri" w:cs="Calibri" w:eastAsia="Calibri" w:hAnsi="Calibri"/>
+                <w:b/>
+                <w:bCs/>
+                <w:sz w:val="21"/>
+                <w:szCs w:val="21"/>
+              </w:rPr>
+              <w:t xml:space="preserve">Make check payable to:</w:t>
+            </w:r>
+          </w:p>
+        </w:tc>
+        <w:tc>
+          <w:tcPr>
+            <w:tcW w:type="dxa" w:w="7600"/>
+            <w:tcBorders>
+              <w:top w:val="none" w:color="FFFFFF" w:sz="0"/>
+              <w:left w:val="none" w:color="FFFFFF" w:sz="0"/>
+              <w:bottom w:val="single" w:color="000000" w:sz="6"/>
+              <w:right w:val="none" w:color="FFFFFF" w:sz="0"/>
+            </w:tcBorders>
+            <w:tcMar>
+              <w:top w:type="dxa" w:w="20"/>
+              <w:left w:type="dxa" w:w="0"/>
+              <w:bottom w:type="dxa" w:w="20"/>
+              <w:right w:type="dxa" w:w="100"/>
+            </w:tcMar>
+            <w:vAlign w:val="bottom"/>
+          </w:tcPr>
+          <w:p>
+            <w:pPr>
+              <w:spacing w:after="0" w:line="240"/>
+            </w:pPr>
+            <w:r>
+              <w:rPr>
+                <w:rFonts w:ascii="Calibri" w:cs="Calibri" w:eastAsia="Calibri" w:hAnsi="Calibri"/>
+                <w:sz w:val="21"/>
+                <w:szCs w:val="21"/>
+              </w:rPr>
+              <w:t xml:space="preserve"/>
+            </w:r>
+          </w:p>
+        </w:tc>
+      </w:tr>
+    </w:tbl>
+    <w:p>
+      <w:pPr>
+        <w:spacing w:after="60" w:line="120"/>
+      </w:pPr>
+      <w:r>
+        <w:rPr>
+          <w:rFonts w:ascii="Calibri" w:cs="Calibri" w:eastAsia="Calibri" w:hAnsi="Calibri"/>
+          <w:sz w:val="21"/>
+          <w:szCs w:val="21"/>
+        </w:rPr>
+        <w:t xml:space="preserve"/>
+      </w:r>
+    </w:p>
+    <w:p>
+      <w:pPr>
+        <w:spacing w:after="130" w:line="250"/>
       </w:pPr>
       <w:r>
         <w:rPr>
@@ -2195,66 +3588,170 @@
         <w:t xml:space="preserve">Notes:</w:t>
       </w:r>
     </w:p>
-    <w:p>
-      <w:pPr>
-        <w:spacing w:after="160" w:line="320"/>
-      </w:pPr>
-      <w:r>
-        <w:rPr>
-          <w:rFonts w:ascii="Calibri" w:cs="Calibri" w:eastAsia="Calibri" w:hAnsi="Calibri"/>
-          <w:sz w:val="21"/>
-          <w:szCs w:val="21"/>
-          <w:u w:val="single"/>
-        </w:rPr>
-        <w:t xml:space="preserve">                                                                                        </w:t>
-      </w:r>
-    </w:p>
-    <w:p>
-      <w:pPr>
-        <w:spacing w:after="160" w:line="320"/>
-      </w:pPr>
-      <w:r>
-        <w:rPr>
-          <w:rFonts w:ascii="Calibri" w:cs="Calibri" w:eastAsia="Calibri" w:hAnsi="Calibri"/>
-          <w:sz w:val="21"/>
-          <w:szCs w:val="21"/>
-          <w:u w:val="single"/>
-        </w:rPr>
-        <w:t xml:space="preserve">                                                                                        </w:t>
-      </w:r>
-    </w:p>
-    <w:p>
-      <w:pPr>
-        <w:spacing w:after="160" w:line="320"/>
-      </w:pPr>
-      <w:r>
-        <w:rPr>
-          <w:rFonts w:ascii="Calibri" w:cs="Calibri" w:eastAsia="Calibri" w:hAnsi="Calibri"/>
-          <w:sz w:val="21"/>
-          <w:szCs w:val="21"/>
-          <w:u w:val="single"/>
-        </w:rPr>
-        <w:t xml:space="preserve">                                                                                        </w:t>
-      </w:r>
-    </w:p>
-    <w:p>
-      <w:pPr>
-        <w:spacing w:after="160" w:line="320"/>
-      </w:pPr>
-      <w:r>
-        <w:rPr>
-          <w:rFonts w:ascii="Calibri" w:cs="Calibri" w:eastAsia="Calibri" w:hAnsi="Calibri"/>
-          <w:sz w:val="21"/>
-          <w:szCs w:val="21"/>
-          <w:u w:val="single"/>
-        </w:rPr>
-        <w:t xml:space="preserve">                                                                                        </w:t>
-      </w:r>
-    </w:p>
+    <w:tbl>
+      <w:tblPr>
+        <w:tblW w:type="dxa" w:w="10400"/>
+        <w:tblBorders>
+          <w:top w:val="none" w:color="FFFFFF" w:sz="0"/>
+          <w:left w:val="none" w:color="FFFFFF" w:sz="0"/>
+          <w:bottom w:val="none" w:color="FFFFFF" w:sz="0"/>
+          <w:right w:val="none" w:color="FFFFFF" w:sz="0"/>
+          <w:insideH w:val="none" w:color="FFFFFF" w:sz="0"/>
+          <w:insideV w:val="none" w:color="FFFFFF" w:sz="0"/>
+        </w:tblBorders>
+      </w:tblPr>
+      <w:tblGrid>
+        <w:gridCol w:w="10400"/>
+      </w:tblGrid>
+      <w:tr>
+        <w:trPr>
+          <w:trHeight w:val="460" w:hRule="atLeast"/>
+        </w:trPr>
+        <w:tc>
+          <w:tcPr>
+            <w:tcW w:type="dxa" w:w="10400"/>
+            <w:tcBorders>
+              <w:top w:val="none" w:color="FFFFFF" w:sz="0"/>
+              <w:left w:val="none" w:color="FFFFFF" w:sz="0"/>
+              <w:bottom w:val="single" w:color="000000" w:sz="6"/>
+              <w:right w:val="none" w:color="FFFFFF" w:sz="0"/>
+            </w:tcBorders>
+            <w:tcMar>
+              <w:top w:type="dxa" w:w="20"/>
+              <w:left w:type="dxa" w:w="0"/>
+              <w:bottom w:type="dxa" w:w="20"/>
+              <w:right w:type="dxa" w:w="100"/>
+            </w:tcMar>
+            <w:vAlign w:val="bottom"/>
+          </w:tcPr>
+          <w:p>
+            <w:pPr>
+              <w:spacing w:after="0" w:line="240"/>
+            </w:pPr>
+            <w:r>
+              <w:rPr>
+                <w:rFonts w:ascii="Calibri" w:cs="Calibri" w:eastAsia="Calibri" w:hAnsi="Calibri"/>
+                <w:sz w:val="21"/>
+                <w:szCs w:val="21"/>
+              </w:rPr>
+              <w:t xml:space="preserve"/>
+            </w:r>
+          </w:p>
+        </w:tc>
+      </w:tr>
+      <w:tr>
+        <w:trPr>
+          <w:trHeight w:val="460" w:hRule="atLeast"/>
+        </w:trPr>
+        <w:tc>
+          <w:tcPr>
+            <w:tcW w:type="dxa" w:w="10400"/>
+            <w:tcBorders>
+              <w:top w:val="none" w:color="FFFFFF" w:sz="0"/>
+              <w:left w:val="none" w:color="FFFFFF" w:sz="0"/>
+              <w:bottom w:val="single" w:color="000000" w:sz="6"/>
+              <w:right w:val="none" w:color="FFFFFF" w:sz="0"/>
+            </w:tcBorders>
+            <w:tcMar>
+              <w:top w:type="dxa" w:w="20"/>
+              <w:left w:type="dxa" w:w="0"/>
+              <w:bottom w:type="dxa" w:w="20"/>
+              <w:right w:type="dxa" w:w="100"/>
+            </w:tcMar>
+            <w:vAlign w:val="bottom"/>
+          </w:tcPr>
+          <w:p>
+            <w:pPr>
+              <w:spacing w:after="0" w:line="240"/>
+            </w:pPr>
+            <w:r>
+              <w:rPr>
+                <w:rFonts w:ascii="Calibri" w:cs="Calibri" w:eastAsia="Calibri" w:hAnsi="Calibri"/>
+                <w:sz w:val="21"/>
+                <w:szCs w:val="21"/>
+              </w:rPr>
+              <w:t xml:space="preserve"/>
+            </w:r>
+          </w:p>
+        </w:tc>
+      </w:tr>
+      <w:tr>
+        <w:trPr>
+          <w:trHeight w:val="460" w:hRule="atLeast"/>
+        </w:trPr>
+        <w:tc>
+          <w:tcPr>
+            <w:tcW w:type="dxa" w:w="10400"/>
+            <w:tcBorders>
+              <w:top w:val="none" w:color="FFFFFF" w:sz="0"/>
+              <w:left w:val="none" w:color="FFFFFF" w:sz="0"/>
+              <w:bottom w:val="single" w:color="000000" w:sz="6"/>
+              <w:right w:val="none" w:color="FFFFFF" w:sz="0"/>
+            </w:tcBorders>
+            <w:tcMar>
+              <w:top w:type="dxa" w:w="20"/>
+              <w:left w:type="dxa" w:w="0"/>
+              <w:bottom w:type="dxa" w:w="20"/>
+              <w:right w:type="dxa" w:w="100"/>
+            </w:tcMar>
+            <w:vAlign w:val="bottom"/>
+          </w:tcPr>
+          <w:p>
+            <w:pPr>
+              <w:spacing w:after="0" w:line="240"/>
+            </w:pPr>
+            <w:r>
+              <w:rPr>
+                <w:rFonts w:ascii="Calibri" w:cs="Calibri" w:eastAsia="Calibri" w:hAnsi="Calibri"/>
+                <w:sz w:val="21"/>
+                <w:szCs w:val="21"/>
+              </w:rPr>
+              <w:t xml:space="preserve"/>
+            </w:r>
+          </w:p>
+        </w:tc>
+      </w:tr>
+      <w:tr>
+        <w:trPr>
+          <w:trHeight w:val="460" w:hRule="atLeast"/>
+        </w:trPr>
+        <w:tc>
+          <w:tcPr>
+            <w:tcW w:type="dxa" w:w="10400"/>
+            <w:tcBorders>
+              <w:top w:val="none" w:color="FFFFFF" w:sz="0"/>
+              <w:left w:val="none" w:color="FFFFFF" w:sz="0"/>
+              <w:bottom w:val="single" w:color="000000" w:sz="6"/>
+              <w:right w:val="none" w:color="FFFFFF" w:sz="0"/>
+            </w:tcBorders>
+            <w:tcMar>
+              <w:top w:type="dxa" w:w="20"/>
+              <w:left w:type="dxa" w:w="0"/>
+              <w:bottom w:type="dxa" w:w="20"/>
+              <w:right w:type="dxa" w:w="100"/>
+            </w:tcMar>
+            <w:vAlign w:val="bottom"/>
+          </w:tcPr>
+          <w:p>
+            <w:pPr>
+              <w:spacing w:after="0" w:line="240"/>
+            </w:pPr>
+            <w:r>
+              <w:rPr>
+                <w:rFonts w:ascii="Calibri" w:cs="Calibri" w:eastAsia="Calibri" w:hAnsi="Calibri"/>
+                <w:sz w:val="21"/>
+                <w:szCs w:val="21"/>
+              </w:rPr>
+              <w:t xml:space="preserve"/>
+            </w:r>
+          </w:p>
+        </w:tc>
+      </w:tr>
+    </w:tbl>
     <w:sectPr>
       <w:footerReference w:type="default" r:id="rId7"/>
       <w:pgSz w:w="12240" w:h="15840" w:orient="portrait"/>
-      <w:pgMar w:top="720" w:right="900" w:bottom="720" w:left="900" w:header="708" w:footer="708" w:gutter="0"/>
+      <w:pgMar w:top="700" w:right="920" w:bottom="640" w:left="920" w:header="708" w:footer="708" w:gutter="0"/>
       <w:pgNumType/>
       <w:docGrid w:linePitch="360"/>
     </w:sectPr>
@@ -2307,22 +3804,38 @@
 <w:ftr xmlns:wpc="http://schemas.microsoft.com/office/word/2010/wordprocessingCanvas" xmlns:mc="http://schemas.openxmlformats.org/markup-compatibility/2006" xmlns:o="urn:schemas-microsoft-com:office:office" xmlns:r="http://schemas.openxmlformats.org/officeDocument/2006/relationships" xmlns:m="http://schemas.openxmlformats.org/officeDocument/2006/math" xmlns:v="urn:schemas-microsoft-com:vml" xmlns:wp14="http://schemas.microsoft.com/office/word/2010/wordprocessingDrawing" xmlns:wp="http://schemas.openxmlformats.org/drawingml/2006/wordprocessingDrawing" xmlns:w10="urn:schemas-microsoft-com:office:word" xmlns:w="http://schemas.openxmlformats.org/wordprocessingml/2006/main" xmlns:w14="http://schemas.microsoft.com/office/word/2010/wordml" xmlns:w15="http://schemas.microsoft.com/office/word/2012/wordml" xmlns:wpg="http://schemas.microsoft.com/office/word/2010/wordprocessingGroup" xmlns:wpi="http://schemas.microsoft.com/office/word/2010/wordprocessingInk" xmlns:wne="http://schemas.microsoft.com/office/word/2006/wordml" xmlns:wps="http://schemas.microsoft.com/office/word/2010/wordprocessingShape">
   <w:p>
     <w:pPr>
-      <w:spacing w:before="120"/>
+      <w:spacing w:before="100"/>
       <w:jc w:val="center"/>
     </w:pPr>
     <w:r>
       <w:rPr>
         <w:rFonts w:ascii="Calibri" w:cs="Calibri" w:eastAsia="Calibri" w:hAnsi="Calibri"/>
-        <w:sz w:val="16"/>
-        <w:szCs w:val="16"/>
+        <w:sz w:val="15"/>
+        <w:szCs w:val="15"/>
       </w:rPr>
-      <w:t xml:space="preserve">High Caliber Estate Sales LLC — Agreement to Conduct Estate Sale     Seller Initials: ______     Page </w:t>
+      <w:t xml:space="preserve">High Caliber Estate Sales LLC — Agreement to Conduct Estate Sale     Seller Initials: </w:t>
     </w:r>
     <w:r>
       <w:rPr>
         <w:rFonts w:ascii="Calibri" w:cs="Calibri" w:eastAsia="Calibri" w:hAnsi="Calibri"/>
-        <w:sz w:val="16"/>
-        <w:szCs w:val="16"/>
+        <w:sz w:val="15"/>
+        <w:szCs w:val="15"/>
+      </w:rPr>
+      <w:t xml:space="preserve">_________</w:t>
+    </w:r>
+    <w:r>
+      <w:rPr>
+        <w:rFonts w:ascii="Calibri" w:cs="Calibri" w:eastAsia="Calibri" w:hAnsi="Calibri"/>
+        <w:sz w:val="15"/>
+        <w:szCs w:val="15"/>
+      </w:rPr>
+      <w:t xml:space="preserve">     Page </w:t>
+    </w:r>
+    <w:r>
+      <w:rPr>
+        <w:rFonts w:ascii="Calibri" w:cs="Calibri" w:eastAsia="Calibri" w:hAnsi="Calibri"/>
+        <w:sz w:val="15"/>
+        <w:szCs w:val="15"/>
       </w:rPr>
       <w:fldChar w:fldCharType="begin"/>
       <w:instrText xml:space="preserve">PAGE</w:instrText>
@@ -2332,16 +3845,16 @@
     <w:r>
       <w:rPr>
         <w:rFonts w:ascii="Calibri" w:cs="Calibri" w:eastAsia="Calibri" w:hAnsi="Calibri"/>
-        <w:sz w:val="16"/>
-        <w:szCs w:val="16"/>
+        <w:sz w:val="15"/>
+        <w:szCs w:val="15"/>
       </w:rPr>
       <w:t xml:space="preserve"> of </w:t>
     </w:r>
     <w:r>
       <w:rPr>
         <w:rFonts w:ascii="Calibri" w:cs="Calibri" w:eastAsia="Calibri" w:hAnsi="Calibri"/>
-        <w:sz w:val="16"/>
-        <w:szCs w:val="16"/>
+        <w:sz w:val="15"/>
+        <w:szCs w:val="15"/>
       </w:rPr>
       <w:fldChar w:fldCharType="begin"/>
       <w:instrText xml:space="preserve">NUMPAGES</w:instrText>

--- a/contracts/High_Caliber_Estate_Sales_Agreement.docx
+++ b/contracts/High_Caliber_Estate_Sales_Agreement.docx
@@ -110,7 +110,7 @@
     </w:p>
     <w:tbl>
       <w:tblPr>
-        <w:tblW w:type="dxa" w:w="10400"/>
+        <w:tblW w:type="dxa" w:w="10540"/>
         <w:tblBorders>
           <w:top w:val="none" w:color="FFFFFF" w:sz="0"/>
           <w:left w:val="none" w:color="FFFFFF" w:sz="0"/>
@@ -272,7 +272,7 @@
     </w:p>
     <w:p>
       <w:pPr>
-        <w:spacing w:after="110" w:line="250"/>
+        <w:spacing w:after="110" w:line="246"/>
       </w:pPr>
       <w:r>
         <w:rPr>
@@ -285,7 +285,7 @@
     </w:p>
     <w:tbl>
       <w:tblPr>
-        <w:tblW w:type="dxa" w:w="10400"/>
+        <w:tblW w:type="dxa" w:w="10540"/>
         <w:tblBorders>
           <w:top w:val="none" w:color="FFFFFF" w:sz="0"/>
           <w:left w:val="none" w:color="FFFFFF" w:sz="0"/>
@@ -368,7 +368,7 @@
     </w:tbl>
     <w:tbl>
       <w:tblPr>
-        <w:tblW w:type="dxa" w:w="10400"/>
+        <w:tblW w:type="dxa" w:w="10540"/>
         <w:tblBorders>
           <w:top w:val="none" w:color="FFFFFF" w:sz="0"/>
           <w:left w:val="none" w:color="FFFFFF" w:sz="0"/>
@@ -596,7 +596,7 @@
     </w:p>
     <w:p>
       <w:pPr>
-        <w:spacing w:after="110" w:line="250"/>
+        <w:spacing w:after="110" w:line="246"/>
       </w:pPr>
       <w:r>
         <w:rPr>
@@ -612,7 +612,7 @@
     </w:p>
     <w:p>
       <w:pPr>
-        <w:spacing w:after="110" w:line="250"/>
+        <w:spacing w:after="110" w:line="246"/>
       </w:pPr>
       <w:r>
         <w:rPr>
@@ -654,7 +654,7 @@
     <w:p>
       <w:pPr>
         <w:keepNext/>
-        <w:spacing w:after="130" w:before="150"/>
+        <w:spacing w:after="105" w:before="120"/>
       </w:pPr>
       <w:r>
         <w:rPr>
@@ -669,7 +669,7 @@
     </w:p>
     <w:p>
       <w:pPr>
-        <w:spacing w:after="110" w:line="250"/>
+        <w:spacing w:after="110" w:line="246"/>
         <w:ind w:left="360" w:hanging="360"/>
       </w:pPr>
       <w:r>
@@ -693,7 +693,7 @@
     </w:p>
     <w:p>
       <w:pPr>
-        <w:spacing w:after="140" w:line="250"/>
+        <w:spacing w:after="125" w:line="246"/>
         <w:ind w:left="360"/>
       </w:pPr>
       <w:r>
@@ -719,7 +719,7 @@
     </w:p>
     <w:p>
       <w:pPr>
-        <w:spacing w:after="110" w:line="250"/>
+        <w:spacing w:after="110" w:line="246"/>
       </w:pPr>
       <w:r>
         <w:rPr>
@@ -732,7 +732,7 @@
     </w:p>
     <w:p>
       <w:pPr>
-        <w:spacing w:after="100" w:line="250"/>
+        <w:spacing w:after="100" w:line="246"/>
       </w:pPr>
       <w:r>
         <w:rPr>
@@ -748,7 +748,7 @@
     </w:p>
     <w:p>
       <w:pPr>
-        <w:spacing w:after="140" w:line="250"/>
+        <w:spacing w:after="125" w:line="246"/>
         <w:ind w:left="360"/>
       </w:pPr>
       <w:r>
@@ -774,7 +774,7 @@
     </w:p>
     <w:p>
       <w:pPr>
-        <w:spacing w:after="100" w:line="250"/>
+        <w:spacing w:after="100" w:line="246"/>
       </w:pPr>
       <w:r>
         <w:rPr>
@@ -789,7 +789,7 @@
     </w:p>
     <w:p>
       <w:pPr>
-        <w:spacing w:after="140" w:line="250"/>
+        <w:spacing w:after="125" w:line="246"/>
         <w:ind w:left="360"/>
       </w:pPr>
       <w:r>
@@ -815,7 +815,7 @@
     </w:p>
     <w:p>
       <w:pPr>
-        <w:spacing w:after="120" w:line="250"/>
+        <w:spacing w:after="120" w:line="246"/>
         <w:ind w:left="360" w:hanging="360"/>
       </w:pPr>
       <w:r>
@@ -839,7 +839,7 @@
     </w:p>
     <w:p>
       <w:pPr>
-        <w:spacing w:after="100" w:line="250"/>
+        <w:spacing w:after="100" w:line="246"/>
       </w:pPr>
       <w:r>
         <w:rPr>
@@ -854,7 +854,7 @@
     </w:p>
     <w:p>
       <w:pPr>
-        <w:spacing w:after="75" w:line="250"/>
+        <w:spacing w:after="60" w:line="240"/>
         <w:ind w:left="720" w:hanging="360"/>
       </w:pPr>
       <w:r>
@@ -886,7 +886,7 @@
     </w:p>
     <w:p>
       <w:pPr>
-        <w:spacing w:after="75" w:line="250"/>
+        <w:spacing w:after="60" w:line="240"/>
         <w:ind w:left="720" w:hanging="360"/>
       </w:pPr>
       <w:r>
@@ -918,7 +918,7 @@
     </w:p>
     <w:p>
       <w:pPr>
-        <w:spacing w:after="75" w:line="250"/>
+        <w:spacing w:after="60" w:line="240"/>
         <w:ind w:left="720" w:hanging="360"/>
       </w:pPr>
       <w:r>
@@ -950,7 +950,7 @@
     </w:p>
     <w:p>
       <w:pPr>
-        <w:spacing w:after="75" w:line="250"/>
+        <w:spacing w:after="60" w:line="240"/>
         <w:ind w:left="720" w:hanging="360"/>
       </w:pPr>
       <w:r>
@@ -1006,7 +1006,7 @@
     </w:p>
     <w:tbl>
       <w:tblPr>
-        <w:tblW w:type="dxa" w:w="10400"/>
+        <w:tblW w:type="dxa" w:w="10540"/>
         <w:tblInd w:type="dxa" w:w="720"/>
         <w:tblBorders>
           <w:top w:val="none" w:color="FFFFFF" w:sz="0"/>
@@ -1301,7 +1301,7 @@
     </w:p>
     <w:p>
       <w:pPr>
-        <w:spacing w:after="140" w:line="250"/>
+        <w:spacing w:after="125" w:line="246"/>
         <w:ind w:left="360"/>
       </w:pPr>
       <w:r>
@@ -1327,40 +1327,7 @@
     </w:p>
     <w:p>
       <w:pPr>
-        <w:pageBreakBefore/>
-        <w:spacing w:after="30" w:line="240"/>
-        <w:jc w:val="center"/>
-      </w:pPr>
-      <w:r>
-        <w:rPr>
-          <w:rFonts w:ascii="Calibri" w:cs="Calibri" w:eastAsia="Calibri" w:hAnsi="Calibri"/>
-          <w:b/>
-          <w:bCs/>
-          <w:sz w:val="26"/>
-          <w:szCs w:val="26"/>
-        </w:rPr>
-        <w:t xml:space="preserve">HIGH CALIBER ESTATE SALES LLC</w:t>
-      </w:r>
-    </w:p>
-    <w:p>
-      <w:pPr>
-        <w:pBdr>
-          <w:bottom w:val="single" w:color="000000" w:sz="6" w:space="1"/>
-        </w:pBdr>
-        <w:spacing w:after="130"/>
-      </w:pPr>
-      <w:r>
-        <w:rPr>
-          <w:rFonts w:ascii="Calibri" w:cs="Calibri" w:eastAsia="Calibri" w:hAnsi="Calibri"/>
-          <w:sz w:val="21"/>
-          <w:szCs w:val="21"/>
-        </w:rPr>
-        <w:t xml:space="preserve"/>
-      </w:r>
-    </w:p>
-    <w:p>
-      <w:pPr>
-        <w:spacing w:after="110" w:line="250"/>
+        <w:spacing w:after="110" w:line="246"/>
         <w:ind w:left="360" w:hanging="360"/>
       </w:pPr>
       <w:r>
@@ -1403,7 +1370,7 @@
     </w:p>
     <w:p>
       <w:pPr>
-        <w:spacing w:after="140" w:line="250"/>
+        <w:spacing w:after="125" w:line="246"/>
         <w:ind w:left="360"/>
       </w:pPr>
       <w:r>
@@ -1429,7 +1396,7 @@
     </w:p>
     <w:p>
       <w:pPr>
-        <w:spacing w:after="110" w:line="250"/>
+        <w:spacing w:after="110" w:line="246"/>
         <w:ind w:left="360" w:hanging="360"/>
       </w:pPr>
       <w:r>
@@ -1453,7 +1420,7 @@
     </w:p>
     <w:p>
       <w:pPr>
-        <w:spacing w:after="140" w:line="250"/>
+        <w:spacing w:after="125" w:line="246"/>
         <w:ind w:left="360"/>
       </w:pPr>
       <w:r>
@@ -1479,7 +1446,7 @@
     </w:p>
     <w:p>
       <w:pPr>
-        <w:spacing w:after="110" w:line="250"/>
+        <w:spacing w:after="110" w:line="246"/>
         <w:ind w:left="360" w:hanging="360"/>
       </w:pPr>
       <w:r>
@@ -1503,7 +1470,7 @@
     </w:p>
     <w:p>
       <w:pPr>
-        <w:spacing w:after="140" w:line="250"/>
+        <w:spacing w:after="125" w:line="246"/>
         <w:ind w:left="360"/>
       </w:pPr>
       <w:r>
@@ -1529,7 +1496,7 @@
     </w:p>
     <w:p>
       <w:pPr>
-        <w:spacing w:after="130" w:line="250"/>
+        <w:spacing w:after="122" w:line="246"/>
         <w:ind w:left="360" w:hanging="360"/>
       </w:pPr>
       <w:r>
@@ -1553,7 +1520,7 @@
     </w:p>
     <w:p>
       <w:pPr>
-        <w:spacing w:after="120" w:line="250"/>
+        <w:spacing w:after="120" w:line="246"/>
         <w:ind w:left="360" w:hanging="360"/>
       </w:pPr>
       <w:r>
@@ -1665,7 +1632,7 @@
     </w:p>
     <w:p>
       <w:pPr>
-        <w:spacing w:after="120" w:line="250"/>
+        <w:spacing w:after="120" w:line="246"/>
         <w:ind w:left="360"/>
       </w:pPr>
       <w:r>
@@ -1679,7 +1646,7 @@
     </w:p>
     <w:p>
       <w:pPr>
-        <w:spacing w:after="110" w:line="250"/>
+        <w:spacing w:after="110" w:line="246"/>
         <w:ind w:left="360"/>
       </w:pPr>
       <w:r>
@@ -1715,7 +1682,7 @@
     </w:p>
     <w:p>
       <w:pPr>
-        <w:spacing w:after="140" w:line="250"/>
+        <w:spacing w:after="125" w:line="246"/>
         <w:ind w:left="360"/>
       </w:pPr>
       <w:r>
@@ -1741,41 +1708,8 @@
     </w:p>
     <w:p>
       <w:pPr>
-        <w:pageBreakBefore/>
-        <w:spacing w:after="30" w:line="240"/>
-        <w:jc w:val="center"/>
-      </w:pPr>
-      <w:r>
-        <w:rPr>
-          <w:rFonts w:ascii="Calibri" w:cs="Calibri" w:eastAsia="Calibri" w:hAnsi="Calibri"/>
-          <w:b/>
-          <w:bCs/>
-          <w:sz w:val="26"/>
-          <w:szCs w:val="26"/>
-        </w:rPr>
-        <w:t xml:space="preserve">HIGH CALIBER ESTATE SALES LLC</w:t>
-      </w:r>
-    </w:p>
-    <w:p>
-      <w:pPr>
-        <w:pBdr>
-          <w:bottom w:val="single" w:color="000000" w:sz="6" w:space="1"/>
-        </w:pBdr>
-        <w:spacing w:after="130"/>
-      </w:pPr>
-      <w:r>
-        <w:rPr>
-          <w:rFonts w:ascii="Calibri" w:cs="Calibri" w:eastAsia="Calibri" w:hAnsi="Calibri"/>
-          <w:sz w:val="21"/>
-          <w:szCs w:val="21"/>
-        </w:rPr>
-        <w:t xml:space="preserve"/>
-      </w:r>
-    </w:p>
-    <w:p>
-      <w:pPr>
         <w:keepNext/>
-        <w:spacing w:after="130" w:before="150"/>
+        <w:spacing w:after="105" w:before="120"/>
       </w:pPr>
       <w:r>
         <w:rPr>
@@ -1790,7 +1724,7 @@
     </w:p>
     <w:p>
       <w:pPr>
-        <w:spacing w:after="130" w:line="250"/>
+        <w:spacing w:after="122" w:line="246"/>
         <w:ind w:left="360" w:hanging="360"/>
       </w:pPr>
       <w:r>
@@ -1814,7 +1748,7 @@
     </w:p>
     <w:p>
       <w:pPr>
-        <w:spacing w:after="60" w:line="250"/>
+        <w:spacing w:after="60" w:line="246"/>
         <w:ind w:left="360" w:hanging="360"/>
       </w:pPr>
       <w:r>
@@ -1901,7 +1835,7 @@
     </w:p>
     <w:p>
       <w:pPr>
-        <w:spacing w:after="130" w:line="250"/>
+        <w:spacing w:after="122" w:line="246"/>
         <w:ind w:left="360" w:hanging="360"/>
       </w:pPr>
       <w:r>
@@ -1943,7 +1877,7 @@
     </w:p>
     <w:p>
       <w:pPr>
-        <w:spacing w:after="130" w:line="250"/>
+        <w:spacing w:after="122" w:line="246"/>
         <w:ind w:left="360" w:hanging="360"/>
       </w:pPr>
       <w:r>
@@ -1967,7 +1901,7 @@
     </w:p>
     <w:p>
       <w:pPr>
-        <w:spacing w:after="130" w:line="250"/>
+        <w:spacing w:after="122" w:line="246"/>
         <w:ind w:left="360" w:hanging="360"/>
       </w:pPr>
       <w:r>
@@ -1991,7 +1925,7 @@
     </w:p>
     <w:p>
       <w:pPr>
-        <w:spacing w:after="130" w:line="250"/>
+        <w:spacing w:after="122" w:line="246"/>
         <w:ind w:left="360" w:hanging="360"/>
       </w:pPr>
       <w:r>
@@ -2015,7 +1949,7 @@
     </w:p>
     <w:p>
       <w:pPr>
-        <w:spacing w:after="130" w:line="250"/>
+        <w:spacing w:after="122" w:line="246"/>
         <w:ind w:left="360" w:hanging="360"/>
       </w:pPr>
       <w:r>
@@ -2086,7 +2020,7 @@
     </w:p>
     <w:p>
       <w:pPr>
-        <w:spacing w:after="130" w:line="250"/>
+        <w:spacing w:after="122" w:line="246"/>
         <w:ind w:left="360" w:hanging="360"/>
       </w:pPr>
       <w:r>
@@ -2110,7 +2044,7 @@
     </w:p>
     <w:p>
       <w:pPr>
-        <w:spacing w:after="200" w:line="250"/>
+        <w:spacing w:after="200" w:line="246"/>
         <w:ind w:left="360" w:hanging="360"/>
       </w:pPr>
       <w:r>
@@ -2134,7 +2068,7 @@
     </w:p>
     <w:p>
       <w:pPr>
-        <w:spacing w:after="130" w:line="250"/>
+        <w:spacing w:after="130" w:line="246"/>
       </w:pPr>
       <w:r>
         <w:rPr>
@@ -2149,7 +2083,7 @@
     </w:p>
     <w:tbl>
       <w:tblPr>
-        <w:tblW w:type="dxa" w:w="10400"/>
+        <w:tblW w:type="dxa" w:w="10540"/>
         <w:tblBorders>
           <w:top w:val="none" w:color="FFFFFF" w:sz="0"/>
           <w:left w:val="none" w:color="FFFFFF" w:sz="0"/>
@@ -2301,41 +2235,8 @@
     </w:tbl>
     <w:p>
       <w:pPr>
-        <w:pageBreakBefore/>
-        <w:spacing w:after="30" w:line="240"/>
-        <w:jc w:val="center"/>
-      </w:pPr>
-      <w:r>
-        <w:rPr>
-          <w:rFonts w:ascii="Calibri" w:cs="Calibri" w:eastAsia="Calibri" w:hAnsi="Calibri"/>
-          <w:b/>
-          <w:bCs/>
-          <w:sz w:val="26"/>
-          <w:szCs w:val="26"/>
-        </w:rPr>
-        <w:t xml:space="preserve">HIGH CALIBER ESTATE SALES LLC</w:t>
-      </w:r>
-    </w:p>
-    <w:p>
-      <w:pPr>
-        <w:pBdr>
-          <w:bottom w:val="single" w:color="000000" w:sz="6" w:space="1"/>
-        </w:pBdr>
-        <w:spacing w:after="130"/>
-      </w:pPr>
-      <w:r>
-        <w:rPr>
-          <w:rFonts w:ascii="Calibri" w:cs="Calibri" w:eastAsia="Calibri" w:hAnsi="Calibri"/>
-          <w:sz w:val="21"/>
-          <w:szCs w:val="21"/>
-        </w:rPr>
-        <w:t xml:space="preserve"/>
-      </w:r>
-    </w:p>
-    <w:p>
-      <w:pPr>
         <w:keepNext/>
-        <w:spacing w:after="130" w:before="150"/>
+        <w:spacing w:after="105" w:before="120"/>
       </w:pPr>
       <w:r>
         <w:rPr>
@@ -2350,7 +2251,7 @@
     </w:p>
     <w:p>
       <w:pPr>
-        <w:spacing w:after="130" w:line="250"/>
+        <w:spacing w:after="130" w:line="246"/>
       </w:pPr>
       <w:r>
         <w:rPr>
@@ -2363,7 +2264,7 @@
     </w:p>
     <w:p>
       <w:pPr>
-        <w:spacing w:after="130" w:line="250"/>
+        <w:spacing w:after="130" w:line="246"/>
       </w:pPr>
       <w:r>
         <w:rPr>
@@ -2376,7 +2277,7 @@
     </w:p>
     <w:p>
       <w:pPr>
-        <w:spacing w:after="130" w:line="250"/>
+        <w:spacing w:after="130" w:line="246"/>
       </w:pPr>
       <w:r>
         <w:rPr>
@@ -2399,7 +2300,7 @@
     </w:p>
     <w:p>
       <w:pPr>
-        <w:spacing w:after="130" w:line="250"/>
+        <w:spacing w:after="130" w:line="246"/>
       </w:pPr>
       <w:r>
         <w:rPr>
@@ -2440,7 +2341,7 @@
     </w:p>
     <w:p>
       <w:pPr>
-        <w:spacing w:after="130" w:line="250"/>
+        <w:spacing w:after="130" w:line="246"/>
       </w:pPr>
       <w:r>
         <w:rPr>
@@ -2453,7 +2354,7 @@
     </w:p>
     <w:p>
       <w:pPr>
-        <w:spacing w:after="130" w:line="250"/>
+        <w:spacing w:after="130" w:line="246"/>
       </w:pPr>
       <w:r>
         <w:rPr>
@@ -2466,7 +2367,7 @@
     </w:p>
     <w:p>
       <w:pPr>
-        <w:spacing w:after="130" w:line="250"/>
+        <w:spacing w:after="130" w:line="246"/>
       </w:pPr>
       <w:r>
         <w:rPr>
@@ -2489,7 +2390,7 @@
     </w:p>
     <w:p>
       <w:pPr>
-        <w:spacing w:after="70" w:line="250"/>
+        <w:spacing w:after="70" w:line="246"/>
       </w:pPr>
       <w:r>
         <w:rPr>
@@ -2512,7 +2413,7 @@
     </w:p>
     <w:tbl>
       <w:tblPr>
-        <w:tblW w:type="dxa" w:w="10400"/>
+        <w:tblW w:type="dxa" w:w="10540"/>
         <w:tblBorders>
           <w:top w:val="none" w:color="FFFFFF" w:sz="0"/>
           <w:left w:val="none" w:color="FFFFFF" w:sz="0"/>
@@ -2523,7 +2424,7 @@
         </w:tblBorders>
       </w:tblPr>
       <w:tblGrid>
-        <w:gridCol w:w="10400"/>
+        <w:gridCol w:w="10540"/>
       </w:tblGrid>
       <w:tr>
         <w:trPr>
@@ -2531,7 +2432,7 @@
         </w:trPr>
         <w:tc>
           <w:tcPr>
-            <w:tcW w:type="dxa" w:w="10400"/>
+            <w:tcW w:type="dxa" w:w="10540"/>
             <w:tcBorders>
               <w:top w:val="none" w:color="FFFFFF" w:sz="0"/>
               <w:left w:val="none" w:color="FFFFFF" w:sz="0"/>
@@ -2564,7 +2465,7 @@
     </w:tbl>
     <w:tbl>
       <w:tblPr>
-        <w:tblW w:type="dxa" w:w="10400"/>
+        <w:tblW w:type="dxa" w:w="10540"/>
         <w:tblBorders>
           <w:top w:val="none" w:color="FFFFFF" w:sz="0"/>
           <w:left w:val="none" w:color="FFFFFF" w:sz="0"/>
@@ -2575,7 +2476,7 @@
         </w:tblBorders>
       </w:tblPr>
       <w:tblGrid>
-        <w:gridCol w:w="10400"/>
+        <w:gridCol w:w="10540"/>
       </w:tblGrid>
       <w:tr>
         <w:trPr>
@@ -2583,7 +2484,7 @@
         </w:trPr>
         <w:tc>
           <w:tcPr>
-            <w:tcW w:type="dxa" w:w="10400"/>
+            <w:tcW w:type="dxa" w:w="10540"/>
             <w:tcBorders>
               <w:top w:val="none" w:color="FFFFFF" w:sz="0"/>
               <w:left w:val="none" w:color="FFFFFF" w:sz="0"/>
@@ -2629,7 +2530,7 @@
     </w:p>
     <w:p>
       <w:pPr>
-        <w:spacing w:after="130" w:line="250"/>
+        <w:spacing w:after="130" w:line="246"/>
       </w:pPr>
       <w:r>
         <w:rPr>
@@ -2652,7 +2553,7 @@
     </w:p>
     <w:p>
       <w:pPr>
-        <w:spacing w:after="160" w:line="250"/>
+        <w:spacing w:after="160" w:line="246"/>
       </w:pPr>
       <w:r>
         <w:rPr>
@@ -2675,7 +2576,7 @@
     </w:p>
     <w:p>
       <w:pPr>
-        <w:spacing w:after="140" w:line="250"/>
+        <w:spacing w:after="125" w:line="246"/>
         <w:ind w:left="360"/>
       </w:pPr>
       <w:r>
@@ -2702,39 +2603,7 @@
     <w:p>
       <w:pPr>
         <w:pageBreakBefore/>
-        <w:spacing w:after="30" w:line="240"/>
-        <w:jc w:val="center"/>
-      </w:pPr>
-      <w:r>
-        <w:rPr>
-          <w:rFonts w:ascii="Calibri" w:cs="Calibri" w:eastAsia="Calibri" w:hAnsi="Calibri"/>
-          <w:b/>
-          <w:bCs/>
-          <w:sz w:val="26"/>
-          <w:szCs w:val="26"/>
-        </w:rPr>
-        <w:t xml:space="preserve">HIGH CALIBER ESTATE SALES LLC</w:t>
-      </w:r>
-    </w:p>
-    <w:p>
-      <w:pPr>
-        <w:pBdr>
-          <w:bottom w:val="single" w:color="000000" w:sz="6" w:space="1"/>
-        </w:pBdr>
-        <w:spacing w:after="130"/>
-      </w:pPr>
-      <w:r>
-        <w:rPr>
-          <w:rFonts w:ascii="Calibri" w:cs="Calibri" w:eastAsia="Calibri" w:hAnsi="Calibri"/>
-          <w:sz w:val="21"/>
-          <w:szCs w:val="21"/>
-        </w:rPr>
-        <w:t xml:space="preserve"/>
-      </w:r>
-    </w:p>
-    <w:p>
-      <w:pPr>
-        <w:spacing w:after="130" w:line="250"/>
+        <w:spacing w:after="130" w:line="246"/>
       </w:pPr>
       <w:r>
         <w:rPr>
@@ -2757,7 +2626,7 @@
     </w:p>
     <w:p>
       <w:pPr>
-        <w:spacing w:after="130" w:line="250"/>
+        <w:spacing w:after="130" w:line="246"/>
       </w:pPr>
       <w:r>
         <w:rPr>
@@ -2770,7 +2639,7 @@
     </w:p>
     <w:p>
       <w:pPr>
-        <w:spacing w:after="130" w:line="250"/>
+        <w:spacing w:after="130" w:line="246"/>
       </w:pPr>
       <w:r>
         <w:rPr>
@@ -2783,7 +2652,7 @@
     </w:p>
     <w:p>
       <w:pPr>
-        <w:spacing w:after="180" w:line="250"/>
+        <w:spacing w:after="180" w:line="246"/>
       </w:pPr>
       <w:r>
         <w:rPr>
@@ -2812,7 +2681,7 @@
     </w:p>
     <w:p>
       <w:pPr>
-        <w:spacing w:after="200" w:line="250"/>
+        <w:spacing w:after="200" w:line="246"/>
       </w:pPr>
       <w:r>
         <w:rPr>
@@ -2827,7 +2696,7 @@
     </w:p>
     <w:tbl>
       <w:tblPr>
-        <w:tblW w:type="dxa" w:w="10400"/>
+        <w:tblW w:type="dxa" w:w="10540"/>
         <w:tblBorders>
           <w:top w:val="none" w:color="FFFFFF" w:sz="0"/>
           <w:left w:val="none" w:color="FFFFFF" w:sz="0"/>
@@ -2838,16 +2707,18 @@
         </w:tblBorders>
       </w:tblPr>
       <w:tblGrid>
-        <w:gridCol w:w="2800"/>
-        <w:gridCol w:w="7600"/>
+        <w:gridCol w:w="2200"/>
+        <w:gridCol w:w="3070"/>
+        <w:gridCol w:w="1550"/>
+        <w:gridCol w:w="3720"/>
       </w:tblGrid>
       <w:tr>
         <w:trPr>
-          <w:trHeight w:val="460" w:hRule="atLeast"/>
+          <w:trHeight w:val="440" w:hRule="atLeast"/>
         </w:trPr>
         <w:tc>
           <w:tcPr>
-            <w:tcW w:type="dxa" w:w="2800"/>
+            <w:tcW w:type="dxa" w:w="2200"/>
             <w:tcBorders>
               <w:top w:val="none" w:color="FFFFFF" w:sz="0"/>
               <w:left w:val="none" w:color="FFFFFF" w:sz="0"/>
@@ -2880,7 +2751,7 @@
         </w:tc>
         <w:tc>
           <w:tcPr>
-            <w:tcW w:type="dxa" w:w="7600"/>
+            <w:tcW w:type="dxa" w:w="3070"/>
             <w:tcBorders>
               <w:top w:val="none" w:color="FFFFFF" w:sz="0"/>
               <w:left w:val="none" w:color="FFFFFF" w:sz="0"/>
@@ -2909,14 +2780,9 @@
             </w:r>
           </w:p>
         </w:tc>
-      </w:tr>
-      <w:tr>
-        <w:trPr>
-          <w:trHeight w:val="460" w:hRule="atLeast"/>
-        </w:trPr>
-        <w:tc>
-          <w:tcPr>
-            <w:tcW w:type="dxa" w:w="2800"/>
+        <w:tc>
+          <w:tcPr>
+            <w:tcW w:type="dxa" w:w="1550"/>
             <w:tcBorders>
               <w:top w:val="none" w:color="FFFFFF" w:sz="0"/>
               <w:left w:val="none" w:color="FFFFFF" w:sz="0"/>
@@ -2943,289 +2809,13 @@
                 <w:sz w:val="21"/>
                 <w:szCs w:val="21"/>
               </w:rPr>
-              <w:t xml:space="preserve">Seller (print name):</w:t>
-            </w:r>
-          </w:p>
-        </w:tc>
-        <w:tc>
-          <w:tcPr>
-            <w:tcW w:type="dxa" w:w="7600"/>
-            <w:tcBorders>
-              <w:top w:val="none" w:color="FFFFFF" w:sz="0"/>
-              <w:left w:val="none" w:color="FFFFFF" w:sz="0"/>
-              <w:bottom w:val="single" w:color="000000" w:sz="6"/>
-              <w:right w:val="none" w:color="FFFFFF" w:sz="0"/>
-            </w:tcBorders>
-            <w:tcMar>
-              <w:top w:type="dxa" w:w="20"/>
-              <w:left w:type="dxa" w:w="0"/>
-              <w:bottom w:type="dxa" w:w="20"/>
-              <w:right w:type="dxa" w:w="100"/>
-            </w:tcMar>
-            <w:vAlign w:val="bottom"/>
-          </w:tcPr>
-          <w:p>
-            <w:pPr>
-              <w:spacing w:after="0" w:line="240"/>
-            </w:pPr>
-            <w:r>
-              <w:rPr>
-                <w:rFonts w:ascii="Calibri" w:cs="Calibri" w:eastAsia="Calibri" w:hAnsi="Calibri"/>
-                <w:sz w:val="21"/>
-                <w:szCs w:val="21"/>
-              </w:rPr>
-              <w:t xml:space="preserve"/>
-            </w:r>
-          </w:p>
-        </w:tc>
-      </w:tr>
-      <w:tr>
-        <w:trPr>
-          <w:trHeight w:val="460" w:hRule="atLeast"/>
-        </w:trPr>
-        <w:tc>
-          <w:tcPr>
-            <w:tcW w:type="dxa" w:w="2800"/>
-            <w:tcBorders>
-              <w:top w:val="none" w:color="FFFFFF" w:sz="0"/>
-              <w:left w:val="none" w:color="FFFFFF" w:sz="0"/>
-              <w:bottom w:val="none" w:color="FFFFFF" w:sz="0"/>
-              <w:right w:val="none" w:color="FFFFFF" w:sz="0"/>
-            </w:tcBorders>
-            <w:tcMar>
-              <w:top w:type="dxa" w:w="20"/>
-              <w:left w:type="dxa" w:w="0"/>
-              <w:bottom w:type="dxa" w:w="20"/>
-              <w:right w:type="dxa" w:w="100"/>
-            </w:tcMar>
-            <w:vAlign w:val="bottom"/>
-          </w:tcPr>
-          <w:p>
-            <w:pPr>
-              <w:spacing w:after="0" w:line="240"/>
-            </w:pPr>
-            <w:r>
-              <w:rPr>
-                <w:rFonts w:ascii="Calibri" w:cs="Calibri" w:eastAsia="Calibri" w:hAnsi="Calibri"/>
-                <w:b/>
-                <w:bCs/>
-                <w:sz w:val="21"/>
-                <w:szCs w:val="21"/>
-              </w:rPr>
               <w:t xml:space="preserve">Date Signed:</w:t>
             </w:r>
           </w:p>
         </w:tc>
         <w:tc>
           <w:tcPr>
-            <w:tcW w:type="dxa" w:w="7600"/>
-            <w:tcBorders>
-              <w:top w:val="none" w:color="FFFFFF" w:sz="0"/>
-              <w:left w:val="none" w:color="FFFFFF" w:sz="0"/>
-              <w:bottom w:val="single" w:color="000000" w:sz="6"/>
-              <w:right w:val="none" w:color="FFFFFF" w:sz="0"/>
-            </w:tcBorders>
-            <w:tcMar>
-              <w:top w:type="dxa" w:w="20"/>
-              <w:left w:type="dxa" w:w="0"/>
-              <w:bottom w:type="dxa" w:w="20"/>
-              <w:right w:type="dxa" w:w="100"/>
-            </w:tcMar>
-            <w:vAlign w:val="bottom"/>
-          </w:tcPr>
-          <w:p>
-            <w:pPr>
-              <w:spacing w:after="0" w:line="240"/>
-            </w:pPr>
-            <w:r>
-              <w:rPr>
-                <w:rFonts w:ascii="Calibri" w:cs="Calibri" w:eastAsia="Calibri" w:hAnsi="Calibri"/>
-                <w:sz w:val="21"/>
-                <w:szCs w:val="21"/>
-              </w:rPr>
-              <w:t xml:space="preserve"/>
-            </w:r>
-          </w:p>
-        </w:tc>
-      </w:tr>
-      <w:tr>
-        <w:trPr>
-          <w:trHeight w:val="460" w:hRule="atLeast"/>
-        </w:trPr>
-        <w:tc>
-          <w:tcPr>
-            <w:tcW w:type="dxa" w:w="2800"/>
-            <w:tcBorders>
-              <w:top w:val="none" w:color="FFFFFF" w:sz="0"/>
-              <w:left w:val="none" w:color="FFFFFF" w:sz="0"/>
-              <w:bottom w:val="none" w:color="FFFFFF" w:sz="0"/>
-              <w:right w:val="none" w:color="FFFFFF" w:sz="0"/>
-            </w:tcBorders>
-            <w:tcMar>
-              <w:top w:type="dxa" w:w="20"/>
-              <w:left w:type="dxa" w:w="0"/>
-              <w:bottom w:type="dxa" w:w="20"/>
-              <w:right w:type="dxa" w:w="100"/>
-            </w:tcMar>
-            <w:vAlign w:val="bottom"/>
-          </w:tcPr>
-          <w:p>
-            <w:pPr>
-              <w:spacing w:after="0" w:line="240"/>
-            </w:pPr>
-            <w:r>
-              <w:rPr>
-                <w:rFonts w:ascii="Calibri" w:cs="Calibri" w:eastAsia="Calibri" w:hAnsi="Calibri"/>
-                <w:b/>
-                <w:bCs/>
-                <w:sz w:val="21"/>
-                <w:szCs w:val="21"/>
-              </w:rPr>
-              <w:t xml:space="preserve">Seller’s Phone:</w:t>
-            </w:r>
-          </w:p>
-        </w:tc>
-        <w:tc>
-          <w:tcPr>
-            <w:tcW w:type="dxa" w:w="7600"/>
-            <w:tcBorders>
-              <w:top w:val="none" w:color="FFFFFF" w:sz="0"/>
-              <w:left w:val="none" w:color="FFFFFF" w:sz="0"/>
-              <w:bottom w:val="single" w:color="000000" w:sz="6"/>
-              <w:right w:val="none" w:color="FFFFFF" w:sz="0"/>
-            </w:tcBorders>
-            <w:tcMar>
-              <w:top w:type="dxa" w:w="20"/>
-              <w:left w:type="dxa" w:w="0"/>
-              <w:bottom w:type="dxa" w:w="20"/>
-              <w:right w:type="dxa" w:w="100"/>
-            </w:tcMar>
-            <w:vAlign w:val="bottom"/>
-          </w:tcPr>
-          <w:p>
-            <w:pPr>
-              <w:spacing w:after="0" w:line="240"/>
-            </w:pPr>
-            <w:r>
-              <w:rPr>
-                <w:rFonts w:ascii="Calibri" w:cs="Calibri" w:eastAsia="Calibri" w:hAnsi="Calibri"/>
-                <w:sz w:val="21"/>
-                <w:szCs w:val="21"/>
-              </w:rPr>
-              <w:t xml:space="preserve"/>
-            </w:r>
-          </w:p>
-        </w:tc>
-      </w:tr>
-      <w:tr>
-        <w:trPr>
-          <w:trHeight w:val="460" w:hRule="atLeast"/>
-        </w:trPr>
-        <w:tc>
-          <w:tcPr>
-            <w:tcW w:type="dxa" w:w="2800"/>
-            <w:tcBorders>
-              <w:top w:val="none" w:color="FFFFFF" w:sz="0"/>
-              <w:left w:val="none" w:color="FFFFFF" w:sz="0"/>
-              <w:bottom w:val="none" w:color="FFFFFF" w:sz="0"/>
-              <w:right w:val="none" w:color="FFFFFF" w:sz="0"/>
-            </w:tcBorders>
-            <w:tcMar>
-              <w:top w:type="dxa" w:w="20"/>
-              <w:left w:type="dxa" w:w="0"/>
-              <w:bottom w:type="dxa" w:w="20"/>
-              <w:right w:type="dxa" w:w="100"/>
-            </w:tcMar>
-            <w:vAlign w:val="bottom"/>
-          </w:tcPr>
-          <w:p>
-            <w:pPr>
-              <w:spacing w:after="0" w:line="240"/>
-            </w:pPr>
-            <w:r>
-              <w:rPr>
-                <w:rFonts w:ascii="Calibri" w:cs="Calibri" w:eastAsia="Calibri" w:hAnsi="Calibri"/>
-                <w:b/>
-                <w:bCs/>
-                <w:sz w:val="21"/>
-                <w:szCs w:val="21"/>
-              </w:rPr>
-              <w:t xml:space="preserve">Email:</w:t>
-            </w:r>
-          </w:p>
-        </w:tc>
-        <w:tc>
-          <w:tcPr>
-            <w:tcW w:type="dxa" w:w="7600"/>
-            <w:tcBorders>
-              <w:top w:val="none" w:color="FFFFFF" w:sz="0"/>
-              <w:left w:val="none" w:color="FFFFFF" w:sz="0"/>
-              <w:bottom w:val="single" w:color="000000" w:sz="6"/>
-              <w:right w:val="none" w:color="FFFFFF" w:sz="0"/>
-            </w:tcBorders>
-            <w:tcMar>
-              <w:top w:type="dxa" w:w="20"/>
-              <w:left w:type="dxa" w:w="0"/>
-              <w:bottom w:type="dxa" w:w="20"/>
-              <w:right w:type="dxa" w:w="100"/>
-            </w:tcMar>
-            <w:vAlign w:val="bottom"/>
-          </w:tcPr>
-          <w:p>
-            <w:pPr>
-              <w:spacing w:after="0" w:line="240"/>
-            </w:pPr>
-            <w:r>
-              <w:rPr>
-                <w:rFonts w:ascii="Calibri" w:cs="Calibri" w:eastAsia="Calibri" w:hAnsi="Calibri"/>
-                <w:sz w:val="21"/>
-                <w:szCs w:val="21"/>
-              </w:rPr>
-              <w:t xml:space="preserve"/>
-            </w:r>
-          </w:p>
-        </w:tc>
-      </w:tr>
-      <w:tr>
-        <w:trPr>
-          <w:trHeight w:val="460" w:hRule="atLeast"/>
-        </w:trPr>
-        <w:tc>
-          <w:tcPr>
-            <w:tcW w:type="dxa" w:w="2800"/>
-            <w:tcBorders>
-              <w:top w:val="none" w:color="FFFFFF" w:sz="0"/>
-              <w:left w:val="none" w:color="FFFFFF" w:sz="0"/>
-              <w:bottom w:val="none" w:color="FFFFFF" w:sz="0"/>
-              <w:right w:val="none" w:color="FFFFFF" w:sz="0"/>
-            </w:tcBorders>
-            <w:tcMar>
-              <w:top w:type="dxa" w:w="20"/>
-              <w:left w:type="dxa" w:w="0"/>
-              <w:bottom w:type="dxa" w:w="20"/>
-              <w:right w:type="dxa" w:w="100"/>
-            </w:tcMar>
-            <w:vAlign w:val="bottom"/>
-          </w:tcPr>
-          <w:p>
-            <w:pPr>
-              <w:spacing w:after="0" w:line="240"/>
-            </w:pPr>
-            <w:r>
-              <w:rPr>
-                <w:rFonts w:ascii="Calibri" w:cs="Calibri" w:eastAsia="Calibri" w:hAnsi="Calibri"/>
-                <w:b/>
-                <w:bCs/>
-                <w:sz w:val="21"/>
-                <w:szCs w:val="21"/>
-              </w:rPr>
-              <w:t xml:space="preserve">Address:</w:t>
-            </w:r>
-          </w:p>
-        </w:tc>
-        <w:tc>
-          <w:tcPr>
-            <w:tcW w:type="dxa" w:w="7600"/>
+            <w:tcW w:type="dxa" w:w="3720"/>
             <w:tcBorders>
               <w:top w:val="none" w:color="FFFFFF" w:sz="0"/>
               <w:left w:val="none" w:color="FFFFFF" w:sz="0"/>
@@ -3258,7 +2848,331 @@
     </w:tbl>
     <w:tbl>
       <w:tblPr>
-        <w:tblW w:type="dxa" w:w="10400"/>
+        <w:tblW w:type="dxa" w:w="10540"/>
+        <w:tblBorders>
+          <w:top w:val="none" w:color="FFFFFF" w:sz="0"/>
+          <w:left w:val="none" w:color="FFFFFF" w:sz="0"/>
+          <w:bottom w:val="none" w:color="FFFFFF" w:sz="0"/>
+          <w:right w:val="none" w:color="FFFFFF" w:sz="0"/>
+          <w:insideH w:val="none" w:color="FFFFFF" w:sz="0"/>
+          <w:insideV w:val="none" w:color="FFFFFF" w:sz="0"/>
+        </w:tblBorders>
+      </w:tblPr>
+      <w:tblGrid>
+        <w:gridCol w:w="2200"/>
+        <w:gridCol w:w="3070"/>
+        <w:gridCol w:w="1750"/>
+        <w:gridCol w:w="3520"/>
+      </w:tblGrid>
+      <w:tr>
+        <w:trPr>
+          <w:trHeight w:val="440" w:hRule="atLeast"/>
+        </w:trPr>
+        <w:tc>
+          <w:tcPr>
+            <w:tcW w:type="dxa" w:w="2200"/>
+            <w:tcBorders>
+              <w:top w:val="none" w:color="FFFFFF" w:sz="0"/>
+              <w:left w:val="none" w:color="FFFFFF" w:sz="0"/>
+              <w:bottom w:val="none" w:color="FFFFFF" w:sz="0"/>
+              <w:right w:val="none" w:color="FFFFFF" w:sz="0"/>
+            </w:tcBorders>
+            <w:tcMar>
+              <w:top w:type="dxa" w:w="20"/>
+              <w:left w:type="dxa" w:w="0"/>
+              <w:bottom w:type="dxa" w:w="20"/>
+              <w:right w:type="dxa" w:w="100"/>
+            </w:tcMar>
+            <w:vAlign w:val="bottom"/>
+          </w:tcPr>
+          <w:p>
+            <w:pPr>
+              <w:spacing w:after="0" w:line="240"/>
+            </w:pPr>
+            <w:r>
+              <w:rPr>
+                <w:rFonts w:ascii="Calibri" w:cs="Calibri" w:eastAsia="Calibri" w:hAnsi="Calibri"/>
+                <w:b/>
+                <w:bCs/>
+                <w:sz w:val="21"/>
+                <w:szCs w:val="21"/>
+              </w:rPr>
+              <w:t xml:space="preserve">Seller (print name):</w:t>
+            </w:r>
+          </w:p>
+        </w:tc>
+        <w:tc>
+          <w:tcPr>
+            <w:tcW w:type="dxa" w:w="3070"/>
+            <w:tcBorders>
+              <w:top w:val="none" w:color="FFFFFF" w:sz="0"/>
+              <w:left w:val="none" w:color="FFFFFF" w:sz="0"/>
+              <w:bottom w:val="single" w:color="000000" w:sz="6"/>
+              <w:right w:val="none" w:color="FFFFFF" w:sz="0"/>
+            </w:tcBorders>
+            <w:tcMar>
+              <w:top w:type="dxa" w:w="20"/>
+              <w:left w:type="dxa" w:w="0"/>
+              <w:bottom w:type="dxa" w:w="20"/>
+              <w:right w:type="dxa" w:w="100"/>
+            </w:tcMar>
+            <w:vAlign w:val="bottom"/>
+          </w:tcPr>
+          <w:p>
+            <w:pPr>
+              <w:spacing w:after="0" w:line="240"/>
+            </w:pPr>
+            <w:r>
+              <w:rPr>
+                <w:rFonts w:ascii="Calibri" w:cs="Calibri" w:eastAsia="Calibri" w:hAnsi="Calibri"/>
+                <w:sz w:val="21"/>
+                <w:szCs w:val="21"/>
+              </w:rPr>
+              <w:t xml:space="preserve"/>
+            </w:r>
+          </w:p>
+        </w:tc>
+        <w:tc>
+          <w:tcPr>
+            <w:tcW w:type="dxa" w:w="1750"/>
+            <w:tcBorders>
+              <w:top w:val="none" w:color="FFFFFF" w:sz="0"/>
+              <w:left w:val="none" w:color="FFFFFF" w:sz="0"/>
+              <w:bottom w:val="none" w:color="FFFFFF" w:sz="0"/>
+              <w:right w:val="none" w:color="FFFFFF" w:sz="0"/>
+            </w:tcBorders>
+            <w:tcMar>
+              <w:top w:type="dxa" w:w="20"/>
+              <w:left w:type="dxa" w:w="0"/>
+              <w:bottom w:type="dxa" w:w="20"/>
+              <w:right w:type="dxa" w:w="100"/>
+            </w:tcMar>
+            <w:vAlign w:val="bottom"/>
+          </w:tcPr>
+          <w:p>
+            <w:pPr>
+              <w:spacing w:after="0" w:line="240"/>
+            </w:pPr>
+            <w:r>
+              <w:rPr>
+                <w:rFonts w:ascii="Calibri" w:cs="Calibri" w:eastAsia="Calibri" w:hAnsi="Calibri"/>
+                <w:b/>
+                <w:bCs/>
+                <w:sz w:val="21"/>
+                <w:szCs w:val="21"/>
+              </w:rPr>
+              <w:t xml:space="preserve">Seller’s Phone:</w:t>
+            </w:r>
+          </w:p>
+        </w:tc>
+        <w:tc>
+          <w:tcPr>
+            <w:tcW w:type="dxa" w:w="3520"/>
+            <w:tcBorders>
+              <w:top w:val="none" w:color="FFFFFF" w:sz="0"/>
+              <w:left w:val="none" w:color="FFFFFF" w:sz="0"/>
+              <w:bottom w:val="single" w:color="000000" w:sz="6"/>
+              <w:right w:val="none" w:color="FFFFFF" w:sz="0"/>
+            </w:tcBorders>
+            <w:tcMar>
+              <w:top w:type="dxa" w:w="20"/>
+              <w:left w:type="dxa" w:w="0"/>
+              <w:bottom w:type="dxa" w:w="20"/>
+              <w:right w:type="dxa" w:w="100"/>
+            </w:tcMar>
+            <w:vAlign w:val="bottom"/>
+          </w:tcPr>
+          <w:p>
+            <w:pPr>
+              <w:spacing w:after="0" w:line="240"/>
+            </w:pPr>
+            <w:r>
+              <w:rPr>
+                <w:rFonts w:ascii="Calibri" w:cs="Calibri" w:eastAsia="Calibri" w:hAnsi="Calibri"/>
+                <w:sz w:val="21"/>
+                <w:szCs w:val="21"/>
+              </w:rPr>
+              <w:t xml:space="preserve"/>
+            </w:r>
+          </w:p>
+        </w:tc>
+      </w:tr>
+    </w:tbl>
+    <w:tbl>
+      <w:tblPr>
+        <w:tblW w:type="dxa" w:w="10540"/>
+        <w:tblBorders>
+          <w:top w:val="none" w:color="FFFFFF" w:sz="0"/>
+          <w:left w:val="none" w:color="FFFFFF" w:sz="0"/>
+          <w:bottom w:val="none" w:color="FFFFFF" w:sz="0"/>
+          <w:right w:val="none" w:color="FFFFFF" w:sz="0"/>
+          <w:insideH w:val="none" w:color="FFFFFF" w:sz="0"/>
+          <w:insideV w:val="none" w:color="FFFFFF" w:sz="0"/>
+        </w:tblBorders>
+      </w:tblPr>
+      <w:tblGrid>
+        <w:gridCol w:w="950"/>
+        <w:gridCol w:w="9590"/>
+      </w:tblGrid>
+      <w:tr>
+        <w:trPr>
+          <w:trHeight w:val="440" w:hRule="atLeast"/>
+        </w:trPr>
+        <w:tc>
+          <w:tcPr>
+            <w:tcW w:type="dxa" w:w="950"/>
+            <w:tcBorders>
+              <w:top w:val="none" w:color="FFFFFF" w:sz="0"/>
+              <w:left w:val="none" w:color="FFFFFF" w:sz="0"/>
+              <w:bottom w:val="none" w:color="FFFFFF" w:sz="0"/>
+              <w:right w:val="none" w:color="FFFFFF" w:sz="0"/>
+            </w:tcBorders>
+            <w:tcMar>
+              <w:top w:type="dxa" w:w="20"/>
+              <w:left w:type="dxa" w:w="0"/>
+              <w:bottom w:type="dxa" w:w="20"/>
+              <w:right w:type="dxa" w:w="100"/>
+            </w:tcMar>
+            <w:vAlign w:val="bottom"/>
+          </w:tcPr>
+          <w:p>
+            <w:pPr>
+              <w:spacing w:after="0" w:line="240"/>
+            </w:pPr>
+            <w:r>
+              <w:rPr>
+                <w:rFonts w:ascii="Calibri" w:cs="Calibri" w:eastAsia="Calibri" w:hAnsi="Calibri"/>
+                <w:b/>
+                <w:bCs/>
+                <w:sz w:val="21"/>
+                <w:szCs w:val="21"/>
+              </w:rPr>
+              <w:t xml:space="preserve">Email:</w:t>
+            </w:r>
+          </w:p>
+        </w:tc>
+        <w:tc>
+          <w:tcPr>
+            <w:tcW w:type="dxa" w:w="9590"/>
+            <w:tcBorders>
+              <w:top w:val="none" w:color="FFFFFF" w:sz="0"/>
+              <w:left w:val="none" w:color="FFFFFF" w:sz="0"/>
+              <w:bottom w:val="single" w:color="000000" w:sz="6"/>
+              <w:right w:val="none" w:color="FFFFFF" w:sz="0"/>
+            </w:tcBorders>
+            <w:tcMar>
+              <w:top w:type="dxa" w:w="20"/>
+              <w:left w:type="dxa" w:w="0"/>
+              <w:bottom w:type="dxa" w:w="20"/>
+              <w:right w:type="dxa" w:w="100"/>
+            </w:tcMar>
+            <w:vAlign w:val="bottom"/>
+          </w:tcPr>
+          <w:p>
+            <w:pPr>
+              <w:spacing w:after="0" w:line="240"/>
+            </w:pPr>
+            <w:r>
+              <w:rPr>
+                <w:rFonts w:ascii="Calibri" w:cs="Calibri" w:eastAsia="Calibri" w:hAnsi="Calibri"/>
+                <w:sz w:val="21"/>
+                <w:szCs w:val="21"/>
+              </w:rPr>
+              <w:t xml:space="preserve"/>
+            </w:r>
+          </w:p>
+        </w:tc>
+      </w:tr>
+    </w:tbl>
+    <w:tbl>
+      <w:tblPr>
+        <w:tblW w:type="dxa" w:w="10540"/>
+        <w:tblBorders>
+          <w:top w:val="none" w:color="FFFFFF" w:sz="0"/>
+          <w:left w:val="none" w:color="FFFFFF" w:sz="0"/>
+          <w:bottom w:val="none" w:color="FFFFFF" w:sz="0"/>
+          <w:right w:val="none" w:color="FFFFFF" w:sz="0"/>
+          <w:insideH w:val="none" w:color="FFFFFF" w:sz="0"/>
+          <w:insideV w:val="none" w:color="FFFFFF" w:sz="0"/>
+        </w:tblBorders>
+      </w:tblPr>
+      <w:tblGrid>
+        <w:gridCol w:w="1200"/>
+        <w:gridCol w:w="9340"/>
+      </w:tblGrid>
+      <w:tr>
+        <w:trPr>
+          <w:trHeight w:val="440" w:hRule="atLeast"/>
+        </w:trPr>
+        <w:tc>
+          <w:tcPr>
+            <w:tcW w:type="dxa" w:w="1200"/>
+            <w:tcBorders>
+              <w:top w:val="none" w:color="FFFFFF" w:sz="0"/>
+              <w:left w:val="none" w:color="FFFFFF" w:sz="0"/>
+              <w:bottom w:val="none" w:color="FFFFFF" w:sz="0"/>
+              <w:right w:val="none" w:color="FFFFFF" w:sz="0"/>
+            </w:tcBorders>
+            <w:tcMar>
+              <w:top w:type="dxa" w:w="20"/>
+              <w:left w:type="dxa" w:w="0"/>
+              <w:bottom w:type="dxa" w:w="20"/>
+              <w:right w:type="dxa" w:w="100"/>
+            </w:tcMar>
+            <w:vAlign w:val="bottom"/>
+          </w:tcPr>
+          <w:p>
+            <w:pPr>
+              <w:spacing w:after="0" w:line="240"/>
+            </w:pPr>
+            <w:r>
+              <w:rPr>
+                <w:rFonts w:ascii="Calibri" w:cs="Calibri" w:eastAsia="Calibri" w:hAnsi="Calibri"/>
+                <w:b/>
+                <w:bCs/>
+                <w:sz w:val="21"/>
+                <w:szCs w:val="21"/>
+              </w:rPr>
+              <w:t xml:space="preserve">Address:</w:t>
+            </w:r>
+          </w:p>
+        </w:tc>
+        <w:tc>
+          <w:tcPr>
+            <w:tcW w:type="dxa" w:w="9340"/>
+            <w:tcBorders>
+              <w:top w:val="none" w:color="FFFFFF" w:sz="0"/>
+              <w:left w:val="none" w:color="FFFFFF" w:sz="0"/>
+              <w:bottom w:val="single" w:color="000000" w:sz="6"/>
+              <w:right w:val="none" w:color="FFFFFF" w:sz="0"/>
+            </w:tcBorders>
+            <w:tcMar>
+              <w:top w:type="dxa" w:w="20"/>
+              <w:left w:type="dxa" w:w="0"/>
+              <w:bottom w:type="dxa" w:w="20"/>
+              <w:right w:type="dxa" w:w="100"/>
+            </w:tcMar>
+            <w:vAlign w:val="bottom"/>
+          </w:tcPr>
+          <w:p>
+            <w:pPr>
+              <w:spacing w:after="0" w:line="240"/>
+            </w:pPr>
+            <w:r>
+              <w:rPr>
+                <w:rFonts w:ascii="Calibri" w:cs="Calibri" w:eastAsia="Calibri" w:hAnsi="Calibri"/>
+                <w:sz w:val="21"/>
+                <w:szCs w:val="21"/>
+              </w:rPr>
+              <w:t xml:space="preserve"/>
+            </w:r>
+          </w:p>
+        </w:tc>
+      </w:tr>
+    </w:tbl>
+    <w:tbl>
+      <w:tblPr>
+        <w:tblW w:type="dxa" w:w="10540"/>
         <w:tblBorders>
           <w:top w:val="none" w:color="FFFFFF" w:sz="0"/>
           <w:left w:val="none" w:color="FFFFFF" w:sz="0"/>
@@ -3274,11 +3188,11 @@
         <w:gridCol w:w="900"/>
         <w:gridCol w:w="1400"/>
         <w:gridCol w:w="640"/>
-        <w:gridCol w:w="2450"/>
+        <w:gridCol w:w="2550"/>
       </w:tblGrid>
       <w:tr>
         <w:trPr>
-          <w:trHeight w:val="460" w:hRule="atLeast"/>
+          <w:trHeight w:val="440" w:hRule="atLeast"/>
         </w:trPr>
         <w:tc>
           <w:tcPr>
@@ -3443,7 +3357,7 @@
         </w:tc>
         <w:tc>
           <w:tcPr>
-            <w:tcW w:type="dxa" w:w="2450"/>
+            <w:tcW w:type="dxa" w:w="2550"/>
             <w:tcBorders>
               <w:top w:val="none" w:color="FFFFFF" w:sz="0"/>
               <w:left w:val="none" w:color="FFFFFF" w:sz="0"/>
@@ -3476,7 +3390,7 @@
     </w:tbl>
     <w:tbl>
       <w:tblPr>
-        <w:tblW w:type="dxa" w:w="10400"/>
+        <w:tblW w:type="dxa" w:w="10540"/>
         <w:tblBorders>
           <w:top w:val="none" w:color="FFFFFF" w:sz="0"/>
           <w:left w:val="none" w:color="FFFFFF" w:sz="0"/>
@@ -3488,11 +3402,11 @@
       </w:tblPr>
       <w:tblGrid>
         <w:gridCol w:w="2800"/>
-        <w:gridCol w:w="7600"/>
+        <w:gridCol w:w="7740"/>
       </w:tblGrid>
       <w:tr>
         <w:trPr>
-          <w:trHeight w:val="460" w:hRule="atLeast"/>
+          <w:trHeight w:val="440" w:hRule="atLeast"/>
         </w:trPr>
         <w:tc>
           <w:tcPr>
@@ -3529,7 +3443,7 @@
         </w:tc>
         <w:tc>
           <w:tcPr>
-            <w:tcW w:type="dxa" w:w="7600"/>
+            <w:tcW w:type="dxa" w:w="7740"/>
             <w:tcBorders>
               <w:top w:val="none" w:color="FFFFFF" w:sz="0"/>
               <w:left w:val="none" w:color="FFFFFF" w:sz="0"/>
@@ -3575,7 +3489,7 @@
     </w:p>
     <w:p>
       <w:pPr>
-        <w:spacing w:after="130" w:line="250"/>
+        <w:spacing w:after="130" w:line="246"/>
       </w:pPr>
       <w:r>
         <w:rPr>
@@ -3590,7 +3504,7 @@
     </w:p>
     <w:tbl>
       <w:tblPr>
-        <w:tblW w:type="dxa" w:w="10400"/>
+        <w:tblW w:type="dxa" w:w="10540"/>
         <w:tblBorders>
           <w:top w:val="none" w:color="FFFFFF" w:sz="0"/>
           <w:left w:val="none" w:color="FFFFFF" w:sz="0"/>
@@ -3601,15 +3515,15 @@
         </w:tblBorders>
       </w:tblPr>
       <w:tblGrid>
-        <w:gridCol w:w="10400"/>
+        <w:gridCol w:w="10540"/>
       </w:tblGrid>
       <w:tr>
         <w:trPr>
-          <w:trHeight w:val="460" w:hRule="atLeast"/>
+          <w:trHeight w:val="440" w:hRule="atLeast"/>
         </w:trPr>
         <w:tc>
           <w:tcPr>
-            <w:tcW w:type="dxa" w:w="10400"/>
+            <w:tcW w:type="dxa" w:w="10540"/>
             <w:tcBorders>
               <w:top w:val="none" w:color="FFFFFF" w:sz="0"/>
               <w:left w:val="none" w:color="FFFFFF" w:sz="0"/>
@@ -3641,11 +3555,11 @@
       </w:tr>
       <w:tr>
         <w:trPr>
-          <w:trHeight w:val="460" w:hRule="atLeast"/>
+          <w:trHeight w:val="440" w:hRule="atLeast"/>
         </w:trPr>
         <w:tc>
           <w:tcPr>
-            <w:tcW w:type="dxa" w:w="10400"/>
+            <w:tcW w:type="dxa" w:w="10540"/>
             <w:tcBorders>
               <w:top w:val="none" w:color="FFFFFF" w:sz="0"/>
               <w:left w:val="none" w:color="FFFFFF" w:sz="0"/>
@@ -3677,47 +3591,11 @@
       </w:tr>
       <w:tr>
         <w:trPr>
-          <w:trHeight w:val="460" w:hRule="atLeast"/>
+          <w:trHeight w:val="440" w:hRule="atLeast"/>
         </w:trPr>
         <w:tc>
           <w:tcPr>
-            <w:tcW w:type="dxa" w:w="10400"/>
-            <w:tcBorders>
-              <w:top w:val="none" w:color="FFFFFF" w:sz="0"/>
-              <w:left w:val="none" w:color="FFFFFF" w:sz="0"/>
-              <w:bottom w:val="single" w:color="000000" w:sz="6"/>
-              <w:right w:val="none" w:color="FFFFFF" w:sz="0"/>
-            </w:tcBorders>
-            <w:tcMar>
-              <w:top w:type="dxa" w:w="20"/>
-              <w:left w:type="dxa" w:w="0"/>
-              <w:bottom w:type="dxa" w:w="20"/>
-              <w:right w:type="dxa" w:w="100"/>
-            </w:tcMar>
-            <w:vAlign w:val="bottom"/>
-          </w:tcPr>
-          <w:p>
-            <w:pPr>
-              <w:spacing w:after="0" w:line="240"/>
-            </w:pPr>
-            <w:r>
-              <w:rPr>
-                <w:rFonts w:ascii="Calibri" w:cs="Calibri" w:eastAsia="Calibri" w:hAnsi="Calibri"/>
-                <w:sz w:val="21"/>
-                <w:szCs w:val="21"/>
-              </w:rPr>
-              <w:t xml:space="preserve"/>
-            </w:r>
-          </w:p>
-        </w:tc>
-      </w:tr>
-      <w:tr>
-        <w:trPr>
-          <w:trHeight w:val="460" w:hRule="atLeast"/>
-        </w:trPr>
-        <w:tc>
-          <w:tcPr>
-            <w:tcW w:type="dxa" w:w="10400"/>
+            <w:tcW w:type="dxa" w:w="10540"/>
             <w:tcBorders>
               <w:top w:val="none" w:color="FFFFFF" w:sz="0"/>
               <w:left w:val="none" w:color="FFFFFF" w:sz="0"/>
@@ -3749,10 +3627,13 @@
       </w:tr>
     </w:tbl>
     <w:sectPr>
-      <w:footerReference w:type="default" r:id="rId7"/>
+      <w:headerReference w:type="default" r:id="rId7"/>
+      <w:headerReference w:type="first" r:id="rId8"/>
+      <w:footerReference w:type="default" r:id="rId9"/>
       <w:pgSz w:w="12240" w:h="15840" w:orient="portrait"/>
-      <w:pgMar w:top="700" w:right="920" w:bottom="640" w:left="920" w:header="708" w:footer="708" w:gutter="0"/>
+      <w:pgMar w:top="880" w:right="850" w:bottom="620" w:left="850" w:header="360" w:footer="270" w:gutter="0"/>
       <w:pgNumType/>
+      <w:titlePg/>
       <w:docGrid w:linePitch="360"/>
     </w:sectPr>
   </w:body>
@@ -3900,6 +3781,47 @@
     </w:p>
   </w:footnote>
 </w:footnotes>
+</file>
+
+<file path=word/header1.xml><?xml version="1.0" encoding="utf-8"?>
+<w:hdr xmlns:wpc="http://schemas.microsoft.com/office/word/2010/wordprocessingCanvas" xmlns:mc="http://schemas.openxmlformats.org/markup-compatibility/2006" xmlns:o="urn:schemas-microsoft-com:office:office" xmlns:r="http://schemas.openxmlformats.org/officeDocument/2006/relationships" xmlns:m="http://schemas.openxmlformats.org/officeDocument/2006/math" xmlns:v="urn:schemas-microsoft-com:vml" xmlns:wp14="http://schemas.microsoft.com/office/word/2010/wordprocessingDrawing" xmlns:wp="http://schemas.openxmlformats.org/drawingml/2006/wordprocessingDrawing" xmlns:w10="urn:schemas-microsoft-com:office:word" xmlns:w="http://schemas.openxmlformats.org/wordprocessingml/2006/main" xmlns:w14="http://schemas.microsoft.com/office/word/2010/wordml" xmlns:w15="http://schemas.microsoft.com/office/word/2012/wordml" xmlns:wpg="http://schemas.microsoft.com/office/word/2010/wordprocessingGroup" xmlns:wpi="http://schemas.microsoft.com/office/word/2010/wordprocessingInk" xmlns:wne="http://schemas.microsoft.com/office/word/2006/wordml" xmlns:wps="http://schemas.microsoft.com/office/word/2010/wordprocessingShape" xmlns:cx="http://schemas.microsoft.com/office/drawing/2014/chartex" xmlns:cx1="http://schemas.microsoft.com/office/drawing/2015/9/8/chartex" xmlns:cx2="http://schemas.microsoft.com/office/drawing/2015/10/21/chartex" xmlns:cx3="http://schemas.microsoft.com/office/drawing/2016/5/9/chartex" xmlns:cx4="http://schemas.microsoft.com/office/drawing/2016/5/10/chartex" xmlns:cx5="http://schemas.microsoft.com/office/drawing/2016/5/11/chartex" xmlns:cx6="http://schemas.microsoft.com/office/drawing/2016/5/12/chartex" xmlns:cx7="http://schemas.microsoft.com/office/drawing/2016/5/13/chartex" xmlns:cx8="http://schemas.microsoft.com/office/drawing/2016/5/14/chartex" xmlns:w16cid="http://schemas.microsoft.com/office/word/2016/wordml/cid" xmlns:w16se="http://schemas.microsoft.com/office/word/2015/wordml/symex">
+  <w:p>
+    <w:pPr>
+      <w:spacing w:after="20" w:line="240"/>
+      <w:jc w:val="center"/>
+    </w:pPr>
+    <w:r>
+      <w:rPr>
+        <w:rFonts w:ascii="Calibri" w:cs="Calibri" w:eastAsia="Calibri" w:hAnsi="Calibri"/>
+        <w:b/>
+        <w:bCs/>
+        <w:sz w:val="22"/>
+        <w:szCs w:val="22"/>
+      </w:rPr>
+      <w:t xml:space="preserve">HIGH CALIBER ESTATE SALES LLC</w:t>
+    </w:r>
+  </w:p>
+  <w:p>
+    <w:pPr>
+      <w:pBdr>
+        <w:bottom w:val="single" w:color="000000" w:sz="6" w:space="1"/>
+      </w:pBdr>
+      <w:spacing w:after="0"/>
+    </w:pPr>
+    <w:r>
+      <w:rPr>
+        <w:rFonts w:ascii="Calibri" w:cs="Calibri" w:eastAsia="Calibri" w:hAnsi="Calibri"/>
+        <w:sz w:val="21"/>
+        <w:szCs w:val="21"/>
+      </w:rPr>
+      <w:t xml:space="preserve"/>
+    </w:r>
+  </w:p>
+</w:hdr>
+</file>
+
+<file path=word/header2.xml><?xml version="1.0" encoding="utf-8"?>
+<w:hdr xmlns:wpc="http://schemas.microsoft.com/office/word/2010/wordprocessingCanvas" xmlns:mc="http://schemas.openxmlformats.org/markup-compatibility/2006" xmlns:o="urn:schemas-microsoft-com:office:office" xmlns:r="http://schemas.openxmlformats.org/officeDocument/2006/relationships" xmlns:m="http://schemas.openxmlformats.org/officeDocument/2006/math" xmlns:v="urn:schemas-microsoft-com:vml" xmlns:wp14="http://schemas.microsoft.com/office/word/2010/wordprocessingDrawing" xmlns:wp="http://schemas.openxmlformats.org/drawingml/2006/wordprocessingDrawing" xmlns:w10="urn:schemas-microsoft-com:office:word" xmlns:w="http://schemas.openxmlformats.org/wordprocessingml/2006/main" xmlns:w14="http://schemas.microsoft.com/office/word/2010/wordml" xmlns:w15="http://schemas.microsoft.com/office/word/2012/wordml" xmlns:wpg="http://schemas.microsoft.com/office/word/2010/wordprocessingGroup" xmlns:wpi="http://schemas.microsoft.com/office/word/2010/wordprocessingInk" xmlns:wne="http://schemas.microsoft.com/office/word/2006/wordml" xmlns:wps="http://schemas.microsoft.com/office/word/2010/wordprocessingShape" xmlns:cx="http://schemas.microsoft.com/office/drawing/2014/chartex" xmlns:cx1="http://schemas.microsoft.com/office/drawing/2015/9/8/chartex" xmlns:cx2="http://schemas.microsoft.com/office/drawing/2015/10/21/chartex" xmlns:cx3="http://schemas.microsoft.com/office/drawing/2016/5/9/chartex" xmlns:cx4="http://schemas.microsoft.com/office/drawing/2016/5/10/chartex" xmlns:cx5="http://schemas.microsoft.com/office/drawing/2016/5/11/chartex" xmlns:cx6="http://schemas.microsoft.com/office/drawing/2016/5/12/chartex" xmlns:cx7="http://schemas.microsoft.com/office/drawing/2016/5/13/chartex" xmlns:cx8="http://schemas.microsoft.com/office/drawing/2016/5/14/chartex" xmlns:w16cid="http://schemas.microsoft.com/office/word/2016/wordml/cid" xmlns:w16se="http://schemas.microsoft.com/office/word/2015/wordml/symex"/>
 </file>
 
 <file path=word/numbering.xml><?xml version="1.0" encoding="utf-8"?>

--- a/contracts/High_Caliber_Estate_Sales_Agreement.docx
+++ b/contracts/High_Caliber_Estate_Sales_Agreement.docx
@@ -3631,7 +3631,7 @@
       <w:headerReference w:type="first" r:id="rId8"/>
       <w:footerReference w:type="default" r:id="rId9"/>
       <w:pgSz w:w="12240" w:h="15840" w:orient="portrait"/>
-      <w:pgMar w:top="880" w:right="850" w:bottom="620" w:left="850" w:header="360" w:footer="270" w:gutter="0"/>
+      <w:pgMar w:top="950" w:right="850" w:bottom="620" w:left="850" w:header="340" w:footer="270" w:gutter="0"/>
       <w:pgNumType/>
       <w:titlePg/>
       <w:docGrid w:linePitch="360"/>

--- a/contracts/High_Caliber_Estate_Sales_Agreement.docx
+++ b/contracts/High_Caliber_Estate_Sales_Agreement.docx
@@ -73,7 +73,7 @@
           <w:sz w:val="19"/>
           <w:szCs w:val="19"/>
         </w:rPr>
-        <w:t xml:space="preserve">Owner: [OWNER NAME]</w:t>
+        <w:t xml:space="preserve">William Faitel  •  Casey Faitel, Members</w:t>
       </w:r>
     </w:p>
     <w:p>
@@ -2681,7 +2681,7 @@
     </w:p>
     <w:p>
       <w:pPr>
-        <w:spacing w:after="200" w:line="246"/>
+        <w:spacing w:after="140" w:line="246"/>
       </w:pPr>
       <w:r>
         <w:rPr>
@@ -2691,7 +2691,326 @@
           <w:sz w:val="22"/>
           <w:szCs w:val="22"/>
         </w:rPr>
-        <w:t xml:space="preserve">Liquidator:  High Caliber Estate Sales LLC</w:t>
+        <w:t xml:space="preserve">LIQUIDATOR:  High Caliber Estate Sales LLC</w:t>
+      </w:r>
+    </w:p>
+    <w:tbl>
+      <w:tblPr>
+        <w:tblW w:type="dxa" w:w="10540"/>
+        <w:tblBorders>
+          <w:top w:val="none" w:color="FFFFFF" w:sz="0"/>
+          <w:left w:val="none" w:color="FFFFFF" w:sz="0"/>
+          <w:bottom w:val="none" w:color="FFFFFF" w:sz="0"/>
+          <w:right w:val="none" w:color="FFFFFF" w:sz="0"/>
+          <w:insideH w:val="none" w:color="FFFFFF" w:sz="0"/>
+          <w:insideV w:val="none" w:color="FFFFFF" w:sz="0"/>
+        </w:tblBorders>
+      </w:tblPr>
+      <w:tblGrid>
+        <w:gridCol w:w="2900"/>
+        <w:gridCol w:w="2370"/>
+        <w:gridCol w:w="800"/>
+        <w:gridCol w:w="4470"/>
+      </w:tblGrid>
+      <w:tr>
+        <w:trPr>
+          <w:trHeight w:val="440" w:hRule="atLeast"/>
+        </w:trPr>
+        <w:tc>
+          <w:tcPr>
+            <w:tcW w:type="dxa" w:w="2900"/>
+            <w:tcBorders>
+              <w:top w:val="none" w:color="FFFFFF" w:sz="0"/>
+              <w:left w:val="none" w:color="FFFFFF" w:sz="0"/>
+              <w:bottom w:val="none" w:color="FFFFFF" w:sz="0"/>
+              <w:right w:val="none" w:color="FFFFFF" w:sz="0"/>
+            </w:tcBorders>
+            <w:tcMar>
+              <w:top w:type="dxa" w:w="20"/>
+              <w:left w:type="dxa" w:w="0"/>
+              <w:bottom w:type="dxa" w:w="20"/>
+              <w:right w:type="dxa" w:w="100"/>
+            </w:tcMar>
+            <w:vAlign w:val="bottom"/>
+          </w:tcPr>
+          <w:p>
+            <w:pPr>
+              <w:spacing w:after="0" w:line="240"/>
+            </w:pPr>
+            <w:r>
+              <w:rPr>
+                <w:rFonts w:ascii="Calibri" w:cs="Calibri" w:eastAsia="Calibri" w:hAnsi="Calibri"/>
+                <w:b/>
+                <w:bCs/>
+                <w:sz w:val="21"/>
+                <w:szCs w:val="21"/>
+              </w:rPr>
+              <w:t xml:space="preserve">By: William Faitel, Member</w:t>
+            </w:r>
+          </w:p>
+        </w:tc>
+        <w:tc>
+          <w:tcPr>
+            <w:tcW w:type="dxa" w:w="2370"/>
+            <w:tcBorders>
+              <w:top w:val="none" w:color="FFFFFF" w:sz="0"/>
+              <w:left w:val="none" w:color="FFFFFF" w:sz="0"/>
+              <w:bottom w:val="single" w:color="000000" w:sz="6"/>
+              <w:right w:val="none" w:color="FFFFFF" w:sz="0"/>
+            </w:tcBorders>
+            <w:tcMar>
+              <w:top w:type="dxa" w:w="20"/>
+              <w:left w:type="dxa" w:w="0"/>
+              <w:bottom w:type="dxa" w:w="20"/>
+              <w:right w:type="dxa" w:w="100"/>
+            </w:tcMar>
+            <w:vAlign w:val="bottom"/>
+          </w:tcPr>
+          <w:p>
+            <w:pPr>
+              <w:spacing w:after="0" w:line="240"/>
+            </w:pPr>
+            <w:r>
+              <w:rPr>
+                <w:rFonts w:ascii="Calibri" w:cs="Calibri" w:eastAsia="Calibri" w:hAnsi="Calibri"/>
+                <w:sz w:val="21"/>
+                <w:szCs w:val="21"/>
+              </w:rPr>
+              <w:t xml:space="preserve"/>
+            </w:r>
+          </w:p>
+        </w:tc>
+        <w:tc>
+          <w:tcPr>
+            <w:tcW w:type="dxa" w:w="800"/>
+            <w:tcBorders>
+              <w:top w:val="none" w:color="FFFFFF" w:sz="0"/>
+              <w:left w:val="none" w:color="FFFFFF" w:sz="0"/>
+              <w:bottom w:val="none" w:color="FFFFFF" w:sz="0"/>
+              <w:right w:val="none" w:color="FFFFFF" w:sz="0"/>
+            </w:tcBorders>
+            <w:tcMar>
+              <w:top w:type="dxa" w:w="20"/>
+              <w:left w:type="dxa" w:w="0"/>
+              <w:bottom w:type="dxa" w:w="20"/>
+              <w:right w:type="dxa" w:w="100"/>
+            </w:tcMar>
+            <w:vAlign w:val="bottom"/>
+          </w:tcPr>
+          <w:p>
+            <w:pPr>
+              <w:spacing w:after="0" w:line="240"/>
+            </w:pPr>
+            <w:r>
+              <w:rPr>
+                <w:rFonts w:ascii="Calibri" w:cs="Calibri" w:eastAsia="Calibri" w:hAnsi="Calibri"/>
+                <w:b/>
+                <w:bCs/>
+                <w:sz w:val="21"/>
+                <w:szCs w:val="21"/>
+              </w:rPr>
+              <w:t xml:space="preserve">Date:</w:t>
+            </w:r>
+          </w:p>
+        </w:tc>
+        <w:tc>
+          <w:tcPr>
+            <w:tcW w:type="dxa" w:w="4470"/>
+            <w:tcBorders>
+              <w:top w:val="none" w:color="FFFFFF" w:sz="0"/>
+              <w:left w:val="none" w:color="FFFFFF" w:sz="0"/>
+              <w:bottom w:val="single" w:color="000000" w:sz="6"/>
+              <w:right w:val="none" w:color="FFFFFF" w:sz="0"/>
+            </w:tcBorders>
+            <w:tcMar>
+              <w:top w:type="dxa" w:w="20"/>
+              <w:left w:type="dxa" w:w="0"/>
+              <w:bottom w:type="dxa" w:w="20"/>
+              <w:right w:type="dxa" w:w="100"/>
+            </w:tcMar>
+            <w:vAlign w:val="bottom"/>
+          </w:tcPr>
+          <w:p>
+            <w:pPr>
+              <w:spacing w:after="0" w:line="240"/>
+            </w:pPr>
+            <w:r>
+              <w:rPr>
+                <w:rFonts w:ascii="Calibri" w:cs="Calibri" w:eastAsia="Calibri" w:hAnsi="Calibri"/>
+                <w:sz w:val="21"/>
+                <w:szCs w:val="21"/>
+              </w:rPr>
+              <w:t xml:space="preserve"/>
+            </w:r>
+          </w:p>
+        </w:tc>
+      </w:tr>
+    </w:tbl>
+    <w:tbl>
+      <w:tblPr>
+        <w:tblW w:type="dxa" w:w="10540"/>
+        <w:tblBorders>
+          <w:top w:val="none" w:color="FFFFFF" w:sz="0"/>
+          <w:left w:val="none" w:color="FFFFFF" w:sz="0"/>
+          <w:bottom w:val="none" w:color="FFFFFF" w:sz="0"/>
+          <w:right w:val="none" w:color="FFFFFF" w:sz="0"/>
+          <w:insideH w:val="none" w:color="FFFFFF" w:sz="0"/>
+          <w:insideV w:val="none" w:color="FFFFFF" w:sz="0"/>
+        </w:tblBorders>
+      </w:tblPr>
+      <w:tblGrid>
+        <w:gridCol w:w="2900"/>
+        <w:gridCol w:w="2370"/>
+        <w:gridCol w:w="800"/>
+        <w:gridCol w:w="4470"/>
+      </w:tblGrid>
+      <w:tr>
+        <w:trPr>
+          <w:trHeight w:val="440" w:hRule="atLeast"/>
+        </w:trPr>
+        <w:tc>
+          <w:tcPr>
+            <w:tcW w:type="dxa" w:w="2900"/>
+            <w:tcBorders>
+              <w:top w:val="none" w:color="FFFFFF" w:sz="0"/>
+              <w:left w:val="none" w:color="FFFFFF" w:sz="0"/>
+              <w:bottom w:val="none" w:color="FFFFFF" w:sz="0"/>
+              <w:right w:val="none" w:color="FFFFFF" w:sz="0"/>
+            </w:tcBorders>
+            <w:tcMar>
+              <w:top w:type="dxa" w:w="20"/>
+              <w:left w:type="dxa" w:w="0"/>
+              <w:bottom w:type="dxa" w:w="20"/>
+              <w:right w:type="dxa" w:w="100"/>
+            </w:tcMar>
+            <w:vAlign w:val="bottom"/>
+          </w:tcPr>
+          <w:p>
+            <w:pPr>
+              <w:spacing w:after="0" w:line="240"/>
+            </w:pPr>
+            <w:r>
+              <w:rPr>
+                <w:rFonts w:ascii="Calibri" w:cs="Calibri" w:eastAsia="Calibri" w:hAnsi="Calibri"/>
+                <w:b/>
+                <w:bCs/>
+                <w:sz w:val="21"/>
+                <w:szCs w:val="21"/>
+              </w:rPr>
+              <w:t xml:space="preserve">By: Casey Faitel, Member</w:t>
+            </w:r>
+          </w:p>
+        </w:tc>
+        <w:tc>
+          <w:tcPr>
+            <w:tcW w:type="dxa" w:w="2370"/>
+            <w:tcBorders>
+              <w:top w:val="none" w:color="FFFFFF" w:sz="0"/>
+              <w:left w:val="none" w:color="FFFFFF" w:sz="0"/>
+              <w:bottom w:val="single" w:color="000000" w:sz="6"/>
+              <w:right w:val="none" w:color="FFFFFF" w:sz="0"/>
+            </w:tcBorders>
+            <w:tcMar>
+              <w:top w:type="dxa" w:w="20"/>
+              <w:left w:type="dxa" w:w="0"/>
+              <w:bottom w:type="dxa" w:w="20"/>
+              <w:right w:type="dxa" w:w="100"/>
+            </w:tcMar>
+            <w:vAlign w:val="bottom"/>
+          </w:tcPr>
+          <w:p>
+            <w:pPr>
+              <w:spacing w:after="0" w:line="240"/>
+            </w:pPr>
+            <w:r>
+              <w:rPr>
+                <w:rFonts w:ascii="Calibri" w:cs="Calibri" w:eastAsia="Calibri" w:hAnsi="Calibri"/>
+                <w:sz w:val="21"/>
+                <w:szCs w:val="21"/>
+              </w:rPr>
+              <w:t xml:space="preserve"/>
+            </w:r>
+          </w:p>
+        </w:tc>
+        <w:tc>
+          <w:tcPr>
+            <w:tcW w:type="dxa" w:w="800"/>
+            <w:tcBorders>
+              <w:top w:val="none" w:color="FFFFFF" w:sz="0"/>
+              <w:left w:val="none" w:color="FFFFFF" w:sz="0"/>
+              <w:bottom w:val="none" w:color="FFFFFF" w:sz="0"/>
+              <w:right w:val="none" w:color="FFFFFF" w:sz="0"/>
+            </w:tcBorders>
+            <w:tcMar>
+              <w:top w:type="dxa" w:w="20"/>
+              <w:left w:type="dxa" w:w="0"/>
+              <w:bottom w:type="dxa" w:w="20"/>
+              <w:right w:type="dxa" w:w="100"/>
+            </w:tcMar>
+            <w:vAlign w:val="bottom"/>
+          </w:tcPr>
+          <w:p>
+            <w:pPr>
+              <w:spacing w:after="0" w:line="240"/>
+            </w:pPr>
+            <w:r>
+              <w:rPr>
+                <w:rFonts w:ascii="Calibri" w:cs="Calibri" w:eastAsia="Calibri" w:hAnsi="Calibri"/>
+                <w:b/>
+                <w:bCs/>
+                <w:sz w:val="21"/>
+                <w:szCs w:val="21"/>
+              </w:rPr>
+              <w:t xml:space="preserve">Date:</w:t>
+            </w:r>
+          </w:p>
+        </w:tc>
+        <w:tc>
+          <w:tcPr>
+            <w:tcW w:type="dxa" w:w="4470"/>
+            <w:tcBorders>
+              <w:top w:val="none" w:color="FFFFFF" w:sz="0"/>
+              <w:left w:val="none" w:color="FFFFFF" w:sz="0"/>
+              <w:bottom w:val="single" w:color="000000" w:sz="6"/>
+              <w:right w:val="none" w:color="FFFFFF" w:sz="0"/>
+            </w:tcBorders>
+            <w:tcMar>
+              <w:top w:type="dxa" w:w="20"/>
+              <w:left w:type="dxa" w:w="0"/>
+              <w:bottom w:type="dxa" w:w="20"/>
+              <w:right w:type="dxa" w:w="100"/>
+            </w:tcMar>
+            <w:vAlign w:val="bottom"/>
+          </w:tcPr>
+          <w:p>
+            <w:pPr>
+              <w:spacing w:after="0" w:line="240"/>
+            </w:pPr>
+            <w:r>
+              <w:rPr>
+                <w:rFonts w:ascii="Calibri" w:cs="Calibri" w:eastAsia="Calibri" w:hAnsi="Calibri"/>
+                <w:sz w:val="21"/>
+                <w:szCs w:val="21"/>
+              </w:rPr>
+              <w:t xml:space="preserve"/>
+            </w:r>
+          </w:p>
+        </w:tc>
+      </w:tr>
+    </w:tbl>
+    <w:p>
+      <w:pPr>
+        <w:spacing w:after="140" w:before="260" w:line="246"/>
+      </w:pPr>
+      <w:r>
+        <w:rPr>
+          <w:rFonts w:ascii="Calibri" w:cs="Calibri" w:eastAsia="Calibri" w:hAnsi="Calibri"/>
+          <w:b/>
+          <w:bCs/>
+          <w:sz w:val="22"/>
+          <w:szCs w:val="22"/>
+        </w:rPr>
+        <w:t xml:space="preserve">SELLER:</w:t>
       </w:r>
     </w:p>
     <w:tbl>

--- a/contracts/High_Caliber_Estate_Sales_Agreement.docx
+++ b/contracts/High_Caliber_Estate_Sales_Agreement.docx
@@ -45,7 +45,7 @@
           <w:sz w:val="19"/>
           <w:szCs w:val="19"/>
         </w:rPr>
-        <w:t xml:space="preserve">32055 Wilson Drive, Warren, MI  [ZIP]</w:t>
+        <w:t xml:space="preserve">32055 Wellston Dr, Warren, MI 48093</w:t>
       </w:r>
     </w:p>
     <w:p>
@@ -59,7 +59,7 @@
           <w:sz w:val="19"/>
           <w:szCs w:val="19"/>
         </w:rPr>
-        <w:t xml:space="preserve">Phone: [PHONE]   •   Email: [EMAIL]   •   highcaliberestatesales.com</w:t>
+        <w:t xml:space="preserve">Phone: (586) 246-8620   •   Email: [EMAIL]   •   highcaliberestatesales.com</w:t>
       </w:r>
     </w:p>
     <w:p>

--- a/contracts/High_Caliber_Estate_Sales_Agreement.docx
+++ b/contracts/High_Caliber_Estate_Sales_Agreement.docx
@@ -59,7 +59,21 @@
           <w:sz w:val="19"/>
           <w:szCs w:val="19"/>
         </w:rPr>
-        <w:t xml:space="preserve">Phone: (586) 246-8620   •   Email: [EMAIL]   •   highcaliberestatesales.com</w:t>
+        <w:t xml:space="preserve">Phone: (586) 246-8620   •   contact@highcaliberestatesales.com</w:t>
+      </w:r>
+    </w:p>
+    <w:p>
+      <w:pPr>
+        <w:spacing w:after="30" w:line="240"/>
+        <w:jc w:val="center"/>
+      </w:pPr>
+      <w:r>
+        <w:rPr>
+          <w:rFonts w:ascii="Calibri" w:cs="Calibri" w:eastAsia="Calibri" w:hAnsi="Calibri"/>
+          <w:sz w:val="19"/>
+          <w:szCs w:val="19"/>
+        </w:rPr>
+        <w:t xml:space="preserve">highcaliberestatesales.com</w:t>
       </w:r>
     </w:p>
     <w:p>

--- a/contracts/High_Caliber_Estate_Sales_Agreement.docx
+++ b/contracts/High_Caliber_Estate_Sales_Agreement.docx
@@ -3963,6 +3963,7 @@
       <w:headerReference w:type="default" r:id="rId7"/>
       <w:headerReference w:type="first" r:id="rId8"/>
       <w:footerReference w:type="default" r:id="rId9"/>
+      <w:footerReference w:type="first" r:id="rId10"/>
       <w:pgSz w:w="12240" w:h="15840" w:orient="portrait"/>
       <w:pgMar w:top="950" w:right="850" w:bottom="620" w:left="850" w:header="340" w:footer="270" w:gutter="0"/>
       <w:pgNumType/>
@@ -4015,6 +4016,71 @@
 </file>
 
 <file path=word/footer1.xml><?xml version="1.0" encoding="utf-8"?>
+<w:ftr xmlns:wpc="http://schemas.microsoft.com/office/word/2010/wordprocessingCanvas" xmlns:mc="http://schemas.openxmlformats.org/markup-compatibility/2006" xmlns:o="urn:schemas-microsoft-com:office:office" xmlns:r="http://schemas.openxmlformats.org/officeDocument/2006/relationships" xmlns:m="http://schemas.openxmlformats.org/officeDocument/2006/math" xmlns:v="urn:schemas-microsoft-com:vml" xmlns:wp14="http://schemas.microsoft.com/office/word/2010/wordprocessingDrawing" xmlns:wp="http://schemas.openxmlformats.org/drawingml/2006/wordprocessingDrawing" xmlns:w10="urn:schemas-microsoft-com:office:word" xmlns:w="http://schemas.openxmlformats.org/wordprocessingml/2006/main" xmlns:w14="http://schemas.microsoft.com/office/word/2010/wordml" xmlns:w15="http://schemas.microsoft.com/office/word/2012/wordml" xmlns:wpg="http://schemas.microsoft.com/office/word/2010/wordprocessingGroup" xmlns:wpi="http://schemas.microsoft.com/office/word/2010/wordprocessingInk" xmlns:wne="http://schemas.microsoft.com/office/word/2006/wordml" xmlns:wps="http://schemas.microsoft.com/office/word/2010/wordprocessingShape">
+  <w:p>
+    <w:pPr>
+      <w:spacing w:before="100"/>
+      <w:jc w:val="center"/>
+    </w:pPr>
+    <w:r>
+      <w:rPr>
+        <w:rFonts w:ascii="Calibri" w:cs="Calibri" w:eastAsia="Calibri" w:hAnsi="Calibri"/>
+        <w:sz w:val="15"/>
+        <w:szCs w:val="15"/>
+      </w:rPr>
+      <w:t xml:space="preserve">High Caliber Estate Sales LLC — Agreement to Conduct Estate Sale     Seller Initials: </w:t>
+    </w:r>
+    <w:r>
+      <w:rPr>
+        <w:rFonts w:ascii="Calibri" w:cs="Calibri" w:eastAsia="Calibri" w:hAnsi="Calibri"/>
+        <w:sz w:val="15"/>
+        <w:szCs w:val="15"/>
+      </w:rPr>
+      <w:t xml:space="preserve">_________</w:t>
+    </w:r>
+    <w:r>
+      <w:rPr>
+        <w:rFonts w:ascii="Calibri" w:cs="Calibri" w:eastAsia="Calibri" w:hAnsi="Calibri"/>
+        <w:sz w:val="15"/>
+        <w:szCs w:val="15"/>
+      </w:rPr>
+      <w:t xml:space="preserve">     Page </w:t>
+    </w:r>
+    <w:r>
+      <w:rPr>
+        <w:rFonts w:ascii="Calibri" w:cs="Calibri" w:eastAsia="Calibri" w:hAnsi="Calibri"/>
+        <w:sz w:val="15"/>
+        <w:szCs w:val="15"/>
+      </w:rPr>
+      <w:fldChar w:fldCharType="begin"/>
+      <w:instrText xml:space="preserve">PAGE</w:instrText>
+      <w:fldChar w:fldCharType="separate"/>
+      <w:fldChar w:fldCharType="end"/>
+    </w:r>
+    <w:r>
+      <w:rPr>
+        <w:rFonts w:ascii="Calibri" w:cs="Calibri" w:eastAsia="Calibri" w:hAnsi="Calibri"/>
+        <w:sz w:val="15"/>
+        <w:szCs w:val="15"/>
+      </w:rPr>
+      <w:t xml:space="preserve"> of </w:t>
+    </w:r>
+    <w:r>
+      <w:rPr>
+        <w:rFonts w:ascii="Calibri" w:cs="Calibri" w:eastAsia="Calibri" w:hAnsi="Calibri"/>
+        <w:sz w:val="15"/>
+        <w:szCs w:val="15"/>
+      </w:rPr>
+      <w:fldChar w:fldCharType="begin"/>
+      <w:instrText xml:space="preserve">NUMPAGES</w:instrText>
+      <w:fldChar w:fldCharType="separate"/>
+      <w:fldChar w:fldCharType="end"/>
+    </w:r>
+  </w:p>
+</w:ftr>
+</file>
+
+<file path=word/footer2.xml><?xml version="1.0" encoding="utf-8"?>
 <w:ftr xmlns:wpc="http://schemas.microsoft.com/office/word/2010/wordprocessingCanvas" xmlns:mc="http://schemas.openxmlformats.org/markup-compatibility/2006" xmlns:o="urn:schemas-microsoft-com:office:office" xmlns:r="http://schemas.openxmlformats.org/officeDocument/2006/relationships" xmlns:m="http://schemas.openxmlformats.org/officeDocument/2006/math" xmlns:v="urn:schemas-microsoft-com:vml" xmlns:wp14="http://schemas.microsoft.com/office/word/2010/wordprocessingDrawing" xmlns:wp="http://schemas.openxmlformats.org/drawingml/2006/wordprocessingDrawing" xmlns:w10="urn:schemas-microsoft-com:office:word" xmlns:w="http://schemas.openxmlformats.org/wordprocessingml/2006/main" xmlns:w14="http://schemas.microsoft.com/office/word/2010/wordml" xmlns:w15="http://schemas.microsoft.com/office/word/2012/wordml" xmlns:wpg="http://schemas.microsoft.com/office/word/2010/wordprocessingGroup" xmlns:wpi="http://schemas.microsoft.com/office/word/2010/wordprocessingInk" xmlns:wne="http://schemas.microsoft.com/office/word/2006/wordml" xmlns:wps="http://schemas.microsoft.com/office/word/2010/wordprocessingShape">
   <w:p>
     <w:pPr>
